--- a/입사지원서_임현홍.docx
+++ b/입사지원서_임현홍.docx
@@ -45,606 +45,6 @@
             </w:pPr>
             <w:r>
               <w:rPr>
-                <w:rFonts w:asciiTheme="minorHAnsi" w:eastAsiaTheme="minorHAnsi" w:hAnsiTheme="minorHAnsi" w:hint="eastAsia"/>
-                <w:bCs/>
-                <w:noProof/>
-                <w:sz w:val="22"/>
-              </w:rPr>
-              <mc:AlternateContent>
-                <mc:Choice Requires="wps">
-                  <w:drawing>
-                    <wp:anchor distT="0" distB="0" distL="114300" distR="114300" simplePos="0" relativeHeight="251664384" behindDoc="0" locked="0" layoutInCell="1" allowOverlap="1" wp14:anchorId="185C449A" wp14:editId="1B6A6880">
-                      <wp:simplePos x="0" y="0"/>
-                      <wp:positionH relativeFrom="column">
-                        <wp:posOffset>4581525</wp:posOffset>
-                      </wp:positionH>
-                      <wp:positionV relativeFrom="paragraph">
-                        <wp:posOffset>-64770</wp:posOffset>
-                      </wp:positionV>
-                      <wp:extent cx="1800225" cy="590550"/>
-                      <wp:effectExtent l="0" t="0" r="9525" b="0"/>
-                      <wp:wrapNone/>
-                      <wp:docPr id="4" name="Text Box 4"/>
-                      <wp:cNvGraphicFramePr/>
-                      <a:graphic xmlns:a="http://schemas.openxmlformats.org/drawingml/2006/main">
-                        <a:graphicData uri="http://schemas.microsoft.com/office/word/2010/wordprocessingShape">
-                          <wps:wsp>
-                            <wps:cNvSpPr txBox="1"/>
-                            <wps:spPr>
-                              <a:xfrm>
-                                <a:off x="0" y="0"/>
-                                <a:ext cx="1800225" cy="590550"/>
-                              </a:xfrm>
-                              <a:prstGeom prst="rect">
-                                <a:avLst/>
-                              </a:prstGeom>
-                              <a:solidFill>
-                                <a:schemeClr val="accent5">
-                                  <a:lumMod val="20000"/>
-                                  <a:lumOff val="80000"/>
-                                </a:schemeClr>
-                              </a:solidFill>
-                              <a:ln w="6350">
-                                <a:noFill/>
-                              </a:ln>
-                              <a:effectLst/>
-                            </wps:spPr>
-                            <wps:style>
-                              <a:lnRef idx="0">
-                                <a:schemeClr val="accent1"/>
-                              </a:lnRef>
-                              <a:fillRef idx="0">
-                                <a:schemeClr val="accent1"/>
-                              </a:fillRef>
-                              <a:effectRef idx="0">
-                                <a:schemeClr val="accent1"/>
-                              </a:effectRef>
-                              <a:fontRef idx="minor">
-                                <a:schemeClr val="dk1"/>
-                              </a:fontRef>
-                            </wps:style>
-                            <wps:txbx>
-                              <w:txbxContent>
-                                <w:p>
-                                  <w:pPr>
-                                    <w:spacing w:line="240" w:lineRule="auto"/>
-                                    <w:ind w:firstLineChars="50" w:firstLine="110"/>
-                                    <w:rPr>
-                                      <w:rFonts w:asciiTheme="minorHAnsi" w:eastAsiaTheme="minorHAnsi" w:hAnsiTheme="minorHAnsi"/>
-                                      <w:b/>
-                                      <w:bCs/>
-                                      <w:color w:val="404040" w:themeColor="text1" w:themeTint="BF"/>
-                                      <w:spacing w:val="-10"/>
-                                      <w:sz w:val="24"/>
-                                    </w:rPr>
-                                  </w:pPr>
-                                  <w:proofErr w:type="gramStart"/>
-                                  <w:r>
-                                    <w:rPr>
-                                      <w:rFonts w:asciiTheme="minorHAnsi" w:eastAsiaTheme="minorHAnsi" w:hAnsiTheme="minorHAnsi" w:hint="eastAsia"/>
-                                      <w:b/>
-                                      <w:bCs/>
-                                      <w:color w:val="404040" w:themeColor="text1" w:themeTint="BF"/>
-                                      <w:spacing w:val="-10"/>
-                                      <w:sz w:val="24"/>
-                                    </w:rPr>
-                                    <w:t>지</w:t>
-                                  </w:r>
-                                  <w:r>
-                                    <w:rPr>
-                                      <w:rFonts w:asciiTheme="minorHAnsi" w:eastAsiaTheme="minorHAnsi" w:hAnsiTheme="minorHAnsi"/>
-                                      <w:b/>
-                                      <w:bCs/>
-                                      <w:color w:val="404040" w:themeColor="text1" w:themeTint="BF"/>
-                                      <w:spacing w:val="-10"/>
-                                      <w:sz w:val="24"/>
-                                    </w:rPr>
-                                    <w:t>원기업</w:t>
-                                  </w:r>
-                                  <w:r>
-                                    <w:rPr>
-                                      <w:rFonts w:asciiTheme="minorHAnsi" w:eastAsiaTheme="minorHAnsi" w:hAnsiTheme="minorHAnsi" w:hint="eastAsia"/>
-                                      <w:b/>
-                                      <w:bCs/>
-                                      <w:color w:val="404040" w:themeColor="text1" w:themeTint="BF"/>
-                                      <w:spacing w:val="-10"/>
-                                      <w:sz w:val="24"/>
-                                    </w:rPr>
-                                    <w:t xml:space="preserve"> </w:t>
-                                  </w:r>
-                                  <w:r>
-                                    <w:rPr>
-                                      <w:rFonts w:asciiTheme="minorHAnsi" w:eastAsiaTheme="minorHAnsi" w:hAnsiTheme="minorHAnsi"/>
-                                      <w:b/>
-                                      <w:bCs/>
-                                      <w:color w:val="404040" w:themeColor="text1" w:themeTint="BF"/>
-                                      <w:spacing w:val="-10"/>
-                                      <w:sz w:val="24"/>
-                                    </w:rPr>
-                                    <w:t>:</w:t>
-                                  </w:r>
-                                  <w:proofErr w:type="gramEnd"/>
-                                  <w:r>
-                                    <w:rPr>
-                                      <w:rFonts w:asciiTheme="minorHAnsi" w:eastAsiaTheme="minorHAnsi" w:hAnsiTheme="minorHAnsi"/>
-                                      <w:b/>
-                                      <w:bCs/>
-                                      <w:color w:val="404040" w:themeColor="text1" w:themeTint="BF"/>
-                                      <w:spacing w:val="-10"/>
-                                      <w:sz w:val="24"/>
-                                    </w:rPr>
-                                    <w:t xml:space="preserve"> </w:t>
-                                  </w:r>
-                                  <w:proofErr w:type="spellStart"/>
-                                  <w:r>
-                                    <w:rPr>
-                                      <w:rFonts w:asciiTheme="minorHAnsi" w:eastAsiaTheme="minorHAnsi" w:hAnsiTheme="minorHAnsi" w:hint="eastAsia"/>
-                                      <w:b/>
-                                      <w:bCs/>
-                                      <w:color w:val="404040" w:themeColor="text1" w:themeTint="BF"/>
-                                      <w:spacing w:val="-10"/>
-                                      <w:sz w:val="24"/>
-                                    </w:rPr>
-                                    <w:t>굳갱랩스</w:t>
-                                  </w:r>
-                                  <w:proofErr w:type="spellEnd"/>
-                                </w:p>
-                                <w:p>
-                                  <w:pPr>
-                                    <w:spacing w:line="240" w:lineRule="auto"/>
-                                    <w:ind w:firstLineChars="50" w:firstLine="110"/>
-                                    <w:rPr>
-                                      <w:rFonts w:asciiTheme="minorHAnsi" w:eastAsiaTheme="minorHAnsi" w:hAnsiTheme="minorHAnsi"/>
-                                      <w:b/>
-                                      <w:bCs/>
-                                      <w:color w:val="404040" w:themeColor="text1" w:themeTint="BF"/>
-                                      <w:spacing w:val="-10"/>
-                                      <w:sz w:val="24"/>
-                                    </w:rPr>
-                                  </w:pPr>
-                                  <w:proofErr w:type="gramStart"/>
-                                  <w:r>
-                                    <w:rPr>
-                                      <w:rFonts w:asciiTheme="minorHAnsi" w:eastAsiaTheme="minorHAnsi" w:hAnsiTheme="minorHAnsi" w:hint="eastAsia"/>
-                                      <w:b/>
-                                      <w:bCs/>
-                                      <w:color w:val="404040" w:themeColor="text1" w:themeTint="BF"/>
-                                      <w:spacing w:val="-10"/>
-                                      <w:sz w:val="24"/>
-                                    </w:rPr>
-                                    <w:t>지</w:t>
-                                  </w:r>
-                                  <w:r>
-                                    <w:rPr>
-                                      <w:rFonts w:asciiTheme="minorHAnsi" w:eastAsiaTheme="minorHAnsi" w:hAnsiTheme="minorHAnsi"/>
-                                      <w:b/>
-                                      <w:bCs/>
-                                      <w:color w:val="404040" w:themeColor="text1" w:themeTint="BF"/>
-                                      <w:spacing w:val="-10"/>
-                                      <w:sz w:val="24"/>
-                                    </w:rPr>
-                                    <w:t>원</w:t>
-                                  </w:r>
-                                  <w:r>
-                                    <w:rPr>
-                                      <w:rFonts w:asciiTheme="minorHAnsi" w:eastAsiaTheme="minorHAnsi" w:hAnsiTheme="minorHAnsi" w:hint="eastAsia"/>
-                                      <w:b/>
-                                      <w:bCs/>
-                                      <w:color w:val="404040" w:themeColor="text1" w:themeTint="BF"/>
-                                      <w:spacing w:val="-10"/>
-                                      <w:sz w:val="24"/>
-                                    </w:rPr>
-                                    <w:t>직</w:t>
-                                  </w:r>
-                                  <w:r>
-                                    <w:rPr>
-                                      <w:rFonts w:asciiTheme="minorHAnsi" w:eastAsiaTheme="minorHAnsi" w:hAnsiTheme="minorHAnsi"/>
-                                      <w:b/>
-                                      <w:bCs/>
-                                      <w:color w:val="404040" w:themeColor="text1" w:themeTint="BF"/>
-                                      <w:spacing w:val="-10"/>
-                                      <w:sz w:val="24"/>
-                                    </w:rPr>
-                                    <w:t>무</w:t>
-                                  </w:r>
-                                  <w:r>
-                                    <w:rPr>
-                                      <w:rFonts w:asciiTheme="minorHAnsi" w:eastAsiaTheme="minorHAnsi" w:hAnsiTheme="minorHAnsi" w:hint="eastAsia"/>
-                                      <w:b/>
-                                      <w:bCs/>
-                                      <w:color w:val="404040" w:themeColor="text1" w:themeTint="BF"/>
-                                      <w:spacing w:val="-10"/>
-                                      <w:sz w:val="24"/>
-                                    </w:rPr>
-                                    <w:t xml:space="preserve"> </w:t>
-                                  </w:r>
-                                  <w:r>
-                                    <w:rPr>
-                                      <w:rFonts w:asciiTheme="minorHAnsi" w:eastAsiaTheme="minorHAnsi" w:hAnsiTheme="minorHAnsi"/>
-                                      <w:b/>
-                                      <w:bCs/>
-                                      <w:color w:val="404040" w:themeColor="text1" w:themeTint="BF"/>
-                                      <w:spacing w:val="-10"/>
-                                      <w:sz w:val="24"/>
-                                    </w:rPr>
-                                    <w:t>:</w:t>
-                                  </w:r>
-                                  <w:proofErr w:type="gramEnd"/>
-                                  <w:r>
-                                    <w:rPr>
-                                      <w:rFonts w:asciiTheme="minorHAnsi" w:eastAsiaTheme="minorHAnsi" w:hAnsiTheme="minorHAnsi"/>
-                                      <w:b/>
-                                      <w:bCs/>
-                                      <w:color w:val="404040" w:themeColor="text1" w:themeTint="BF"/>
-                                      <w:spacing w:val="-10"/>
-                                      <w:sz w:val="24"/>
-                                    </w:rPr>
-                                    <w:t xml:space="preserve"> </w:t>
-                                  </w:r>
-                                  <w:r>
-                                    <w:rPr>
-                                      <w:rFonts w:asciiTheme="minorHAnsi" w:eastAsiaTheme="minorHAnsi" w:hAnsiTheme="minorHAnsi" w:hint="eastAsia"/>
-                                      <w:b/>
-                                      <w:bCs/>
-                                      <w:color w:val="404040" w:themeColor="text1" w:themeTint="BF"/>
-                                      <w:spacing w:val="-10"/>
-                                      <w:sz w:val="20"/>
-                                      <w:szCs w:val="20"/>
-                                    </w:rPr>
-                                    <w:t>F</w:t>
-                                  </w:r>
-                                  <w:r>
-                                    <w:rPr>
-                                      <w:rFonts w:asciiTheme="minorHAnsi" w:eastAsiaTheme="minorHAnsi" w:hAnsiTheme="minorHAnsi"/>
-                                      <w:b/>
-                                      <w:bCs/>
-                                      <w:color w:val="404040" w:themeColor="text1" w:themeTint="BF"/>
-                                      <w:spacing w:val="-10"/>
-                                      <w:sz w:val="20"/>
-                                      <w:szCs w:val="20"/>
-                                    </w:rPr>
-                                    <w:t>ront-End</w:t>
-                                  </w:r>
-                                </w:p>
-                                <w:p>
-                                  <w:pPr>
-                                    <w:spacing w:line="240" w:lineRule="auto"/>
-                                    <w:ind w:firstLineChars="50" w:firstLine="110"/>
-                                    <w:rPr>
-                                      <w:rFonts w:asciiTheme="minorHAnsi" w:eastAsiaTheme="minorHAnsi" w:hAnsiTheme="minorHAnsi"/>
-                                      <w:b/>
-                                      <w:bCs/>
-                                      <w:color w:val="404040" w:themeColor="text1" w:themeTint="BF"/>
-                                      <w:spacing w:val="-10"/>
-                                      <w:sz w:val="24"/>
-                                    </w:rPr>
-                                  </w:pPr>
-                                </w:p>
-                              </w:txbxContent>
-                            </wps:txbx>
-                            <wps:bodyPr rot="0" spcFirstLastPara="0" vertOverflow="overflow" horzOverflow="overflow" vert="horz" wrap="square" lIns="91440" tIns="45720" rIns="91440" bIns="45720" numCol="1" spcCol="0" rtlCol="0" fromWordArt="0" anchor="t" anchorCtr="0" forceAA="0" compatLnSpc="1">
-                              <a:prstTxWarp prst="textNoShape">
-                                <a:avLst/>
-                              </a:prstTxWarp>
-                              <a:noAutofit/>
-                            </wps:bodyPr>
-                          </wps:wsp>
-                        </a:graphicData>
-                      </a:graphic>
-                      <wp14:sizeRelH relativeFrom="margin">
-                        <wp14:pctWidth>0</wp14:pctWidth>
-                      </wp14:sizeRelH>
-                      <wp14:sizeRelV relativeFrom="margin">
-                        <wp14:pctHeight>0</wp14:pctHeight>
-                      </wp14:sizeRelV>
-                    </wp:anchor>
-                  </w:drawing>
-                </mc:Choice>
-                <mc:Fallback>
-                  <w:pict>
-                    <v:shapetype w14:anchorId="185C449A" id="_x0000_t202" coordsize="21600,21600" o:spt="202" path="m,l,21600r21600,l21600,xe">
-                      <v:stroke joinstyle="miter"/>
-                      <v:path gradientshapeok="t" o:connecttype="rect"/>
-                    </v:shapetype>
-                    <v:shape id="Text Box 4" o:spid="_x0000_s1026" type="#_x0000_t202" style="position:absolute;left:0;text-align:left;margin-left:360.75pt;margin-top:-5.1pt;width:141.75pt;height:46.5pt;z-index:251664384;visibility:visible;mso-wrap-style:square;mso-width-percent:0;mso-height-percent:0;mso-wrap-distance-left:9pt;mso-wrap-distance-top:0;mso-wrap-distance-right:9pt;mso-wrap-distance-bottom:0;mso-position-horizontal:absolute;mso-position-horizontal-relative:text;mso-position-vertical:absolute;mso-position-vertical-relative:text;mso-width-percent:0;mso-height-percent:0;mso-width-relative:margin;mso-height-relative:margin;v-text-anchor:top" o:gfxdata="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" fillcolor="#deeaf6 [664]" stroked="f" strokeweight=".5pt">
-                      <v:textbox>
-                        <w:txbxContent>
-                          <w:p>
-                            <w:pPr>
-                              <w:spacing w:line="240" w:lineRule="auto"/>
-                              <w:ind w:firstLineChars="50" w:firstLine="110"/>
-                              <w:rPr>
-                                <w:rFonts w:asciiTheme="minorHAnsi" w:eastAsiaTheme="minorHAnsi" w:hAnsiTheme="minorHAnsi"/>
-                                <w:b/>
-                                <w:bCs/>
-                                <w:color w:val="404040" w:themeColor="text1" w:themeTint="BF"/>
-                                <w:spacing w:val="-10"/>
-                                <w:sz w:val="24"/>
-                              </w:rPr>
-                            </w:pPr>
-                            <w:proofErr w:type="gramStart"/>
-                            <w:r>
-                              <w:rPr>
-                                <w:rFonts w:asciiTheme="minorHAnsi" w:eastAsiaTheme="minorHAnsi" w:hAnsiTheme="minorHAnsi" w:hint="eastAsia"/>
-                                <w:b/>
-                                <w:bCs/>
-                                <w:color w:val="404040" w:themeColor="text1" w:themeTint="BF"/>
-                                <w:spacing w:val="-10"/>
-                                <w:sz w:val="24"/>
-                              </w:rPr>
-                              <w:t>지</w:t>
-                            </w:r>
-                            <w:r>
-                              <w:rPr>
-                                <w:rFonts w:asciiTheme="minorHAnsi" w:eastAsiaTheme="minorHAnsi" w:hAnsiTheme="minorHAnsi"/>
-                                <w:b/>
-                                <w:bCs/>
-                                <w:color w:val="404040" w:themeColor="text1" w:themeTint="BF"/>
-                                <w:spacing w:val="-10"/>
-                                <w:sz w:val="24"/>
-                              </w:rPr>
-                              <w:t>원기업</w:t>
-                            </w:r>
-                            <w:r>
-                              <w:rPr>
-                                <w:rFonts w:asciiTheme="minorHAnsi" w:eastAsiaTheme="minorHAnsi" w:hAnsiTheme="minorHAnsi" w:hint="eastAsia"/>
-                                <w:b/>
-                                <w:bCs/>
-                                <w:color w:val="404040" w:themeColor="text1" w:themeTint="BF"/>
-                                <w:spacing w:val="-10"/>
-                                <w:sz w:val="24"/>
-                              </w:rPr>
-                              <w:t xml:space="preserve"> </w:t>
-                            </w:r>
-                            <w:r>
-                              <w:rPr>
-                                <w:rFonts w:asciiTheme="minorHAnsi" w:eastAsiaTheme="minorHAnsi" w:hAnsiTheme="minorHAnsi"/>
-                                <w:b/>
-                                <w:bCs/>
-                                <w:color w:val="404040" w:themeColor="text1" w:themeTint="BF"/>
-                                <w:spacing w:val="-10"/>
-                                <w:sz w:val="24"/>
-                              </w:rPr>
-                              <w:t>:</w:t>
-                            </w:r>
-                            <w:proofErr w:type="gramEnd"/>
-                            <w:r>
-                              <w:rPr>
-                                <w:rFonts w:asciiTheme="minorHAnsi" w:eastAsiaTheme="minorHAnsi" w:hAnsiTheme="minorHAnsi"/>
-                                <w:b/>
-                                <w:bCs/>
-                                <w:color w:val="404040" w:themeColor="text1" w:themeTint="BF"/>
-                                <w:spacing w:val="-10"/>
-                                <w:sz w:val="24"/>
-                              </w:rPr>
-                              <w:t xml:space="preserve"> </w:t>
-                            </w:r>
-                            <w:proofErr w:type="spellStart"/>
-                            <w:r>
-                              <w:rPr>
-                                <w:rFonts w:asciiTheme="minorHAnsi" w:eastAsiaTheme="minorHAnsi" w:hAnsiTheme="minorHAnsi" w:hint="eastAsia"/>
-                                <w:b/>
-                                <w:bCs/>
-                                <w:color w:val="404040" w:themeColor="text1" w:themeTint="BF"/>
-                                <w:spacing w:val="-10"/>
-                                <w:sz w:val="24"/>
-                              </w:rPr>
-                              <w:t>굳갱랩스</w:t>
-                            </w:r>
-                            <w:proofErr w:type="spellEnd"/>
-                          </w:p>
-                          <w:p>
-                            <w:pPr>
-                              <w:spacing w:line="240" w:lineRule="auto"/>
-                              <w:ind w:firstLineChars="50" w:firstLine="110"/>
-                              <w:rPr>
-                                <w:rFonts w:asciiTheme="minorHAnsi" w:eastAsiaTheme="minorHAnsi" w:hAnsiTheme="minorHAnsi"/>
-                                <w:b/>
-                                <w:bCs/>
-                                <w:color w:val="404040" w:themeColor="text1" w:themeTint="BF"/>
-                                <w:spacing w:val="-10"/>
-                                <w:sz w:val="24"/>
-                              </w:rPr>
-                            </w:pPr>
-                            <w:proofErr w:type="gramStart"/>
-                            <w:r>
-                              <w:rPr>
-                                <w:rFonts w:asciiTheme="minorHAnsi" w:eastAsiaTheme="minorHAnsi" w:hAnsiTheme="minorHAnsi" w:hint="eastAsia"/>
-                                <w:b/>
-                                <w:bCs/>
-                                <w:color w:val="404040" w:themeColor="text1" w:themeTint="BF"/>
-                                <w:spacing w:val="-10"/>
-                                <w:sz w:val="24"/>
-                              </w:rPr>
-                              <w:t>지</w:t>
-                            </w:r>
-                            <w:r>
-                              <w:rPr>
-                                <w:rFonts w:asciiTheme="minorHAnsi" w:eastAsiaTheme="minorHAnsi" w:hAnsiTheme="minorHAnsi"/>
-                                <w:b/>
-                                <w:bCs/>
-                                <w:color w:val="404040" w:themeColor="text1" w:themeTint="BF"/>
-                                <w:spacing w:val="-10"/>
-                                <w:sz w:val="24"/>
-                              </w:rPr>
-                              <w:t>원</w:t>
-                            </w:r>
-                            <w:r>
-                              <w:rPr>
-                                <w:rFonts w:asciiTheme="minorHAnsi" w:eastAsiaTheme="minorHAnsi" w:hAnsiTheme="minorHAnsi" w:hint="eastAsia"/>
-                                <w:b/>
-                                <w:bCs/>
-                                <w:color w:val="404040" w:themeColor="text1" w:themeTint="BF"/>
-                                <w:spacing w:val="-10"/>
-                                <w:sz w:val="24"/>
-                              </w:rPr>
-                              <w:t>직</w:t>
-                            </w:r>
-                            <w:r>
-                              <w:rPr>
-                                <w:rFonts w:asciiTheme="minorHAnsi" w:eastAsiaTheme="minorHAnsi" w:hAnsiTheme="minorHAnsi"/>
-                                <w:b/>
-                                <w:bCs/>
-                                <w:color w:val="404040" w:themeColor="text1" w:themeTint="BF"/>
-                                <w:spacing w:val="-10"/>
-                                <w:sz w:val="24"/>
-                              </w:rPr>
-                              <w:t>무</w:t>
-                            </w:r>
-                            <w:r>
-                              <w:rPr>
-                                <w:rFonts w:asciiTheme="minorHAnsi" w:eastAsiaTheme="minorHAnsi" w:hAnsiTheme="minorHAnsi" w:hint="eastAsia"/>
-                                <w:b/>
-                                <w:bCs/>
-                                <w:color w:val="404040" w:themeColor="text1" w:themeTint="BF"/>
-                                <w:spacing w:val="-10"/>
-                                <w:sz w:val="24"/>
-                              </w:rPr>
-                              <w:t xml:space="preserve"> </w:t>
-                            </w:r>
-                            <w:r>
-                              <w:rPr>
-                                <w:rFonts w:asciiTheme="minorHAnsi" w:eastAsiaTheme="minorHAnsi" w:hAnsiTheme="minorHAnsi"/>
-                                <w:b/>
-                                <w:bCs/>
-                                <w:color w:val="404040" w:themeColor="text1" w:themeTint="BF"/>
-                                <w:spacing w:val="-10"/>
-                                <w:sz w:val="24"/>
-                              </w:rPr>
-                              <w:t>:</w:t>
-                            </w:r>
-                            <w:proofErr w:type="gramEnd"/>
-                            <w:r>
-                              <w:rPr>
-                                <w:rFonts w:asciiTheme="minorHAnsi" w:eastAsiaTheme="minorHAnsi" w:hAnsiTheme="minorHAnsi"/>
-                                <w:b/>
-                                <w:bCs/>
-                                <w:color w:val="404040" w:themeColor="text1" w:themeTint="BF"/>
-                                <w:spacing w:val="-10"/>
-                                <w:sz w:val="24"/>
-                              </w:rPr>
-                              <w:t xml:space="preserve"> </w:t>
-                            </w:r>
-                            <w:r>
-                              <w:rPr>
-                                <w:rFonts w:asciiTheme="minorHAnsi" w:eastAsiaTheme="minorHAnsi" w:hAnsiTheme="minorHAnsi" w:hint="eastAsia"/>
-                                <w:b/>
-                                <w:bCs/>
-                                <w:color w:val="404040" w:themeColor="text1" w:themeTint="BF"/>
-                                <w:spacing w:val="-10"/>
-                                <w:sz w:val="20"/>
-                                <w:szCs w:val="20"/>
-                              </w:rPr>
-                              <w:t>F</w:t>
-                            </w:r>
-                            <w:r>
-                              <w:rPr>
-                                <w:rFonts w:asciiTheme="minorHAnsi" w:eastAsiaTheme="minorHAnsi" w:hAnsiTheme="minorHAnsi"/>
-                                <w:b/>
-                                <w:bCs/>
-                                <w:color w:val="404040" w:themeColor="text1" w:themeTint="BF"/>
-                                <w:spacing w:val="-10"/>
-                                <w:sz w:val="20"/>
-                                <w:szCs w:val="20"/>
-                              </w:rPr>
-                              <w:t>ront-End</w:t>
-                            </w:r>
-                          </w:p>
-                          <w:p>
-                            <w:pPr>
-                              <w:spacing w:line="240" w:lineRule="auto"/>
-                              <w:ind w:firstLineChars="50" w:firstLine="110"/>
-                              <w:rPr>
-                                <w:rFonts w:asciiTheme="minorHAnsi" w:eastAsiaTheme="minorHAnsi" w:hAnsiTheme="minorHAnsi"/>
-                                <w:b/>
-                                <w:bCs/>
-                                <w:color w:val="404040" w:themeColor="text1" w:themeTint="BF"/>
-                                <w:spacing w:val="-10"/>
-                                <w:sz w:val="24"/>
-                              </w:rPr>
-                            </w:pPr>
-                          </w:p>
-                        </w:txbxContent>
-                      </v:textbox>
-                    </v:shape>
-                  </w:pict>
-                </mc:Fallback>
-              </mc:AlternateContent>
-            </w:r>
-            <w:r>
-              <w:rPr>
-                <w:rFonts w:ascii="맑은 고딕" w:eastAsia="맑은 고딕" w:hAnsi="맑은 고딕"/>
-                <w:b/>
-                <w:bCs/>
-                <w:noProof/>
-                <w:sz w:val="60"/>
-                <w:szCs w:val="54"/>
-              </w:rPr>
-              <w:drawing>
-                <wp:anchor distT="0" distB="0" distL="114300" distR="114300" simplePos="0" relativeHeight="251677696" behindDoc="0" locked="0" layoutInCell="1" allowOverlap="1" wp14:anchorId="422EC5B1" wp14:editId="1762DE09">
-                  <wp:simplePos x="0" y="0"/>
-                  <wp:positionH relativeFrom="column">
-                    <wp:posOffset>1753235</wp:posOffset>
-                  </wp:positionH>
-                  <wp:positionV relativeFrom="paragraph">
-                    <wp:posOffset>63500</wp:posOffset>
-                  </wp:positionV>
-                  <wp:extent cx="561975" cy="403225"/>
-                  <wp:effectExtent l="0" t="0" r="9525" b="0"/>
-                  <wp:wrapNone/>
-                  <wp:docPr id="1" name="그림 1"/>
-                  <wp:cNvGraphicFramePr>
-                    <a:graphicFrameLocks xmlns:a="http://schemas.openxmlformats.org/drawingml/2006/main" noChangeAspect="1"/>
-                  </wp:cNvGraphicFramePr>
-                  <a:graphic xmlns:a="http://schemas.openxmlformats.org/drawingml/2006/main">
-                    <a:graphicData uri="http://schemas.openxmlformats.org/drawingml/2006/picture">
-                      <pic:pic xmlns:pic="http://schemas.openxmlformats.org/drawingml/2006/picture">
-                        <pic:nvPicPr>
-                          <pic:cNvPr id="0" name="Picture 1"/>
-                          <pic:cNvPicPr>
-                            <a:picLocks noChangeAspect="1" noChangeArrowheads="1"/>
-                          </pic:cNvPicPr>
-                        </pic:nvPicPr>
-                        <pic:blipFill>
-                          <a:blip r:embed="rId8">
-                            <a:extLst>
-                              <a:ext uri="{28A0092B-C50C-407E-A947-70E740481C1C}">
-                                <a14:useLocalDpi xmlns:a14="http://schemas.microsoft.com/office/drawing/2010/main" val="0"/>
-                              </a:ext>
-                            </a:extLst>
-                          </a:blip>
-                          <a:srcRect/>
-                          <a:stretch>
-                            <a:fillRect/>
-                          </a:stretch>
-                        </pic:blipFill>
-                        <pic:spPr bwMode="auto">
-                          <a:xfrm>
-                            <a:off x="0" y="0"/>
-                            <a:ext cx="561975" cy="403225"/>
-                          </a:xfrm>
-                          <a:prstGeom prst="rect">
-                            <a:avLst/>
-                          </a:prstGeom>
-                          <a:noFill/>
-                          <a:ln>
-                            <a:noFill/>
-                          </a:ln>
-                        </pic:spPr>
-                      </pic:pic>
-                    </a:graphicData>
-                  </a:graphic>
-                  <wp14:sizeRelH relativeFrom="margin">
-                    <wp14:pctWidth>0</wp14:pctWidth>
-                  </wp14:sizeRelH>
-                  <wp14:sizeRelV relativeFrom="margin">
-                    <wp14:pctHeight>0</wp14:pctHeight>
-                  </wp14:sizeRelV>
-                </wp:anchor>
-              </w:drawing>
-            </w:r>
-            <w:r>
-              <w:rPr>
                 <w:rFonts w:asciiTheme="minorEastAsia" w:eastAsiaTheme="minorEastAsia" w:hAnsiTheme="minorEastAsia"/>
                 <w:b/>
                 <w:bCs/>
@@ -860,7 +260,7 @@
                 <w:szCs w:val="20"/>
               </w:rPr>
             </w:pPr>
-            <w:hyperlink r:id="rId9" w:history="1">
+            <w:hyperlink r:id="rId8" w:history="1">
               <w:r>
                 <w:rPr>
                   <w:rStyle w:val="a7"/>
@@ -1061,7 +461,7 @@
                 <w:szCs w:val="20"/>
               </w:rPr>
             </w:pPr>
-            <w:hyperlink r:id="rId10" w:history="1">
+            <w:hyperlink r:id="rId9" w:history="1">
               <w:r>
                 <w:rPr>
                   <w:rStyle w:val="a7"/>
@@ -1255,7 +655,7 @@
                 <w:szCs w:val="20"/>
               </w:rPr>
             </w:pPr>
-            <w:hyperlink r:id="rId11" w:history="1">
+            <w:hyperlink r:id="rId10" w:history="1">
               <w:r>
                 <w:rPr>
                   <w:rStyle w:val="a7"/>
@@ -2405,12 +1805,12 @@
             </w:pPr>
             <w:r>
               <w:rPr>
-                <w:rFonts w:asciiTheme="minorHAnsi" w:eastAsiaTheme="minorHAnsi" w:hAnsiTheme="minorHAnsi"/>
-                <w:color w:val="404040" w:themeColor="text1" w:themeTint="BF"/>
-                <w:sz w:val="20"/>
-                <w:szCs w:val="20"/>
-              </w:rPr>
-              <w:t>SAMSUNG</w:t>
+                <w:rFonts w:asciiTheme="minorHAnsi" w:eastAsiaTheme="minorHAnsi" w:hAnsiTheme="minorHAnsi" w:hint="eastAsia"/>
+                <w:color w:val="404040" w:themeColor="text1" w:themeTint="BF"/>
+                <w:sz w:val="20"/>
+                <w:szCs w:val="20"/>
+              </w:rPr>
+              <w:t>삼성전자</w:t>
             </w:r>
           </w:p>
         </w:tc>
@@ -7061,7 +6461,7 @@
               </w:rPr>
               <w:t xml:space="preserve">: </w:t>
             </w:r>
-            <w:hyperlink r:id="rId12" w:history="1">
+            <w:hyperlink r:id="rId11" w:history="1">
               <w:r>
                 <w:rPr>
                   <w:rStyle w:val="a7"/>
@@ -9272,7 +8672,7 @@
                 <w:szCs w:val="20"/>
               </w:rPr>
             </w:pPr>
-            <w:hyperlink r:id="rId13" w:history="1">
+            <w:hyperlink r:id="rId12" w:history="1">
               <w:r>
                 <w:rPr>
                   <w:rStyle w:val="a7"/>
@@ -11494,7 +10894,7 @@
                 <w:szCs w:val="20"/>
               </w:rPr>
             </w:pPr>
-            <w:hyperlink r:id="rId14" w:history="1">
+            <w:hyperlink r:id="rId13" w:history="1">
               <w:r>
                 <w:rPr>
                   <w:rStyle w:val="a7"/>
@@ -11531,3362 +10931,7 @@
     </w:p>
     <w:p>
       <w:pPr>
-        <w:rPr>
-          <w:rFonts w:asciiTheme="minorHAnsi" w:eastAsiaTheme="minorHAnsi" w:hAnsiTheme="minorHAnsi"/>
-          <w:bCs/>
-          <w:color w:val="404040" w:themeColor="text1" w:themeTint="BF"/>
-          <w:sz w:val="24"/>
-        </w:rPr>
-      </w:pPr>
-    </w:p>
-    <w:p>
-      <w:pPr>
-        <w:rPr>
-          <w:rFonts w:asciiTheme="minorHAnsi" w:eastAsiaTheme="minorHAnsi" w:hAnsiTheme="minorHAnsi"/>
-          <w:bCs/>
-          <w:color w:val="404040" w:themeColor="text1" w:themeTint="BF"/>
-          <w:sz w:val="24"/>
-        </w:rPr>
-      </w:pPr>
-    </w:p>
-    <w:p>
-      <w:pPr>
-        <w:rPr>
-          <w:rFonts w:asciiTheme="minorHAnsi" w:eastAsiaTheme="minorHAnsi" w:hAnsiTheme="minorHAnsi"/>
-          <w:bCs/>
-          <w:color w:val="404040" w:themeColor="text1" w:themeTint="BF"/>
-          <w:sz w:val="24"/>
-        </w:rPr>
-      </w:pPr>
-    </w:p>
-    <w:tbl>
-      <w:tblPr>
-        <w:tblStyle w:val="a3"/>
-        <w:tblW w:w="0" w:type="auto"/>
-        <w:tblBorders>
-          <w:top w:val="none" w:sz="0" w:space="0" w:color="auto"/>
-          <w:left w:val="none" w:sz="0" w:space="0" w:color="auto"/>
-          <w:bottom w:val="dashSmallGap" w:sz="4" w:space="0" w:color="7F7F7F" w:themeColor="text1" w:themeTint="80"/>
-          <w:right w:val="none" w:sz="0" w:space="0" w:color="auto"/>
-          <w:insideH w:val="none" w:sz="0" w:space="0" w:color="auto"/>
-          <w:insideV w:val="none" w:sz="0" w:space="0" w:color="auto"/>
-        </w:tblBorders>
-        <w:tblLook w:val="04A0" w:firstRow="1" w:lastRow="0" w:firstColumn="1" w:lastColumn="0" w:noHBand="0" w:noVBand="1"/>
-      </w:tblPr>
-      <w:tblGrid>
-        <w:gridCol w:w="10194"/>
-      </w:tblGrid>
-      <w:tr>
-        <w:trPr>
-          <w:trHeight w:val="1842"/>
-        </w:trPr>
-        <w:tc>
-          <w:tcPr>
-            <w:tcW w:w="10194" w:type="dxa"/>
-            <w:tcBorders>
-              <w:bottom w:val="nil"/>
-            </w:tcBorders>
-            <w:vAlign w:val="center"/>
-          </w:tcPr>
-          <w:p>
-            <w:pPr>
-              <w:jc w:val="center"/>
-              <w:rPr>
-                <w:spacing w:val="-20"/>
-              </w:rPr>
-            </w:pPr>
-            <w:r>
-              <w:rPr>
-                <w:rFonts w:asciiTheme="minorHAnsi" w:eastAsiaTheme="minorHAnsi" w:hAnsiTheme="minorHAnsi" w:hint="eastAsia"/>
-                <w:bCs/>
-                <w:noProof/>
-                <w:sz w:val="22"/>
-              </w:rPr>
-              <w:lastRenderedPageBreak/>
-              <mc:AlternateContent>
-                <mc:Choice Requires="wps">
-                  <w:drawing>
-                    <wp:anchor distT="0" distB="0" distL="114300" distR="114300" simplePos="0" relativeHeight="251675648" behindDoc="0" locked="0" layoutInCell="1" allowOverlap="1" wp14:anchorId="46ECC4BA" wp14:editId="0443FC06">
-                      <wp:simplePos x="0" y="0"/>
-                      <wp:positionH relativeFrom="column">
-                        <wp:posOffset>4515485</wp:posOffset>
-                      </wp:positionH>
-                      <wp:positionV relativeFrom="paragraph">
-                        <wp:posOffset>-57785</wp:posOffset>
-                      </wp:positionV>
-                      <wp:extent cx="1895475" cy="590550"/>
-                      <wp:effectExtent l="0" t="0" r="9525" b="0"/>
-                      <wp:wrapNone/>
-                      <wp:docPr id="13" name="Text Box 13"/>
-                      <wp:cNvGraphicFramePr/>
-                      <a:graphic xmlns:a="http://schemas.openxmlformats.org/drawingml/2006/main">
-                        <a:graphicData uri="http://schemas.microsoft.com/office/word/2010/wordprocessingShape">
-                          <wps:wsp>
-                            <wps:cNvSpPr txBox="1"/>
-                            <wps:spPr>
-                              <a:xfrm>
-                                <a:off x="0" y="0"/>
-                                <a:ext cx="1895475" cy="590550"/>
-                              </a:xfrm>
-                              <a:prstGeom prst="rect">
-                                <a:avLst/>
-                              </a:prstGeom>
-                              <a:solidFill>
-                                <a:schemeClr val="accent5">
-                                  <a:lumMod val="20000"/>
-                                  <a:lumOff val="80000"/>
-                                </a:schemeClr>
-                              </a:solidFill>
-                              <a:ln w="6350">
-                                <a:noFill/>
-                              </a:ln>
-                              <a:effectLst/>
-                            </wps:spPr>
-                            <wps:style>
-                              <a:lnRef idx="0">
-                                <a:schemeClr val="accent1"/>
-                              </a:lnRef>
-                              <a:fillRef idx="0">
-                                <a:schemeClr val="accent1"/>
-                              </a:fillRef>
-                              <a:effectRef idx="0">
-                                <a:schemeClr val="accent1"/>
-                              </a:effectRef>
-                              <a:fontRef idx="minor">
-                                <a:schemeClr val="dk1"/>
-                              </a:fontRef>
-                            </wps:style>
-                            <wps:txbx>
-                              <w:txbxContent>
-                                <w:p>
-                                  <w:pPr>
-                                    <w:spacing w:line="240" w:lineRule="auto"/>
-                                    <w:ind w:firstLineChars="50" w:firstLine="110"/>
-                                    <w:rPr>
-                                      <w:rFonts w:asciiTheme="minorHAnsi" w:eastAsiaTheme="minorHAnsi" w:hAnsiTheme="minorHAnsi"/>
-                                      <w:b/>
-                                      <w:bCs/>
-                                      <w:color w:val="404040" w:themeColor="text1" w:themeTint="BF"/>
-                                      <w:spacing w:val="-10"/>
-                                      <w:sz w:val="24"/>
-                                    </w:rPr>
-                                  </w:pPr>
-                                  <w:proofErr w:type="gramStart"/>
-                                  <w:r>
-                                    <w:rPr>
-                                      <w:rFonts w:asciiTheme="minorHAnsi" w:eastAsiaTheme="minorHAnsi" w:hAnsiTheme="minorHAnsi" w:hint="eastAsia"/>
-                                      <w:b/>
-                                      <w:bCs/>
-                                      <w:color w:val="404040" w:themeColor="text1" w:themeTint="BF"/>
-                                      <w:spacing w:val="-10"/>
-                                      <w:sz w:val="24"/>
-                                    </w:rPr>
-                                    <w:t>지</w:t>
-                                  </w:r>
-                                  <w:r>
-                                    <w:rPr>
-                                      <w:rFonts w:asciiTheme="minorHAnsi" w:eastAsiaTheme="minorHAnsi" w:hAnsiTheme="minorHAnsi"/>
-                                      <w:b/>
-                                      <w:bCs/>
-                                      <w:color w:val="404040" w:themeColor="text1" w:themeTint="BF"/>
-                                      <w:spacing w:val="-10"/>
-                                      <w:sz w:val="24"/>
-                                    </w:rPr>
-                                    <w:t>원기업</w:t>
-                                  </w:r>
-                                  <w:r>
-                                    <w:rPr>
-                                      <w:rFonts w:asciiTheme="minorHAnsi" w:eastAsiaTheme="minorHAnsi" w:hAnsiTheme="minorHAnsi" w:hint="eastAsia"/>
-                                      <w:b/>
-                                      <w:bCs/>
-                                      <w:color w:val="404040" w:themeColor="text1" w:themeTint="BF"/>
-                                      <w:spacing w:val="-10"/>
-                                      <w:sz w:val="24"/>
-                                    </w:rPr>
-                                    <w:t xml:space="preserve"> </w:t>
-                                  </w:r>
-                                  <w:r>
-                                    <w:rPr>
-                                      <w:rFonts w:asciiTheme="minorHAnsi" w:eastAsiaTheme="minorHAnsi" w:hAnsiTheme="minorHAnsi"/>
-                                      <w:b/>
-                                      <w:bCs/>
-                                      <w:color w:val="404040" w:themeColor="text1" w:themeTint="BF"/>
-                                      <w:spacing w:val="-10"/>
-                                      <w:sz w:val="24"/>
-                                    </w:rPr>
-                                    <w:t>:</w:t>
-                                  </w:r>
-                                  <w:proofErr w:type="gramEnd"/>
-                                  <w:r>
-                                    <w:rPr>
-                                      <w:rFonts w:asciiTheme="minorHAnsi" w:eastAsiaTheme="minorHAnsi" w:hAnsiTheme="minorHAnsi"/>
-                                      <w:b/>
-                                      <w:bCs/>
-                                      <w:color w:val="404040" w:themeColor="text1" w:themeTint="BF"/>
-                                      <w:spacing w:val="-10"/>
-                                      <w:sz w:val="24"/>
-                                    </w:rPr>
-                                    <w:t xml:space="preserve"> </w:t>
-                                  </w:r>
-                                  <w:proofErr w:type="spellStart"/>
-                                  <w:r>
-                                    <w:rPr>
-                                      <w:rFonts w:asciiTheme="minorHAnsi" w:eastAsiaTheme="minorHAnsi" w:hAnsiTheme="minorHAnsi" w:hint="eastAsia"/>
-                                      <w:b/>
-                                      <w:bCs/>
-                                      <w:color w:val="404040" w:themeColor="text1" w:themeTint="BF"/>
-                                      <w:spacing w:val="-10"/>
-                                      <w:sz w:val="24"/>
-                                    </w:rPr>
-                                    <w:t>굳갱랩스</w:t>
-                                  </w:r>
-                                  <w:proofErr w:type="spellEnd"/>
-                                </w:p>
-                                <w:p>
-                                  <w:pPr>
-                                    <w:spacing w:line="240" w:lineRule="auto"/>
-                                    <w:ind w:firstLineChars="50" w:firstLine="110"/>
-                                    <w:rPr>
-                                      <w:rFonts w:asciiTheme="minorHAnsi" w:eastAsiaTheme="minorHAnsi" w:hAnsiTheme="minorHAnsi"/>
-                                      <w:b/>
-                                      <w:bCs/>
-                                      <w:color w:val="404040" w:themeColor="text1" w:themeTint="BF"/>
-                                      <w:spacing w:val="-10"/>
-                                      <w:sz w:val="24"/>
-                                    </w:rPr>
-                                  </w:pPr>
-                                  <w:proofErr w:type="gramStart"/>
-                                  <w:r>
-                                    <w:rPr>
-                                      <w:rFonts w:asciiTheme="minorHAnsi" w:eastAsiaTheme="minorHAnsi" w:hAnsiTheme="minorHAnsi" w:hint="eastAsia"/>
-                                      <w:b/>
-                                      <w:bCs/>
-                                      <w:color w:val="404040" w:themeColor="text1" w:themeTint="BF"/>
-                                      <w:spacing w:val="-10"/>
-                                      <w:sz w:val="24"/>
-                                    </w:rPr>
-                                    <w:t>지</w:t>
-                                  </w:r>
-                                  <w:r>
-                                    <w:rPr>
-                                      <w:rFonts w:asciiTheme="minorHAnsi" w:eastAsiaTheme="minorHAnsi" w:hAnsiTheme="minorHAnsi"/>
-                                      <w:b/>
-                                      <w:bCs/>
-                                      <w:color w:val="404040" w:themeColor="text1" w:themeTint="BF"/>
-                                      <w:spacing w:val="-10"/>
-                                      <w:sz w:val="24"/>
-                                    </w:rPr>
-                                    <w:t>원</w:t>
-                                  </w:r>
-                                  <w:r>
-                                    <w:rPr>
-                                      <w:rFonts w:asciiTheme="minorHAnsi" w:eastAsiaTheme="minorHAnsi" w:hAnsiTheme="minorHAnsi" w:hint="eastAsia"/>
-                                      <w:b/>
-                                      <w:bCs/>
-                                      <w:color w:val="404040" w:themeColor="text1" w:themeTint="BF"/>
-                                      <w:spacing w:val="-10"/>
-                                      <w:sz w:val="24"/>
-                                    </w:rPr>
-                                    <w:t>직</w:t>
-                                  </w:r>
-                                  <w:r>
-                                    <w:rPr>
-                                      <w:rFonts w:asciiTheme="minorHAnsi" w:eastAsiaTheme="minorHAnsi" w:hAnsiTheme="minorHAnsi"/>
-                                      <w:b/>
-                                      <w:bCs/>
-                                      <w:color w:val="404040" w:themeColor="text1" w:themeTint="BF"/>
-                                      <w:spacing w:val="-10"/>
-                                      <w:sz w:val="24"/>
-                                    </w:rPr>
-                                    <w:t>무</w:t>
-                                  </w:r>
-                                  <w:r>
-                                    <w:rPr>
-                                      <w:rFonts w:asciiTheme="minorHAnsi" w:eastAsiaTheme="minorHAnsi" w:hAnsiTheme="minorHAnsi" w:hint="eastAsia"/>
-                                      <w:b/>
-                                      <w:bCs/>
-                                      <w:color w:val="404040" w:themeColor="text1" w:themeTint="BF"/>
-                                      <w:spacing w:val="-10"/>
-                                      <w:sz w:val="24"/>
-                                    </w:rPr>
-                                    <w:t xml:space="preserve"> </w:t>
-                                  </w:r>
-                                  <w:r>
-                                    <w:rPr>
-                                      <w:rFonts w:asciiTheme="minorHAnsi" w:eastAsiaTheme="minorHAnsi" w:hAnsiTheme="minorHAnsi"/>
-                                      <w:b/>
-                                      <w:bCs/>
-                                      <w:color w:val="404040" w:themeColor="text1" w:themeTint="BF"/>
-                                      <w:spacing w:val="-10"/>
-                                      <w:sz w:val="24"/>
-                                    </w:rPr>
-                                    <w:t>:</w:t>
-                                  </w:r>
-                                  <w:proofErr w:type="gramEnd"/>
-                                  <w:r>
-                                    <w:rPr>
-                                      <w:rFonts w:asciiTheme="minorHAnsi" w:eastAsiaTheme="minorHAnsi" w:hAnsiTheme="minorHAnsi"/>
-                                      <w:b/>
-                                      <w:bCs/>
-                                      <w:color w:val="404040" w:themeColor="text1" w:themeTint="BF"/>
-                                      <w:spacing w:val="-10"/>
-                                      <w:sz w:val="24"/>
-                                    </w:rPr>
-                                    <w:t xml:space="preserve"> </w:t>
-                                  </w:r>
-                                  <w:r>
-                                    <w:rPr>
-                                      <w:rFonts w:asciiTheme="minorHAnsi" w:eastAsiaTheme="minorHAnsi" w:hAnsiTheme="minorHAnsi" w:hint="eastAsia"/>
-                                      <w:b/>
-                                      <w:bCs/>
-                                      <w:color w:val="404040" w:themeColor="text1" w:themeTint="BF"/>
-                                      <w:spacing w:val="-10"/>
-                                      <w:sz w:val="20"/>
-                                      <w:szCs w:val="20"/>
-                                    </w:rPr>
-                                    <w:t>F</w:t>
-                                  </w:r>
-                                  <w:r>
-                                    <w:rPr>
-                                      <w:rFonts w:asciiTheme="minorHAnsi" w:eastAsiaTheme="minorHAnsi" w:hAnsiTheme="minorHAnsi"/>
-                                      <w:b/>
-                                      <w:bCs/>
-                                      <w:color w:val="404040" w:themeColor="text1" w:themeTint="BF"/>
-                                      <w:spacing w:val="-10"/>
-                                      <w:sz w:val="20"/>
-                                      <w:szCs w:val="20"/>
-                                    </w:rPr>
-                                    <w:t>ront-End</w:t>
-                                  </w:r>
-                                </w:p>
-                                <w:p>
-                                  <w:pPr>
-                                    <w:spacing w:line="240" w:lineRule="auto"/>
-                                    <w:ind w:firstLineChars="50" w:firstLine="110"/>
-                                    <w:rPr>
-                                      <w:rFonts w:asciiTheme="minorHAnsi" w:eastAsiaTheme="minorHAnsi" w:hAnsiTheme="minorHAnsi"/>
-                                      <w:b/>
-                                      <w:bCs/>
-                                      <w:color w:val="404040" w:themeColor="text1" w:themeTint="BF"/>
-                                      <w:spacing w:val="-10"/>
-                                      <w:sz w:val="24"/>
-                                    </w:rPr>
-                                  </w:pPr>
-                                </w:p>
-                              </w:txbxContent>
-                            </wps:txbx>
-                            <wps:bodyPr rot="0" spcFirstLastPara="0" vertOverflow="overflow" horzOverflow="overflow" vert="horz" wrap="square" lIns="91440" tIns="45720" rIns="91440" bIns="45720" numCol="1" spcCol="0" rtlCol="0" fromWordArt="0" anchor="t" anchorCtr="0" forceAA="0" compatLnSpc="1">
-                              <a:prstTxWarp prst="textNoShape">
-                                <a:avLst/>
-                              </a:prstTxWarp>
-                              <a:noAutofit/>
-                            </wps:bodyPr>
-                          </wps:wsp>
-                        </a:graphicData>
-                      </a:graphic>
-                      <wp14:sizeRelH relativeFrom="margin">
-                        <wp14:pctWidth>0</wp14:pctWidth>
-                      </wp14:sizeRelH>
-                      <wp14:sizeRelV relativeFrom="margin">
-                        <wp14:pctHeight>0</wp14:pctHeight>
-                      </wp14:sizeRelV>
-                    </wp:anchor>
-                  </w:drawing>
-                </mc:Choice>
-                <mc:Fallback>
-                  <w:pict>
-                    <v:shape w14:anchorId="46ECC4BA" id="Text Box 13" o:spid="_x0000_s1027" type="#_x0000_t202" style="position:absolute;left:0;text-align:left;margin-left:355.55pt;margin-top:-4.55pt;width:149.25pt;height:46.5pt;z-index:251675648;visibility:visible;mso-wrap-style:square;mso-width-percent:0;mso-height-percent:0;mso-wrap-distance-left:9pt;mso-wrap-distance-top:0;mso-wrap-distance-right:9pt;mso-wrap-distance-bottom:0;mso-position-horizontal:absolute;mso-position-horizontal-relative:text;mso-position-vertical:absolute;mso-position-vertical-relative:text;mso-width-percent:0;mso-height-percent:0;mso-width-relative:margin;mso-height-relative:margin;v-text-anchor:top" o:gfxdata="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" fillcolor="#deeaf6 [664]" stroked="f" strokeweight=".5pt">
-                      <v:textbox>
-                        <w:txbxContent>
-                          <w:p>
-                            <w:pPr>
-                              <w:spacing w:line="240" w:lineRule="auto"/>
-                              <w:ind w:firstLineChars="50" w:firstLine="110"/>
-                              <w:rPr>
-                                <w:rFonts w:asciiTheme="minorHAnsi" w:eastAsiaTheme="minorHAnsi" w:hAnsiTheme="minorHAnsi"/>
-                                <w:b/>
-                                <w:bCs/>
-                                <w:color w:val="404040" w:themeColor="text1" w:themeTint="BF"/>
-                                <w:spacing w:val="-10"/>
-                                <w:sz w:val="24"/>
-                              </w:rPr>
-                            </w:pPr>
-                            <w:proofErr w:type="gramStart"/>
-                            <w:r>
-                              <w:rPr>
-                                <w:rFonts w:asciiTheme="minorHAnsi" w:eastAsiaTheme="minorHAnsi" w:hAnsiTheme="minorHAnsi" w:hint="eastAsia"/>
-                                <w:b/>
-                                <w:bCs/>
-                                <w:color w:val="404040" w:themeColor="text1" w:themeTint="BF"/>
-                                <w:spacing w:val="-10"/>
-                                <w:sz w:val="24"/>
-                              </w:rPr>
-                              <w:t>지</w:t>
-                            </w:r>
-                            <w:r>
-                              <w:rPr>
-                                <w:rFonts w:asciiTheme="minorHAnsi" w:eastAsiaTheme="minorHAnsi" w:hAnsiTheme="minorHAnsi"/>
-                                <w:b/>
-                                <w:bCs/>
-                                <w:color w:val="404040" w:themeColor="text1" w:themeTint="BF"/>
-                                <w:spacing w:val="-10"/>
-                                <w:sz w:val="24"/>
-                              </w:rPr>
-                              <w:t>원기업</w:t>
-                            </w:r>
-                            <w:r>
-                              <w:rPr>
-                                <w:rFonts w:asciiTheme="minorHAnsi" w:eastAsiaTheme="minorHAnsi" w:hAnsiTheme="minorHAnsi" w:hint="eastAsia"/>
-                                <w:b/>
-                                <w:bCs/>
-                                <w:color w:val="404040" w:themeColor="text1" w:themeTint="BF"/>
-                                <w:spacing w:val="-10"/>
-                                <w:sz w:val="24"/>
-                              </w:rPr>
-                              <w:t xml:space="preserve"> </w:t>
-                            </w:r>
-                            <w:r>
-                              <w:rPr>
-                                <w:rFonts w:asciiTheme="minorHAnsi" w:eastAsiaTheme="minorHAnsi" w:hAnsiTheme="minorHAnsi"/>
-                                <w:b/>
-                                <w:bCs/>
-                                <w:color w:val="404040" w:themeColor="text1" w:themeTint="BF"/>
-                                <w:spacing w:val="-10"/>
-                                <w:sz w:val="24"/>
-                              </w:rPr>
-                              <w:t>:</w:t>
-                            </w:r>
-                            <w:proofErr w:type="gramEnd"/>
-                            <w:r>
-                              <w:rPr>
-                                <w:rFonts w:asciiTheme="minorHAnsi" w:eastAsiaTheme="minorHAnsi" w:hAnsiTheme="minorHAnsi"/>
-                                <w:b/>
-                                <w:bCs/>
-                                <w:color w:val="404040" w:themeColor="text1" w:themeTint="BF"/>
-                                <w:spacing w:val="-10"/>
-                                <w:sz w:val="24"/>
-                              </w:rPr>
-                              <w:t xml:space="preserve"> </w:t>
-                            </w:r>
-                            <w:proofErr w:type="spellStart"/>
-                            <w:r>
-                              <w:rPr>
-                                <w:rFonts w:asciiTheme="minorHAnsi" w:eastAsiaTheme="minorHAnsi" w:hAnsiTheme="minorHAnsi" w:hint="eastAsia"/>
-                                <w:b/>
-                                <w:bCs/>
-                                <w:color w:val="404040" w:themeColor="text1" w:themeTint="BF"/>
-                                <w:spacing w:val="-10"/>
-                                <w:sz w:val="24"/>
-                              </w:rPr>
-                              <w:t>굳갱랩스</w:t>
-                            </w:r>
-                            <w:proofErr w:type="spellEnd"/>
-                          </w:p>
-                          <w:p>
-                            <w:pPr>
-                              <w:spacing w:line="240" w:lineRule="auto"/>
-                              <w:ind w:firstLineChars="50" w:firstLine="110"/>
-                              <w:rPr>
-                                <w:rFonts w:asciiTheme="minorHAnsi" w:eastAsiaTheme="minorHAnsi" w:hAnsiTheme="minorHAnsi"/>
-                                <w:b/>
-                                <w:bCs/>
-                                <w:color w:val="404040" w:themeColor="text1" w:themeTint="BF"/>
-                                <w:spacing w:val="-10"/>
-                                <w:sz w:val="24"/>
-                              </w:rPr>
-                            </w:pPr>
-                            <w:proofErr w:type="gramStart"/>
-                            <w:r>
-                              <w:rPr>
-                                <w:rFonts w:asciiTheme="minorHAnsi" w:eastAsiaTheme="minorHAnsi" w:hAnsiTheme="minorHAnsi" w:hint="eastAsia"/>
-                                <w:b/>
-                                <w:bCs/>
-                                <w:color w:val="404040" w:themeColor="text1" w:themeTint="BF"/>
-                                <w:spacing w:val="-10"/>
-                                <w:sz w:val="24"/>
-                              </w:rPr>
-                              <w:t>지</w:t>
-                            </w:r>
-                            <w:r>
-                              <w:rPr>
-                                <w:rFonts w:asciiTheme="minorHAnsi" w:eastAsiaTheme="minorHAnsi" w:hAnsiTheme="minorHAnsi"/>
-                                <w:b/>
-                                <w:bCs/>
-                                <w:color w:val="404040" w:themeColor="text1" w:themeTint="BF"/>
-                                <w:spacing w:val="-10"/>
-                                <w:sz w:val="24"/>
-                              </w:rPr>
-                              <w:t>원</w:t>
-                            </w:r>
-                            <w:r>
-                              <w:rPr>
-                                <w:rFonts w:asciiTheme="minorHAnsi" w:eastAsiaTheme="minorHAnsi" w:hAnsiTheme="minorHAnsi" w:hint="eastAsia"/>
-                                <w:b/>
-                                <w:bCs/>
-                                <w:color w:val="404040" w:themeColor="text1" w:themeTint="BF"/>
-                                <w:spacing w:val="-10"/>
-                                <w:sz w:val="24"/>
-                              </w:rPr>
-                              <w:t>직</w:t>
-                            </w:r>
-                            <w:r>
-                              <w:rPr>
-                                <w:rFonts w:asciiTheme="minorHAnsi" w:eastAsiaTheme="minorHAnsi" w:hAnsiTheme="minorHAnsi"/>
-                                <w:b/>
-                                <w:bCs/>
-                                <w:color w:val="404040" w:themeColor="text1" w:themeTint="BF"/>
-                                <w:spacing w:val="-10"/>
-                                <w:sz w:val="24"/>
-                              </w:rPr>
-                              <w:t>무</w:t>
-                            </w:r>
-                            <w:r>
-                              <w:rPr>
-                                <w:rFonts w:asciiTheme="minorHAnsi" w:eastAsiaTheme="minorHAnsi" w:hAnsiTheme="minorHAnsi" w:hint="eastAsia"/>
-                                <w:b/>
-                                <w:bCs/>
-                                <w:color w:val="404040" w:themeColor="text1" w:themeTint="BF"/>
-                                <w:spacing w:val="-10"/>
-                                <w:sz w:val="24"/>
-                              </w:rPr>
-                              <w:t xml:space="preserve"> </w:t>
-                            </w:r>
-                            <w:r>
-                              <w:rPr>
-                                <w:rFonts w:asciiTheme="minorHAnsi" w:eastAsiaTheme="minorHAnsi" w:hAnsiTheme="minorHAnsi"/>
-                                <w:b/>
-                                <w:bCs/>
-                                <w:color w:val="404040" w:themeColor="text1" w:themeTint="BF"/>
-                                <w:spacing w:val="-10"/>
-                                <w:sz w:val="24"/>
-                              </w:rPr>
-                              <w:t>:</w:t>
-                            </w:r>
-                            <w:proofErr w:type="gramEnd"/>
-                            <w:r>
-                              <w:rPr>
-                                <w:rFonts w:asciiTheme="minorHAnsi" w:eastAsiaTheme="minorHAnsi" w:hAnsiTheme="minorHAnsi"/>
-                                <w:b/>
-                                <w:bCs/>
-                                <w:color w:val="404040" w:themeColor="text1" w:themeTint="BF"/>
-                                <w:spacing w:val="-10"/>
-                                <w:sz w:val="24"/>
-                              </w:rPr>
-                              <w:t xml:space="preserve"> </w:t>
-                            </w:r>
-                            <w:r>
-                              <w:rPr>
-                                <w:rFonts w:asciiTheme="minorHAnsi" w:eastAsiaTheme="minorHAnsi" w:hAnsiTheme="minorHAnsi" w:hint="eastAsia"/>
-                                <w:b/>
-                                <w:bCs/>
-                                <w:color w:val="404040" w:themeColor="text1" w:themeTint="BF"/>
-                                <w:spacing w:val="-10"/>
-                                <w:sz w:val="20"/>
-                                <w:szCs w:val="20"/>
-                              </w:rPr>
-                              <w:t>F</w:t>
-                            </w:r>
-                            <w:r>
-                              <w:rPr>
-                                <w:rFonts w:asciiTheme="minorHAnsi" w:eastAsiaTheme="minorHAnsi" w:hAnsiTheme="minorHAnsi"/>
-                                <w:b/>
-                                <w:bCs/>
-                                <w:color w:val="404040" w:themeColor="text1" w:themeTint="BF"/>
-                                <w:spacing w:val="-10"/>
-                                <w:sz w:val="20"/>
-                                <w:szCs w:val="20"/>
-                              </w:rPr>
-                              <w:t>ront-End</w:t>
-                            </w:r>
-                          </w:p>
-                          <w:p>
-                            <w:pPr>
-                              <w:spacing w:line="240" w:lineRule="auto"/>
-                              <w:ind w:firstLineChars="50" w:firstLine="110"/>
-                              <w:rPr>
-                                <w:rFonts w:asciiTheme="minorHAnsi" w:eastAsiaTheme="minorHAnsi" w:hAnsiTheme="minorHAnsi"/>
-                                <w:b/>
-                                <w:bCs/>
-                                <w:color w:val="404040" w:themeColor="text1" w:themeTint="BF"/>
-                                <w:spacing w:val="-10"/>
-                                <w:sz w:val="24"/>
-                              </w:rPr>
-                            </w:pPr>
-                          </w:p>
-                        </w:txbxContent>
-                      </v:textbox>
-                    </v:shape>
-                  </w:pict>
-                </mc:Fallback>
-              </mc:AlternateContent>
-            </w:r>
-            <w:r>
-              <w:rPr>
-                <w:rFonts w:ascii="맑은 고딕" w:eastAsia="맑은 고딕" w:hAnsi="맑은 고딕"/>
-                <w:b/>
-                <w:bCs/>
-                <w:noProof/>
-                <w:sz w:val="60"/>
-                <w:szCs w:val="54"/>
-              </w:rPr>
-              <w:drawing>
-                <wp:anchor distT="0" distB="0" distL="114300" distR="114300" simplePos="0" relativeHeight="251679744" behindDoc="0" locked="0" layoutInCell="1" allowOverlap="1" wp14:anchorId="3F282D99" wp14:editId="036A2200">
-                  <wp:simplePos x="0" y="0"/>
-                  <wp:positionH relativeFrom="column">
-                    <wp:posOffset>1657350</wp:posOffset>
-                  </wp:positionH>
-                  <wp:positionV relativeFrom="paragraph">
-                    <wp:posOffset>53975</wp:posOffset>
-                  </wp:positionV>
-                  <wp:extent cx="561975" cy="403225"/>
-                  <wp:effectExtent l="0" t="0" r="9525" b="0"/>
-                  <wp:wrapNone/>
-                  <wp:docPr id="2" name="그림 2"/>
-                  <wp:cNvGraphicFramePr>
-                    <a:graphicFrameLocks xmlns:a="http://schemas.openxmlformats.org/drawingml/2006/main" noChangeAspect="1"/>
-                  </wp:cNvGraphicFramePr>
-                  <a:graphic xmlns:a="http://schemas.openxmlformats.org/drawingml/2006/main">
-                    <a:graphicData uri="http://schemas.openxmlformats.org/drawingml/2006/picture">
-                      <pic:pic xmlns:pic="http://schemas.openxmlformats.org/drawingml/2006/picture">
-                        <pic:nvPicPr>
-                          <pic:cNvPr id="0" name="Picture 1"/>
-                          <pic:cNvPicPr>
-                            <a:picLocks noChangeAspect="1" noChangeArrowheads="1"/>
-                          </pic:cNvPicPr>
-                        </pic:nvPicPr>
-                        <pic:blipFill>
-                          <a:blip r:embed="rId8">
-                            <a:extLst>
-                              <a:ext uri="{28A0092B-C50C-407E-A947-70E740481C1C}">
-                                <a14:useLocalDpi xmlns:a14="http://schemas.microsoft.com/office/drawing/2010/main" val="0"/>
-                              </a:ext>
-                            </a:extLst>
-                          </a:blip>
-                          <a:srcRect/>
-                          <a:stretch>
-                            <a:fillRect/>
-                          </a:stretch>
-                        </pic:blipFill>
-                        <pic:spPr bwMode="auto">
-                          <a:xfrm>
-                            <a:off x="0" y="0"/>
-                            <a:ext cx="561975" cy="403225"/>
-                          </a:xfrm>
-                          <a:prstGeom prst="rect">
-                            <a:avLst/>
-                          </a:prstGeom>
-                          <a:noFill/>
-                          <a:ln>
-                            <a:noFill/>
-                          </a:ln>
-                        </pic:spPr>
-                      </pic:pic>
-                    </a:graphicData>
-                  </a:graphic>
-                  <wp14:sizeRelH relativeFrom="margin">
-                    <wp14:pctWidth>0</wp14:pctWidth>
-                  </wp14:sizeRelH>
-                  <wp14:sizeRelV relativeFrom="margin">
-                    <wp14:pctHeight>0</wp14:pctHeight>
-                  </wp14:sizeRelV>
-                </wp:anchor>
-              </w:drawing>
-            </w:r>
-            <w:r>
-              <w:rPr>
-                <w:rFonts w:asciiTheme="minorEastAsia" w:eastAsiaTheme="minorEastAsia" w:hAnsiTheme="minorEastAsia" w:hint="eastAsia"/>
-                <w:b/>
-                <w:bCs/>
-                <w:spacing w:val="-20"/>
-                <w:sz w:val="48"/>
-                <w:szCs w:val="54"/>
-              </w:rPr>
-              <w:t>자기소개</w:t>
-            </w:r>
-            <w:r>
-              <w:rPr>
-                <w:rFonts w:asciiTheme="minorEastAsia" w:eastAsiaTheme="minorEastAsia" w:hAnsiTheme="minorEastAsia"/>
-                <w:b/>
-                <w:bCs/>
-                <w:spacing w:val="-20"/>
-                <w:sz w:val="48"/>
-                <w:szCs w:val="54"/>
-              </w:rPr>
-              <w:t>서</w:t>
-            </w:r>
-          </w:p>
-        </w:tc>
-      </w:tr>
-      <w:tr>
-        <w:tblPrEx>
-          <w:tblBorders>
-            <w:top w:val="single" w:sz="4" w:space="0" w:color="auto"/>
-            <w:left w:val="single" w:sz="4" w:space="0" w:color="auto"/>
-            <w:bottom w:val="single" w:sz="4" w:space="0" w:color="auto"/>
-            <w:right w:val="single" w:sz="4" w:space="0" w:color="auto"/>
-            <w:insideH w:val="single" w:sz="4" w:space="0" w:color="auto"/>
-            <w:insideV w:val="single" w:sz="4" w:space="0" w:color="auto"/>
-          </w:tblBorders>
-        </w:tblPrEx>
-        <w:tc>
-          <w:tcPr>
-            <w:tcW w:w="10194" w:type="dxa"/>
-            <w:tcBorders>
-              <w:top w:val="nil"/>
-              <w:left w:val="nil"/>
-              <w:bottom w:val="single" w:sz="4" w:space="0" w:color="7F7F7F" w:themeColor="text1" w:themeTint="80"/>
-              <w:right w:val="nil"/>
-            </w:tcBorders>
-          </w:tcPr>
-          <w:p>
-            <w:pPr>
-              <w:rPr>
-                <w:rFonts w:asciiTheme="minorHAnsi" w:eastAsiaTheme="minorHAnsi" w:hAnsiTheme="minorHAnsi"/>
-                <w:b/>
-                <w:bCs/>
-                <w:color w:val="404040" w:themeColor="text1" w:themeTint="BF"/>
-                <w:spacing w:val="-10"/>
-                <w:sz w:val="24"/>
-              </w:rPr>
-            </w:pPr>
-          </w:p>
-          <w:p>
-            <w:pPr>
-              <w:rPr>
-                <w:rFonts w:asciiTheme="minorHAnsi" w:eastAsiaTheme="minorHAnsi" w:hAnsiTheme="minorHAnsi"/>
-                <w:b/>
-                <w:bCs/>
-                <w:color w:val="404040" w:themeColor="text1" w:themeTint="BF"/>
-                <w:spacing w:val="-10"/>
-                <w:sz w:val="24"/>
-                <w:szCs w:val="24"/>
-              </w:rPr>
-            </w:pPr>
-            <w:r>
-              <w:rPr>
-                <w:rFonts w:asciiTheme="minorHAnsi" w:eastAsiaTheme="minorHAnsi" w:hAnsiTheme="minorHAnsi"/>
-                <w:b/>
-                <w:bCs/>
-                <w:color w:val="404040" w:themeColor="text1" w:themeTint="BF"/>
-                <w:spacing w:val="-10"/>
-                <w:sz w:val="24"/>
-              </w:rPr>
-              <w:t>1. 직무(기업) 지원 동기 및 입사 후 커리어 로드맵</w:t>
-            </w:r>
-          </w:p>
-        </w:tc>
-      </w:tr>
-    </w:tbl>
-    <w:p>
-      <w:pPr>
-        <w:spacing w:before="100" w:beforeAutospacing="1" w:after="100" w:afterAutospacing="1" w:line="240" w:lineRule="auto"/>
-        <w:rPr>
-          <w:rFonts w:ascii="굴림" w:eastAsia="굴림" w:hAnsi="굴림" w:cs="굴림"/>
-          <w:snapToGrid/>
-          <w:kern w:val="0"/>
-          <w:sz w:val="24"/>
-          <w:szCs w:val="24"/>
-        </w:rPr>
-      </w:pPr>
-      <w:proofErr w:type="spellStart"/>
-      <w:r>
-        <w:rPr>
-          <w:rFonts w:ascii="굴림" w:eastAsia="굴림" w:hAnsi="굴림" w:cs="굴림"/>
-          <w:snapToGrid/>
-          <w:kern w:val="0"/>
-          <w:sz w:val="24"/>
-          <w:szCs w:val="24"/>
-        </w:rPr>
-        <w:t>프론트엔드</w:t>
-      </w:r>
-      <w:proofErr w:type="spellEnd"/>
-      <w:r>
-        <w:rPr>
-          <w:rFonts w:ascii="굴림" w:eastAsia="굴림" w:hAnsi="굴림" w:cs="굴림"/>
-          <w:snapToGrid/>
-          <w:kern w:val="0"/>
-          <w:sz w:val="24"/>
-          <w:szCs w:val="24"/>
-        </w:rPr>
-        <w:t xml:space="preserve"> 직무는 고객이 보는 모든 것을 만드는 직무라고 생각합니다. 고객이 보고 느끼는 모든 것이 회사의 첫인상과 연결된다고 생각합니다. 고객의 반응을 보고 즉각 반영할 수 있는 이러한 특성에 매력을 느껴 </w:t>
-      </w:r>
-      <w:proofErr w:type="spellStart"/>
-      <w:r>
-        <w:rPr>
-          <w:rFonts w:ascii="굴림" w:eastAsia="굴림" w:hAnsi="굴림" w:cs="굴림"/>
-          <w:snapToGrid/>
-          <w:kern w:val="0"/>
-          <w:sz w:val="24"/>
-          <w:szCs w:val="24"/>
-        </w:rPr>
-        <w:t>프론트엔드</w:t>
-      </w:r>
-      <w:proofErr w:type="spellEnd"/>
-      <w:r>
-        <w:rPr>
-          <w:rFonts w:ascii="굴림" w:eastAsia="굴림" w:hAnsi="굴림" w:cs="굴림"/>
-          <w:snapToGrid/>
-          <w:kern w:val="0"/>
-          <w:sz w:val="24"/>
-          <w:szCs w:val="24"/>
-        </w:rPr>
-        <w:t xml:space="preserve"> 직무 공부를 하기 시작했습니다. 저는 </w:t>
-      </w:r>
-      <w:proofErr w:type="spellStart"/>
-      <w:r>
-        <w:rPr>
-          <w:rFonts w:ascii="굴림" w:eastAsia="굴림" w:hAnsi="굴림" w:cs="굴림" w:hint="eastAsia"/>
-          <w:snapToGrid/>
-          <w:kern w:val="0"/>
-          <w:sz w:val="24"/>
-          <w:szCs w:val="24"/>
-        </w:rPr>
-        <w:t>잡코리아</w:t>
-      </w:r>
-      <w:r>
-        <w:rPr>
-          <w:rFonts w:ascii="굴림" w:eastAsia="굴림" w:hAnsi="굴림" w:cs="굴림"/>
-          <w:snapToGrid/>
-          <w:kern w:val="0"/>
-          <w:sz w:val="24"/>
-          <w:szCs w:val="24"/>
-        </w:rPr>
-        <w:t>의</w:t>
-      </w:r>
-      <w:proofErr w:type="spellEnd"/>
-      <w:r>
-        <w:rPr>
-          <w:rFonts w:ascii="굴림" w:eastAsia="굴림" w:hAnsi="굴림" w:cs="굴림"/>
-          <w:snapToGrid/>
-          <w:kern w:val="0"/>
-          <w:sz w:val="24"/>
-          <w:szCs w:val="24"/>
-        </w:rPr>
-        <w:t xml:space="preserve"> 프론트 개발자가 되어 고객과 회사의 중간에서 회사를 고객에게 가장 잘 표현할 수 있는 개발팀의 핵심 구성원이 되고 싶습니다.</w:t>
-      </w:r>
-    </w:p>
-    <w:p>
-      <w:pPr>
-        <w:spacing w:before="100" w:beforeAutospacing="1" w:after="100" w:afterAutospacing="1" w:line="240" w:lineRule="auto"/>
-        <w:rPr>
-          <w:rFonts w:ascii="굴림" w:eastAsia="굴림" w:hAnsi="굴림" w:cs="굴림"/>
-          <w:snapToGrid/>
-          <w:kern w:val="0"/>
-          <w:sz w:val="24"/>
-          <w:szCs w:val="24"/>
-        </w:rPr>
-      </w:pPr>
-      <w:proofErr w:type="spellStart"/>
-      <w:r>
-        <w:rPr>
-          <w:rFonts w:ascii="굴림" w:eastAsia="굴림" w:hAnsi="굴림" w:cs="굴림"/>
-          <w:snapToGrid/>
-          <w:kern w:val="0"/>
-          <w:sz w:val="24"/>
-          <w:szCs w:val="24"/>
-        </w:rPr>
-        <w:t>프론트엔드는</w:t>
-      </w:r>
-      <w:proofErr w:type="spellEnd"/>
-      <w:r>
-        <w:rPr>
-          <w:rFonts w:ascii="굴림" w:eastAsia="굴림" w:hAnsi="굴림" w:cs="굴림"/>
-          <w:snapToGrid/>
-          <w:kern w:val="0"/>
-          <w:sz w:val="24"/>
-          <w:szCs w:val="24"/>
-        </w:rPr>
-        <w:t xml:space="preserve"> 그 어떤 직무보다 유행에 민감합니다. 해당 기술이 주류가 되지 못해서 업데이트가 안되거나 잊혀진다면, 프로젝트는 금방 낡아버리게 됩니다. 트렌드에 뒤처지지 않게 하나의 기술에 안주하지 않고 열린 마음으로 새로운 기술과 트렌드를 익히고 프로젝트를 최신화 하기 위해 노력할 것입니다. 끊임없는 학습을 통해 사용자 인터페이스와 사용자 경험을 기술로 구현할 수 있도록 하겠습니다.</w:t>
-      </w:r>
-    </w:p>
-    <w:p>
-      <w:pPr>
-        <w:spacing w:before="100" w:beforeAutospacing="1" w:after="100" w:afterAutospacing="1" w:line="240" w:lineRule="auto"/>
-        <w:rPr>
-          <w:rFonts w:ascii="굴림" w:eastAsia="굴림" w:hAnsi="굴림" w:cs="굴림"/>
-          <w:snapToGrid/>
-          <w:kern w:val="0"/>
-          <w:sz w:val="24"/>
-          <w:szCs w:val="24"/>
-        </w:rPr>
-      </w:pPr>
-      <w:r>
-        <w:rPr>
-          <w:rFonts w:ascii="굴림" w:eastAsia="굴림" w:hAnsi="굴림" w:cs="굴림"/>
-          <w:snapToGrid/>
-          <w:kern w:val="0"/>
-          <w:sz w:val="24"/>
-          <w:szCs w:val="24"/>
-        </w:rPr>
-        <w:t xml:space="preserve">앞으로의 온라인 시장은 훨씬 확장될 것입니다. 또한 디바이스와 브라우저가 점점 다양해지고 있어 이에 맞는 웹환경에서 고객들에게 최고의 서비스를 제공해 줄 수 있는 </w:t>
-      </w:r>
-      <w:proofErr w:type="spellStart"/>
-      <w:r>
-        <w:rPr>
-          <w:rFonts w:ascii="굴림" w:eastAsia="굴림" w:hAnsi="굴림" w:cs="굴림"/>
-          <w:snapToGrid/>
-          <w:kern w:val="0"/>
-          <w:sz w:val="24"/>
-          <w:szCs w:val="24"/>
-        </w:rPr>
-        <w:t>프론트엔드의</w:t>
-      </w:r>
-      <w:proofErr w:type="spellEnd"/>
-      <w:r>
-        <w:rPr>
-          <w:rFonts w:ascii="굴림" w:eastAsia="굴림" w:hAnsi="굴림" w:cs="굴림"/>
-          <w:snapToGrid/>
-          <w:kern w:val="0"/>
-          <w:sz w:val="24"/>
-          <w:szCs w:val="24"/>
-        </w:rPr>
-        <w:t xml:space="preserve"> 직무의 비전은 더 높아질 것이라 확신합니다. 새로운 기술을 익히는 것을 즐거워하는 저에게 </w:t>
-      </w:r>
-      <w:proofErr w:type="spellStart"/>
-      <w:r>
-        <w:rPr>
-          <w:rFonts w:ascii="굴림" w:eastAsia="굴림" w:hAnsi="굴림" w:cs="굴림" w:hint="eastAsia"/>
-          <w:snapToGrid/>
-          <w:kern w:val="0"/>
-          <w:sz w:val="24"/>
-          <w:szCs w:val="24"/>
-        </w:rPr>
-        <w:t>잡코리아</w:t>
-      </w:r>
-      <w:r>
-        <w:rPr>
-          <w:rFonts w:ascii="굴림" w:eastAsia="굴림" w:hAnsi="굴림" w:cs="굴림"/>
-          <w:snapToGrid/>
-          <w:kern w:val="0"/>
-          <w:sz w:val="24"/>
-          <w:szCs w:val="24"/>
-        </w:rPr>
-        <w:t>는</w:t>
-      </w:r>
-      <w:proofErr w:type="spellEnd"/>
-      <w:r>
-        <w:rPr>
-          <w:rFonts w:ascii="굴림" w:eastAsia="굴림" w:hAnsi="굴림" w:cs="굴림"/>
-          <w:snapToGrid/>
-          <w:kern w:val="0"/>
-          <w:sz w:val="24"/>
-          <w:szCs w:val="24"/>
-        </w:rPr>
-        <w:t xml:space="preserve"> 저의 역량을 발휘하며 함께 성장하기 가장 적합한 곳이라 생각합니다.</w:t>
-      </w:r>
-    </w:p>
-    <w:p>
-      <w:pPr>
         <w:spacing w:line="240" w:lineRule="auto"/>
-        <w:ind w:firstLineChars="50" w:firstLine="114"/>
-        <w:rPr>
-          <w:rFonts w:asciiTheme="minorHAnsi" w:eastAsiaTheme="minorHAnsi" w:hAnsiTheme="minorHAnsi"/>
-          <w:bCs/>
-          <w:color w:val="404040" w:themeColor="text1" w:themeTint="BF"/>
-          <w:spacing w:val="-6"/>
-          <w:sz w:val="24"/>
-        </w:rPr>
-      </w:pPr>
-    </w:p>
-    <w:p>
-      <w:pPr>
-        <w:spacing w:line="240" w:lineRule="auto"/>
-        <w:ind w:firstLineChars="50" w:firstLine="114"/>
-        <w:rPr>
-          <w:rFonts w:asciiTheme="minorHAnsi" w:eastAsiaTheme="minorHAnsi" w:hAnsiTheme="minorHAnsi"/>
-          <w:bCs/>
-          <w:color w:val="404040" w:themeColor="text1" w:themeTint="BF"/>
-          <w:spacing w:val="-6"/>
-          <w:sz w:val="24"/>
-        </w:rPr>
-      </w:pPr>
-    </w:p>
-    <w:p>
-      <w:pPr>
-        <w:spacing w:line="240" w:lineRule="auto"/>
-        <w:ind w:firstLineChars="50" w:firstLine="114"/>
-        <w:rPr>
-          <w:rFonts w:asciiTheme="minorHAnsi" w:eastAsiaTheme="minorHAnsi" w:hAnsiTheme="minorHAnsi"/>
-          <w:bCs/>
-          <w:color w:val="404040" w:themeColor="text1" w:themeTint="BF"/>
-          <w:spacing w:val="-6"/>
-          <w:sz w:val="24"/>
-        </w:rPr>
-      </w:pPr>
-    </w:p>
-    <w:p>
-      <w:pPr>
-        <w:spacing w:line="240" w:lineRule="auto"/>
-        <w:ind w:firstLineChars="50" w:firstLine="114"/>
-        <w:rPr>
-          <w:rFonts w:asciiTheme="minorHAnsi" w:eastAsiaTheme="minorHAnsi" w:hAnsiTheme="minorHAnsi"/>
-          <w:bCs/>
-          <w:color w:val="404040" w:themeColor="text1" w:themeTint="BF"/>
-          <w:spacing w:val="-6"/>
-          <w:sz w:val="24"/>
-        </w:rPr>
-      </w:pPr>
-    </w:p>
-    <w:p>
-      <w:pPr>
-        <w:spacing w:line="240" w:lineRule="auto"/>
-        <w:ind w:firstLineChars="50" w:firstLine="114"/>
-        <w:rPr>
-          <w:rFonts w:asciiTheme="minorHAnsi" w:eastAsiaTheme="minorHAnsi" w:hAnsiTheme="minorHAnsi"/>
-          <w:bCs/>
-          <w:color w:val="404040" w:themeColor="text1" w:themeTint="BF"/>
-          <w:spacing w:val="-6"/>
-          <w:sz w:val="24"/>
-        </w:rPr>
-      </w:pPr>
-    </w:p>
-    <w:tbl>
-      <w:tblPr>
-        <w:tblStyle w:val="a3"/>
-        <w:tblW w:w="0" w:type="auto"/>
-        <w:tblLook w:val="04A0" w:firstRow="1" w:lastRow="0" w:firstColumn="1" w:lastColumn="0" w:noHBand="0" w:noVBand="1"/>
-      </w:tblPr>
-      <w:tblGrid>
-        <w:gridCol w:w="10194"/>
-      </w:tblGrid>
-      <w:tr>
-        <w:tc>
-          <w:tcPr>
-            <w:tcW w:w="10194" w:type="dxa"/>
-            <w:tcBorders>
-              <w:top w:val="nil"/>
-              <w:left w:val="nil"/>
-              <w:bottom w:val="single" w:sz="4" w:space="0" w:color="7F7F7F" w:themeColor="text1" w:themeTint="80"/>
-              <w:right w:val="nil"/>
-            </w:tcBorders>
-          </w:tcPr>
-          <w:p>
-            <w:pPr>
-              <w:rPr>
-                <w:rFonts w:asciiTheme="minorHAnsi" w:eastAsiaTheme="minorHAnsi" w:hAnsiTheme="minorHAnsi"/>
-                <w:b/>
-                <w:bCs/>
-                <w:color w:val="404040" w:themeColor="text1" w:themeTint="BF"/>
-                <w:spacing w:val="-10"/>
-                <w:sz w:val="24"/>
-              </w:rPr>
-            </w:pPr>
-          </w:p>
-          <w:p>
-            <w:pPr>
-              <w:rPr>
-                <w:rFonts w:asciiTheme="minorHAnsi" w:eastAsiaTheme="minorHAnsi" w:hAnsiTheme="minorHAnsi"/>
-                <w:b/>
-                <w:bCs/>
-                <w:color w:val="404040" w:themeColor="text1" w:themeTint="BF"/>
-                <w:spacing w:val="-10"/>
-                <w:sz w:val="24"/>
-              </w:rPr>
-            </w:pPr>
-          </w:p>
-          <w:p>
-            <w:pPr>
-              <w:rPr>
-                <w:rFonts w:asciiTheme="minorHAnsi" w:eastAsiaTheme="minorHAnsi" w:hAnsiTheme="minorHAnsi"/>
-                <w:b/>
-                <w:bCs/>
-                <w:color w:val="404040" w:themeColor="text1" w:themeTint="BF"/>
-                <w:spacing w:val="-10"/>
-                <w:sz w:val="24"/>
-              </w:rPr>
-            </w:pPr>
-          </w:p>
-          <w:p>
-            <w:pPr>
-              <w:rPr>
-                <w:rFonts w:asciiTheme="minorHAnsi" w:eastAsiaTheme="minorHAnsi" w:hAnsiTheme="minorHAnsi"/>
-                <w:b/>
-                <w:bCs/>
-                <w:color w:val="404040" w:themeColor="text1" w:themeTint="BF"/>
-                <w:spacing w:val="-10"/>
-                <w:sz w:val="24"/>
-              </w:rPr>
-            </w:pPr>
-          </w:p>
-          <w:p>
-            <w:pPr>
-              <w:rPr>
-                <w:rFonts w:asciiTheme="minorHAnsi" w:eastAsiaTheme="minorHAnsi" w:hAnsiTheme="minorHAnsi"/>
-                <w:b/>
-                <w:bCs/>
-                <w:color w:val="404040" w:themeColor="text1" w:themeTint="BF"/>
-                <w:spacing w:val="-10"/>
-                <w:sz w:val="24"/>
-              </w:rPr>
-            </w:pPr>
-          </w:p>
-          <w:p>
-            <w:pPr>
-              <w:rPr>
-                <w:rFonts w:asciiTheme="minorHAnsi" w:eastAsiaTheme="minorHAnsi" w:hAnsiTheme="minorHAnsi"/>
-                <w:b/>
-                <w:bCs/>
-                <w:color w:val="404040" w:themeColor="text1" w:themeTint="BF"/>
-                <w:spacing w:val="-10"/>
-                <w:sz w:val="24"/>
-              </w:rPr>
-            </w:pPr>
-          </w:p>
-          <w:p>
-            <w:pPr>
-              <w:rPr>
-                <w:rFonts w:asciiTheme="minorHAnsi" w:eastAsiaTheme="minorHAnsi" w:hAnsiTheme="minorHAnsi"/>
-                <w:b/>
-                <w:bCs/>
-                <w:color w:val="404040" w:themeColor="text1" w:themeTint="BF"/>
-                <w:spacing w:val="-10"/>
-                <w:sz w:val="24"/>
-              </w:rPr>
-            </w:pPr>
-          </w:p>
-          <w:p>
-            <w:pPr>
-              <w:rPr>
-                <w:rFonts w:asciiTheme="minorHAnsi" w:eastAsiaTheme="minorHAnsi" w:hAnsiTheme="minorHAnsi"/>
-                <w:b/>
-                <w:bCs/>
-                <w:color w:val="404040" w:themeColor="text1" w:themeTint="BF"/>
-                <w:spacing w:val="-10"/>
-                <w:sz w:val="24"/>
-              </w:rPr>
-            </w:pPr>
-          </w:p>
-          <w:p>
-            <w:pPr>
-              <w:rPr>
-                <w:rFonts w:asciiTheme="minorHAnsi" w:eastAsiaTheme="minorHAnsi" w:hAnsiTheme="minorHAnsi"/>
-                <w:b/>
-                <w:bCs/>
-                <w:color w:val="404040" w:themeColor="text1" w:themeTint="BF"/>
-                <w:spacing w:val="-10"/>
-                <w:sz w:val="24"/>
-              </w:rPr>
-            </w:pPr>
-          </w:p>
-          <w:p>
-            <w:pPr>
-              <w:rPr>
-                <w:rFonts w:asciiTheme="minorHAnsi" w:eastAsiaTheme="minorHAnsi" w:hAnsiTheme="minorHAnsi"/>
-                <w:b/>
-                <w:bCs/>
-                <w:color w:val="404040" w:themeColor="text1" w:themeTint="BF"/>
-                <w:spacing w:val="-10"/>
-              </w:rPr>
-            </w:pPr>
-            <w:r>
-              <w:rPr>
-                <w:rFonts w:asciiTheme="minorHAnsi" w:eastAsiaTheme="minorHAnsi" w:hAnsiTheme="minorHAnsi"/>
-                <w:b/>
-                <w:bCs/>
-                <w:color w:val="404040" w:themeColor="text1" w:themeTint="BF"/>
-                <w:spacing w:val="-10"/>
-                <w:sz w:val="24"/>
-              </w:rPr>
-              <w:lastRenderedPageBreak/>
-              <w:t xml:space="preserve">2. </w:t>
-            </w:r>
-            <w:r>
-              <w:rPr>
-                <w:rFonts w:asciiTheme="minorHAnsi" w:eastAsiaTheme="minorHAnsi" w:hAnsiTheme="minorHAnsi" w:hint="eastAsia"/>
-                <w:b/>
-                <w:bCs/>
-                <w:color w:val="404040" w:themeColor="text1" w:themeTint="BF"/>
-                <w:spacing w:val="-10"/>
-                <w:sz w:val="24"/>
-              </w:rPr>
-              <w:t>스스로</w:t>
-            </w:r>
-            <w:r>
-              <w:rPr>
-                <w:rFonts w:asciiTheme="minorHAnsi" w:eastAsiaTheme="minorHAnsi" w:hAnsiTheme="minorHAnsi"/>
-                <w:b/>
-                <w:bCs/>
-                <w:color w:val="404040" w:themeColor="text1" w:themeTint="BF"/>
-                <w:spacing w:val="-10"/>
-                <w:sz w:val="24"/>
-              </w:rPr>
-              <w:t xml:space="preserve"> 높은 수준의 목표를 설정하고 열정적으로 달성한 경험</w:t>
-            </w:r>
-          </w:p>
-        </w:tc>
-      </w:tr>
-    </w:tbl>
-    <w:p>
-      <w:pPr>
-        <w:spacing w:line="240" w:lineRule="auto"/>
-        <w:ind w:firstLineChars="50" w:firstLine="114"/>
-        <w:rPr>
-          <w:rFonts w:asciiTheme="minorHAnsi" w:eastAsiaTheme="minorHAnsi" w:hAnsiTheme="minorHAnsi"/>
-          <w:bCs/>
-          <w:color w:val="404040" w:themeColor="text1" w:themeTint="BF"/>
-          <w:spacing w:val="-6"/>
-          <w:sz w:val="24"/>
-        </w:rPr>
-      </w:pPr>
-      <w:r>
-        <w:rPr>
-          <w:rFonts w:asciiTheme="minorHAnsi" w:eastAsiaTheme="minorHAnsi" w:hAnsiTheme="minorHAnsi"/>
-          <w:bCs/>
-          <w:color w:val="404040" w:themeColor="text1" w:themeTint="BF"/>
-          <w:spacing w:val="-6"/>
-          <w:sz w:val="24"/>
-        </w:rPr>
-        <w:lastRenderedPageBreak/>
-        <w:t>“</w:t>
-      </w:r>
-      <w:r>
-        <w:rPr>
-          <w:rFonts w:asciiTheme="minorHAnsi" w:eastAsiaTheme="minorHAnsi" w:hAnsiTheme="minorHAnsi" w:hint="eastAsia"/>
-          <w:bCs/>
-          <w:color w:val="404040" w:themeColor="text1" w:themeTint="BF"/>
-          <w:spacing w:val="-6"/>
-          <w:sz w:val="24"/>
-        </w:rPr>
-        <w:t>노력으로 이루어 낸 정상</w:t>
-      </w:r>
-      <w:r>
-        <w:rPr>
-          <w:rFonts w:asciiTheme="minorHAnsi" w:eastAsiaTheme="minorHAnsi" w:hAnsiTheme="minorHAnsi"/>
-          <w:bCs/>
-          <w:color w:val="404040" w:themeColor="text1" w:themeTint="BF"/>
-          <w:spacing w:val="-6"/>
-          <w:sz w:val="24"/>
-        </w:rPr>
-        <w:t>”</w:t>
-      </w:r>
-    </w:p>
-    <w:p>
-      <w:pPr>
-        <w:spacing w:line="240" w:lineRule="auto"/>
-        <w:ind w:firstLineChars="50" w:firstLine="114"/>
-        <w:rPr>
-          <w:rFonts w:asciiTheme="minorHAnsi" w:eastAsiaTheme="minorHAnsi" w:hAnsiTheme="minorHAnsi" w:hint="eastAsia"/>
-          <w:bCs/>
-          <w:color w:val="404040" w:themeColor="text1" w:themeTint="BF"/>
-          <w:spacing w:val="-6"/>
-          <w:sz w:val="24"/>
-        </w:rPr>
-      </w:pPr>
-      <w:r>
-        <w:rPr>
-          <w:rFonts w:asciiTheme="minorHAnsi" w:eastAsiaTheme="minorHAnsi" w:hAnsiTheme="minorHAnsi" w:hint="eastAsia"/>
-          <w:bCs/>
-          <w:color w:val="404040" w:themeColor="text1" w:themeTint="BF"/>
-          <w:spacing w:val="-6"/>
-          <w:sz w:val="24"/>
-        </w:rPr>
-        <w:t>삼성 청년</w:t>
-      </w:r>
-      <w:r>
-        <w:rPr>
-          <w:rFonts w:asciiTheme="minorHAnsi" w:eastAsiaTheme="minorHAnsi" w:hAnsiTheme="minorHAnsi"/>
-          <w:bCs/>
-          <w:color w:val="404040" w:themeColor="text1" w:themeTint="BF"/>
-          <w:spacing w:val="-6"/>
-          <w:sz w:val="24"/>
-        </w:rPr>
-        <w:t xml:space="preserve"> SW </w:t>
-      </w:r>
-      <w:r>
-        <w:rPr>
-          <w:rFonts w:asciiTheme="minorHAnsi" w:eastAsiaTheme="minorHAnsi" w:hAnsiTheme="minorHAnsi" w:hint="eastAsia"/>
-          <w:bCs/>
-          <w:color w:val="404040" w:themeColor="text1" w:themeTint="BF"/>
-          <w:spacing w:val="-6"/>
-          <w:sz w:val="24"/>
-        </w:rPr>
-        <w:t>아카데미 교육 중</w:t>
-      </w:r>
-      <w:r>
-        <w:rPr>
-          <w:rFonts w:asciiTheme="minorHAnsi" w:eastAsiaTheme="minorHAnsi" w:hAnsiTheme="minorHAnsi" w:hint="eastAsia"/>
-          <w:bCs/>
-          <w:color w:val="404040" w:themeColor="text1" w:themeTint="BF"/>
-          <w:spacing w:val="-6"/>
-          <w:sz w:val="24"/>
-        </w:rPr>
-        <w:t xml:space="preserve"> </w:t>
-      </w:r>
-      <w:r>
-        <w:rPr>
-          <w:rFonts w:asciiTheme="minorHAnsi" w:eastAsiaTheme="minorHAnsi" w:hAnsiTheme="minorHAnsi" w:hint="eastAsia"/>
-          <w:bCs/>
-          <w:color w:val="404040" w:themeColor="text1" w:themeTint="BF"/>
-          <w:spacing w:val="-6"/>
-          <w:sz w:val="24"/>
-        </w:rPr>
-        <w:t>빅데이터</w:t>
-      </w:r>
-      <w:r>
-        <w:rPr>
-          <w:rFonts w:asciiTheme="minorHAnsi" w:eastAsiaTheme="minorHAnsi" w:hAnsiTheme="minorHAnsi"/>
-          <w:bCs/>
-          <w:color w:val="404040" w:themeColor="text1" w:themeTint="BF"/>
-          <w:spacing w:val="-6"/>
-          <w:sz w:val="24"/>
-        </w:rPr>
-        <w:t xml:space="preserve">, </w:t>
-      </w:r>
-      <w:r>
-        <w:rPr>
-          <w:rFonts w:asciiTheme="minorHAnsi" w:eastAsiaTheme="minorHAnsi" w:hAnsiTheme="minorHAnsi" w:hint="eastAsia"/>
-          <w:bCs/>
-          <w:color w:val="404040" w:themeColor="text1" w:themeTint="BF"/>
-          <w:spacing w:val="-6"/>
-          <w:sz w:val="24"/>
-        </w:rPr>
-        <w:t>인공지능,</w:t>
-      </w:r>
-      <w:r>
-        <w:rPr>
-          <w:rFonts w:asciiTheme="minorHAnsi" w:eastAsiaTheme="minorHAnsi" w:hAnsiTheme="minorHAnsi"/>
-          <w:bCs/>
-          <w:color w:val="404040" w:themeColor="text1" w:themeTint="BF"/>
-          <w:spacing w:val="-6"/>
-          <w:sz w:val="24"/>
-        </w:rPr>
-        <w:t xml:space="preserve"> NFT</w:t>
-      </w:r>
-      <w:r>
-        <w:rPr>
-          <w:rFonts w:asciiTheme="minorHAnsi" w:eastAsiaTheme="minorHAnsi" w:hAnsiTheme="minorHAnsi" w:hint="eastAsia"/>
-          <w:bCs/>
-          <w:color w:val="404040" w:themeColor="text1" w:themeTint="BF"/>
-          <w:spacing w:val="-6"/>
-          <w:sz w:val="24"/>
-        </w:rPr>
-        <w:t xml:space="preserve"> 등의 </w:t>
-      </w:r>
-      <w:r>
-        <w:rPr>
-          <w:rFonts w:asciiTheme="minorHAnsi" w:eastAsiaTheme="minorHAnsi" w:hAnsiTheme="minorHAnsi"/>
-          <w:bCs/>
-          <w:color w:val="404040" w:themeColor="text1" w:themeTint="BF"/>
-          <w:spacing w:val="-6"/>
-          <w:sz w:val="24"/>
-        </w:rPr>
-        <w:t>4</w:t>
-      </w:r>
-      <w:r>
-        <w:rPr>
-          <w:rFonts w:asciiTheme="minorHAnsi" w:eastAsiaTheme="minorHAnsi" w:hAnsiTheme="minorHAnsi" w:hint="eastAsia"/>
-          <w:bCs/>
-          <w:color w:val="404040" w:themeColor="text1" w:themeTint="BF"/>
-          <w:spacing w:val="-6"/>
-          <w:sz w:val="24"/>
-        </w:rPr>
-        <w:t>차산업혁명 기술들</w:t>
-      </w:r>
-      <w:r>
-        <w:rPr>
-          <w:rFonts w:asciiTheme="minorHAnsi" w:eastAsiaTheme="minorHAnsi" w:hAnsiTheme="minorHAnsi" w:hint="eastAsia"/>
-          <w:bCs/>
-          <w:color w:val="404040" w:themeColor="text1" w:themeTint="BF"/>
-          <w:spacing w:val="-6"/>
-          <w:sz w:val="24"/>
-        </w:rPr>
-        <w:t xml:space="preserve">을 이용해 서비스를 만들어보는 </w:t>
-      </w:r>
-      <w:r>
-        <w:rPr>
-          <w:rFonts w:asciiTheme="minorHAnsi" w:eastAsiaTheme="minorHAnsi" w:hAnsiTheme="minorHAnsi" w:hint="eastAsia"/>
-          <w:bCs/>
-          <w:color w:val="404040" w:themeColor="text1" w:themeTint="BF"/>
-          <w:spacing w:val="-6"/>
-          <w:sz w:val="24"/>
-        </w:rPr>
-        <w:t>특화</w:t>
-      </w:r>
-      <w:r>
-        <w:rPr>
-          <w:rFonts w:asciiTheme="minorHAnsi" w:eastAsiaTheme="minorHAnsi" w:hAnsiTheme="minorHAnsi"/>
-          <w:bCs/>
-          <w:color w:val="404040" w:themeColor="text1" w:themeTint="BF"/>
-          <w:spacing w:val="-6"/>
-          <w:sz w:val="24"/>
-        </w:rPr>
-        <w:t xml:space="preserve"> </w:t>
-      </w:r>
-      <w:r>
-        <w:rPr>
-          <w:rFonts w:asciiTheme="minorHAnsi" w:eastAsiaTheme="minorHAnsi" w:hAnsiTheme="minorHAnsi" w:hint="eastAsia"/>
-          <w:bCs/>
-          <w:color w:val="404040" w:themeColor="text1" w:themeTint="BF"/>
-          <w:spacing w:val="-6"/>
-          <w:sz w:val="24"/>
-        </w:rPr>
-        <w:t>프로젝트</w:t>
-      </w:r>
-      <w:r>
-        <w:rPr>
-          <w:rFonts w:asciiTheme="minorHAnsi" w:eastAsiaTheme="minorHAnsi" w:hAnsiTheme="minorHAnsi"/>
-          <w:bCs/>
-          <w:color w:val="404040" w:themeColor="text1" w:themeTint="BF"/>
-          <w:spacing w:val="-6"/>
-          <w:sz w:val="24"/>
-        </w:rPr>
-        <w:t xml:space="preserve"> </w:t>
-      </w:r>
-      <w:r>
-        <w:rPr>
-          <w:rFonts w:asciiTheme="minorHAnsi" w:eastAsiaTheme="minorHAnsi" w:hAnsiTheme="minorHAnsi" w:hint="eastAsia"/>
-          <w:bCs/>
-          <w:color w:val="404040" w:themeColor="text1" w:themeTint="BF"/>
-          <w:spacing w:val="-6"/>
-          <w:sz w:val="24"/>
-        </w:rPr>
-        <w:t>기간이 있었습니다.</w:t>
-      </w:r>
-      <w:r>
-        <w:rPr>
-          <w:rFonts w:asciiTheme="minorHAnsi" w:eastAsiaTheme="minorHAnsi" w:hAnsiTheme="minorHAnsi"/>
-          <w:bCs/>
-          <w:color w:val="404040" w:themeColor="text1" w:themeTint="BF"/>
-          <w:spacing w:val="-6"/>
-          <w:sz w:val="24"/>
-        </w:rPr>
-        <w:t xml:space="preserve"> </w:t>
-      </w:r>
-      <w:r>
-        <w:rPr>
-          <w:rFonts w:asciiTheme="minorHAnsi" w:eastAsiaTheme="minorHAnsi" w:hAnsiTheme="minorHAnsi" w:hint="eastAsia"/>
-          <w:bCs/>
-          <w:color w:val="404040" w:themeColor="text1" w:themeTint="BF"/>
-          <w:spacing w:val="-6"/>
-          <w:sz w:val="24"/>
-        </w:rPr>
-        <w:t>다른 팀은 인공지능,</w:t>
-      </w:r>
-      <w:r>
-        <w:rPr>
-          <w:rFonts w:asciiTheme="minorHAnsi" w:eastAsiaTheme="minorHAnsi" w:hAnsiTheme="minorHAnsi"/>
-          <w:bCs/>
-          <w:color w:val="404040" w:themeColor="text1" w:themeTint="BF"/>
-          <w:spacing w:val="-6"/>
-          <w:sz w:val="24"/>
-        </w:rPr>
-        <w:t xml:space="preserve"> </w:t>
-      </w:r>
-      <w:r>
-        <w:rPr>
-          <w:rFonts w:asciiTheme="minorHAnsi" w:eastAsiaTheme="minorHAnsi" w:hAnsiTheme="minorHAnsi" w:hint="eastAsia"/>
-          <w:bCs/>
-          <w:color w:val="404040" w:themeColor="text1" w:themeTint="BF"/>
-          <w:spacing w:val="-6"/>
-          <w:sz w:val="24"/>
-        </w:rPr>
-        <w:t>빅데이터를 학부 기간 중 경험해본 사람이 많았</w:t>
-      </w:r>
-      <w:r>
-        <w:rPr>
-          <w:rFonts w:asciiTheme="minorHAnsi" w:eastAsiaTheme="minorHAnsi" w:hAnsiTheme="minorHAnsi" w:hint="eastAsia"/>
-          <w:bCs/>
-          <w:color w:val="404040" w:themeColor="text1" w:themeTint="BF"/>
-          <w:spacing w:val="-6"/>
-          <w:sz w:val="24"/>
-        </w:rPr>
-        <w:t>습니다</w:t>
-      </w:r>
-      <w:r>
-        <w:rPr>
-          <w:rFonts w:asciiTheme="minorHAnsi" w:eastAsiaTheme="minorHAnsi" w:hAnsiTheme="minorHAnsi" w:hint="eastAsia"/>
-          <w:bCs/>
-          <w:color w:val="404040" w:themeColor="text1" w:themeTint="BF"/>
-          <w:spacing w:val="-6"/>
-          <w:sz w:val="24"/>
-        </w:rPr>
-        <w:t>.</w:t>
-      </w:r>
-      <w:r>
-        <w:rPr>
-          <w:rFonts w:asciiTheme="minorHAnsi" w:eastAsiaTheme="minorHAnsi" w:hAnsiTheme="minorHAnsi"/>
-          <w:bCs/>
-          <w:color w:val="404040" w:themeColor="text1" w:themeTint="BF"/>
-          <w:spacing w:val="-6"/>
-          <w:sz w:val="24"/>
-        </w:rPr>
-        <w:t xml:space="preserve"> </w:t>
-      </w:r>
-      <w:r>
-        <w:rPr>
-          <w:rFonts w:asciiTheme="minorHAnsi" w:eastAsiaTheme="minorHAnsi" w:hAnsiTheme="minorHAnsi" w:hint="eastAsia"/>
-          <w:bCs/>
-          <w:color w:val="404040" w:themeColor="text1" w:themeTint="BF"/>
-          <w:spacing w:val="-6"/>
-          <w:sz w:val="24"/>
-        </w:rPr>
-        <w:t xml:space="preserve">하지만 </w:t>
-      </w:r>
-      <w:r>
-        <w:rPr>
-          <w:rFonts w:asciiTheme="minorHAnsi" w:eastAsiaTheme="minorHAnsi" w:hAnsiTheme="minorHAnsi" w:hint="eastAsia"/>
-          <w:bCs/>
-          <w:color w:val="404040" w:themeColor="text1" w:themeTint="BF"/>
-          <w:spacing w:val="-6"/>
-          <w:sz w:val="24"/>
-        </w:rPr>
-        <w:t>저희 팀은</w:t>
-      </w:r>
-      <w:r>
-        <w:rPr>
-          <w:rFonts w:asciiTheme="minorHAnsi" w:eastAsiaTheme="minorHAnsi" w:hAnsiTheme="minorHAnsi"/>
-          <w:bCs/>
-          <w:color w:val="404040" w:themeColor="text1" w:themeTint="BF"/>
-          <w:spacing w:val="-6"/>
-          <w:sz w:val="24"/>
-        </w:rPr>
-        <w:t xml:space="preserve"> </w:t>
-      </w:r>
-      <w:r>
-        <w:rPr>
-          <w:rFonts w:asciiTheme="minorHAnsi" w:eastAsiaTheme="minorHAnsi" w:hAnsiTheme="minorHAnsi" w:hint="eastAsia"/>
-          <w:bCs/>
-          <w:color w:val="404040" w:themeColor="text1" w:themeTint="BF"/>
-          <w:spacing w:val="-6"/>
-          <w:sz w:val="24"/>
-        </w:rPr>
-        <w:t>다수의</w:t>
-      </w:r>
-      <w:r>
-        <w:rPr>
-          <w:rFonts w:asciiTheme="minorHAnsi" w:eastAsiaTheme="minorHAnsi" w:hAnsiTheme="minorHAnsi"/>
-          <w:bCs/>
-          <w:color w:val="404040" w:themeColor="text1" w:themeTint="BF"/>
-          <w:spacing w:val="-6"/>
-          <w:sz w:val="24"/>
-        </w:rPr>
-        <w:t xml:space="preserve"> </w:t>
-      </w:r>
-      <w:r>
-        <w:rPr>
-          <w:rFonts w:asciiTheme="minorHAnsi" w:eastAsiaTheme="minorHAnsi" w:hAnsiTheme="minorHAnsi" w:hint="eastAsia"/>
-          <w:bCs/>
-          <w:color w:val="404040" w:themeColor="text1" w:themeTint="BF"/>
-          <w:spacing w:val="-6"/>
-          <w:sz w:val="24"/>
-        </w:rPr>
-        <w:t>비전공자로 이루어져 있어,</w:t>
-      </w:r>
-      <w:r>
-        <w:rPr>
-          <w:rFonts w:asciiTheme="minorHAnsi" w:eastAsiaTheme="minorHAnsi" w:hAnsiTheme="minorHAnsi"/>
-          <w:bCs/>
-          <w:color w:val="404040" w:themeColor="text1" w:themeTint="BF"/>
-          <w:spacing w:val="-6"/>
-          <w:sz w:val="24"/>
-        </w:rPr>
-        <w:t xml:space="preserve"> </w:t>
-      </w:r>
-      <w:r>
-        <w:rPr>
-          <w:rFonts w:asciiTheme="minorHAnsi" w:eastAsiaTheme="minorHAnsi" w:hAnsiTheme="minorHAnsi" w:hint="eastAsia"/>
-          <w:bCs/>
-          <w:color w:val="404040" w:themeColor="text1" w:themeTint="BF"/>
-          <w:spacing w:val="-6"/>
-          <w:sz w:val="24"/>
-        </w:rPr>
-        <w:t xml:space="preserve">경험이 적었고 </w:t>
-      </w:r>
-      <w:r>
-        <w:rPr>
-          <w:rFonts w:asciiTheme="minorHAnsi" w:eastAsiaTheme="minorHAnsi" w:hAnsiTheme="minorHAnsi" w:hint="eastAsia"/>
-          <w:bCs/>
-          <w:color w:val="404040" w:themeColor="text1" w:themeTint="BF"/>
-          <w:spacing w:val="-6"/>
-          <w:sz w:val="24"/>
-        </w:rPr>
-        <w:t xml:space="preserve">다른 팀들과 차별점을 두기 위해 </w:t>
-      </w:r>
-      <w:r>
-        <w:rPr>
-          <w:rFonts w:asciiTheme="minorHAnsi" w:eastAsiaTheme="minorHAnsi" w:hAnsiTheme="minorHAnsi"/>
-          <w:bCs/>
-          <w:color w:val="404040" w:themeColor="text1" w:themeTint="BF"/>
-          <w:spacing w:val="-6"/>
-          <w:sz w:val="24"/>
-        </w:rPr>
-        <w:t>NFT</w:t>
-      </w:r>
-      <w:r>
-        <w:rPr>
-          <w:rFonts w:asciiTheme="minorHAnsi" w:eastAsiaTheme="minorHAnsi" w:hAnsiTheme="minorHAnsi" w:hint="eastAsia"/>
-          <w:bCs/>
-          <w:color w:val="404040" w:themeColor="text1" w:themeTint="BF"/>
-          <w:spacing w:val="-6"/>
-          <w:sz w:val="24"/>
-        </w:rPr>
-        <w:t>도메인을 선택했습니다.</w:t>
-      </w:r>
-      <w:r>
-        <w:rPr>
-          <w:rFonts w:asciiTheme="minorHAnsi" w:eastAsiaTheme="minorHAnsi" w:hAnsiTheme="minorHAnsi"/>
-          <w:bCs/>
-          <w:color w:val="404040" w:themeColor="text1" w:themeTint="BF"/>
-          <w:spacing w:val="-6"/>
-          <w:sz w:val="24"/>
-        </w:rPr>
-        <w:t xml:space="preserve"> </w:t>
-      </w:r>
-      <w:r>
-        <w:rPr>
-          <w:rFonts w:asciiTheme="minorHAnsi" w:eastAsiaTheme="minorHAnsi" w:hAnsiTheme="minorHAnsi" w:hint="eastAsia"/>
-          <w:bCs/>
-          <w:color w:val="404040" w:themeColor="text1" w:themeTint="BF"/>
-          <w:spacing w:val="-6"/>
-          <w:sz w:val="24"/>
-        </w:rPr>
-        <w:t xml:space="preserve">그리고 저희의 목표인 </w:t>
-      </w:r>
-      <w:r>
-        <w:rPr>
-          <w:rFonts w:asciiTheme="minorHAnsi" w:eastAsiaTheme="minorHAnsi" w:hAnsiTheme="minorHAnsi" w:hint="eastAsia"/>
-          <w:bCs/>
-          <w:color w:val="404040" w:themeColor="text1" w:themeTint="BF"/>
-          <w:spacing w:val="-6"/>
-          <w:sz w:val="24"/>
-        </w:rPr>
-        <w:t>1등</w:t>
-      </w:r>
-      <w:r>
-        <w:rPr>
-          <w:rFonts w:asciiTheme="minorHAnsi" w:eastAsiaTheme="minorHAnsi" w:hAnsiTheme="minorHAnsi" w:hint="eastAsia"/>
-          <w:bCs/>
-          <w:color w:val="404040" w:themeColor="text1" w:themeTint="BF"/>
-          <w:spacing w:val="-6"/>
-          <w:sz w:val="24"/>
-        </w:rPr>
-        <w:t xml:space="preserve">을 위해 스케일을 더 키워 </w:t>
-      </w:r>
-      <w:r>
-        <w:rPr>
-          <w:rFonts w:asciiTheme="minorHAnsi" w:eastAsiaTheme="minorHAnsi" w:hAnsiTheme="minorHAnsi"/>
-          <w:bCs/>
-          <w:color w:val="404040" w:themeColor="text1" w:themeTint="BF"/>
-          <w:spacing w:val="-6"/>
-          <w:sz w:val="24"/>
-        </w:rPr>
-        <w:t>“NFT</w:t>
-      </w:r>
-      <w:r>
-        <w:rPr>
-          <w:rFonts w:asciiTheme="minorHAnsi" w:eastAsiaTheme="minorHAnsi" w:hAnsiTheme="minorHAnsi" w:hint="eastAsia"/>
-          <w:bCs/>
-          <w:color w:val="404040" w:themeColor="text1" w:themeTint="BF"/>
-          <w:spacing w:val="-6"/>
-          <w:sz w:val="24"/>
-        </w:rPr>
-        <w:t>를 이용해 게임에서 이용하자</w:t>
-      </w:r>
-      <w:r>
-        <w:rPr>
-          <w:rFonts w:asciiTheme="minorHAnsi" w:eastAsiaTheme="minorHAnsi" w:hAnsiTheme="minorHAnsi"/>
-          <w:bCs/>
-          <w:color w:val="404040" w:themeColor="text1" w:themeTint="BF"/>
-          <w:spacing w:val="-6"/>
-          <w:sz w:val="24"/>
-        </w:rPr>
-        <w:t xml:space="preserve">” </w:t>
-      </w:r>
-      <w:r>
-        <w:rPr>
-          <w:rFonts w:asciiTheme="minorHAnsi" w:eastAsiaTheme="minorHAnsi" w:hAnsiTheme="minorHAnsi" w:hint="eastAsia"/>
-          <w:bCs/>
-          <w:color w:val="404040" w:themeColor="text1" w:themeTint="BF"/>
-          <w:spacing w:val="-6"/>
-          <w:sz w:val="24"/>
-        </w:rPr>
-        <w:t>라는 기획을 세웠습니다.</w:t>
-      </w:r>
-      <w:r>
-        <w:rPr>
-          <w:rFonts w:asciiTheme="minorHAnsi" w:eastAsiaTheme="minorHAnsi" w:hAnsiTheme="minorHAnsi"/>
-          <w:bCs/>
-          <w:color w:val="404040" w:themeColor="text1" w:themeTint="BF"/>
-          <w:spacing w:val="-6"/>
-          <w:sz w:val="24"/>
-        </w:rPr>
-        <w:t xml:space="preserve"> </w:t>
-      </w:r>
-      <w:r>
-        <w:rPr>
-          <w:rFonts w:asciiTheme="minorHAnsi" w:eastAsiaTheme="minorHAnsi" w:hAnsiTheme="minorHAnsi" w:hint="eastAsia"/>
-          <w:bCs/>
-          <w:color w:val="404040" w:themeColor="text1" w:themeTint="BF"/>
-          <w:spacing w:val="-6"/>
-          <w:sz w:val="24"/>
-        </w:rPr>
-        <w:t>새로운 기술</w:t>
-      </w:r>
-      <w:r>
-        <w:rPr>
-          <w:rFonts w:asciiTheme="minorHAnsi" w:eastAsiaTheme="minorHAnsi" w:hAnsiTheme="minorHAnsi" w:hint="eastAsia"/>
-          <w:bCs/>
-          <w:color w:val="404040" w:themeColor="text1" w:themeTint="BF"/>
-          <w:spacing w:val="-6"/>
-          <w:sz w:val="24"/>
-        </w:rPr>
-        <w:t>들을</w:t>
-      </w:r>
-      <w:r>
-        <w:rPr>
-          <w:rFonts w:asciiTheme="minorHAnsi" w:eastAsiaTheme="minorHAnsi" w:hAnsiTheme="minorHAnsi" w:hint="eastAsia"/>
-          <w:bCs/>
-          <w:color w:val="404040" w:themeColor="text1" w:themeTint="BF"/>
-          <w:spacing w:val="-6"/>
-          <w:sz w:val="24"/>
-        </w:rPr>
-        <w:t xml:space="preserve"> 배워야 했기에 겁도 났지만</w:t>
-      </w:r>
-      <w:r>
-        <w:rPr>
-          <w:rFonts w:asciiTheme="minorHAnsi" w:eastAsiaTheme="minorHAnsi" w:hAnsiTheme="minorHAnsi"/>
-          <w:bCs/>
-          <w:color w:val="404040" w:themeColor="text1" w:themeTint="BF"/>
-          <w:spacing w:val="-6"/>
-          <w:sz w:val="24"/>
-        </w:rPr>
-        <w:t xml:space="preserve">, </w:t>
-      </w:r>
-      <w:r>
-        <w:rPr>
-          <w:rFonts w:asciiTheme="minorHAnsi" w:eastAsiaTheme="minorHAnsi" w:hAnsiTheme="minorHAnsi" w:hint="eastAsia"/>
-          <w:bCs/>
-          <w:color w:val="404040" w:themeColor="text1" w:themeTint="BF"/>
-          <w:spacing w:val="-6"/>
-          <w:sz w:val="24"/>
-        </w:rPr>
-        <w:t>주어진 시간동안 남들보다 더 노력하고 프로젝트에 애정이 있다면 목표를 달성할 것이라 믿었습니다</w:t>
-      </w:r>
-      <w:r>
-        <w:rPr>
-          <w:rFonts w:asciiTheme="minorHAnsi" w:eastAsiaTheme="minorHAnsi" w:hAnsiTheme="minorHAnsi"/>
-          <w:bCs/>
-          <w:color w:val="404040" w:themeColor="text1" w:themeTint="BF"/>
-          <w:spacing w:val="-6"/>
-          <w:sz w:val="24"/>
-        </w:rPr>
-        <w:t>.</w:t>
-      </w:r>
-    </w:p>
-    <w:p>
-      <w:pPr>
-        <w:spacing w:line="240" w:lineRule="auto"/>
-        <w:ind w:firstLineChars="50" w:firstLine="114"/>
-        <w:rPr>
-          <w:rFonts w:asciiTheme="minorHAnsi" w:eastAsiaTheme="minorHAnsi" w:hAnsiTheme="minorHAnsi"/>
-          <w:bCs/>
-          <w:color w:val="404040" w:themeColor="text1" w:themeTint="BF"/>
-          <w:spacing w:val="-6"/>
-          <w:sz w:val="24"/>
-        </w:rPr>
-      </w:pPr>
-    </w:p>
-    <w:p>
-      <w:pPr>
-        <w:spacing w:line="240" w:lineRule="auto"/>
-        <w:ind w:firstLineChars="50" w:firstLine="114"/>
-        <w:rPr>
-          <w:rFonts w:asciiTheme="minorHAnsi" w:eastAsiaTheme="minorHAnsi" w:hAnsiTheme="minorHAnsi" w:hint="eastAsia"/>
-          <w:bCs/>
-          <w:color w:val="404040" w:themeColor="text1" w:themeTint="BF"/>
-          <w:spacing w:val="-6"/>
-          <w:sz w:val="24"/>
-        </w:rPr>
-      </w:pPr>
-      <w:r>
-        <w:rPr>
-          <w:rFonts w:asciiTheme="minorHAnsi" w:eastAsiaTheme="minorHAnsi" w:hAnsiTheme="minorHAnsi"/>
-          <w:bCs/>
-          <w:color w:val="404040" w:themeColor="text1" w:themeTint="BF"/>
-          <w:spacing w:val="-6"/>
-          <w:sz w:val="24"/>
-        </w:rPr>
-        <w:t>저</w:t>
-      </w:r>
-      <w:r>
-        <w:rPr>
-          <w:rFonts w:asciiTheme="minorHAnsi" w:eastAsiaTheme="minorHAnsi" w:hAnsiTheme="minorHAnsi" w:hint="eastAsia"/>
-          <w:bCs/>
-          <w:color w:val="404040" w:themeColor="text1" w:themeTint="BF"/>
-          <w:spacing w:val="-6"/>
-          <w:sz w:val="24"/>
-        </w:rPr>
-        <w:t xml:space="preserve">는 </w:t>
-      </w:r>
-      <w:r>
-        <w:rPr>
-          <w:rFonts w:asciiTheme="minorHAnsi" w:eastAsiaTheme="minorHAnsi" w:hAnsiTheme="minorHAnsi"/>
-          <w:bCs/>
-          <w:color w:val="404040" w:themeColor="text1" w:themeTint="BF"/>
-          <w:spacing w:val="-6"/>
-          <w:sz w:val="24"/>
-        </w:rPr>
-        <w:t>“</w:t>
-      </w:r>
-      <w:r>
-        <w:rPr>
-          <w:rFonts w:asciiTheme="minorHAnsi" w:eastAsiaTheme="minorHAnsi" w:hAnsiTheme="minorHAnsi" w:hint="eastAsia"/>
-          <w:bCs/>
-          <w:color w:val="404040" w:themeColor="text1" w:themeTint="BF"/>
-          <w:spacing w:val="-6"/>
-          <w:sz w:val="24"/>
-        </w:rPr>
-        <w:t>p</w:t>
-      </w:r>
-      <w:r>
-        <w:rPr>
-          <w:rFonts w:asciiTheme="minorHAnsi" w:eastAsiaTheme="minorHAnsi" w:hAnsiTheme="minorHAnsi"/>
-          <w:bCs/>
-          <w:color w:val="404040" w:themeColor="text1" w:themeTint="BF"/>
-          <w:spacing w:val="-6"/>
-          <w:sz w:val="24"/>
-        </w:rPr>
-        <w:t>haser3”</w:t>
-      </w:r>
-      <w:r>
-        <w:rPr>
-          <w:rFonts w:asciiTheme="minorHAnsi" w:eastAsiaTheme="minorHAnsi" w:hAnsiTheme="minorHAnsi" w:hint="eastAsia"/>
-          <w:bCs/>
-          <w:color w:val="404040" w:themeColor="text1" w:themeTint="BF"/>
-          <w:spacing w:val="-6"/>
-          <w:sz w:val="24"/>
-        </w:rPr>
-        <w:t>라는 기술을 이용해 게임파트를 맡아 작업을 하는데 인기있는 기술이 아니라 관련자료가 너무 부실했던 점이 가장 힘들었습니다.</w:t>
-      </w:r>
-      <w:r>
-        <w:rPr>
-          <w:rFonts w:asciiTheme="minorHAnsi" w:eastAsiaTheme="minorHAnsi" w:hAnsiTheme="minorHAnsi"/>
-          <w:bCs/>
-          <w:color w:val="404040" w:themeColor="text1" w:themeTint="BF"/>
-          <w:spacing w:val="-6"/>
-          <w:sz w:val="24"/>
-        </w:rPr>
-        <w:t xml:space="preserve"> </w:t>
-      </w:r>
-      <w:r>
-        <w:rPr>
-          <w:rFonts w:asciiTheme="minorHAnsi" w:eastAsiaTheme="minorHAnsi" w:hAnsiTheme="minorHAnsi" w:hint="eastAsia"/>
-          <w:bCs/>
-          <w:color w:val="404040" w:themeColor="text1" w:themeTint="BF"/>
-          <w:spacing w:val="-6"/>
-          <w:sz w:val="24"/>
-        </w:rPr>
-        <w:t xml:space="preserve">한글로 된 문서는 하나도 </w:t>
-      </w:r>
-      <w:r>
-        <w:rPr>
-          <w:rFonts w:asciiTheme="minorHAnsi" w:eastAsiaTheme="minorHAnsi" w:hAnsiTheme="minorHAnsi" w:hint="eastAsia"/>
-          <w:bCs/>
-          <w:color w:val="404040" w:themeColor="text1" w:themeTint="BF"/>
-          <w:spacing w:val="-6"/>
-          <w:sz w:val="24"/>
-        </w:rPr>
-        <w:t>없고,</w:t>
-      </w:r>
-      <w:r>
-        <w:rPr>
-          <w:rFonts w:asciiTheme="minorHAnsi" w:eastAsiaTheme="minorHAnsi" w:hAnsiTheme="minorHAnsi"/>
-          <w:bCs/>
-          <w:color w:val="404040" w:themeColor="text1" w:themeTint="BF"/>
-          <w:spacing w:val="-6"/>
-          <w:sz w:val="24"/>
-        </w:rPr>
-        <w:t xml:space="preserve"> </w:t>
-      </w:r>
-      <w:r>
-        <w:rPr>
-          <w:rFonts w:asciiTheme="minorHAnsi" w:eastAsiaTheme="minorHAnsi" w:hAnsiTheme="minorHAnsi" w:hint="eastAsia"/>
-          <w:bCs/>
-          <w:color w:val="404040" w:themeColor="text1" w:themeTint="BF"/>
-          <w:spacing w:val="-6"/>
-          <w:sz w:val="24"/>
-        </w:rPr>
-        <w:t>공식문서도 불친절하였습니다</w:t>
-      </w:r>
-      <w:r>
-        <w:rPr>
-          <w:rFonts w:asciiTheme="minorHAnsi" w:eastAsiaTheme="minorHAnsi" w:hAnsiTheme="minorHAnsi" w:hint="eastAsia"/>
-          <w:bCs/>
-          <w:color w:val="404040" w:themeColor="text1" w:themeTint="BF"/>
-          <w:spacing w:val="-6"/>
-          <w:sz w:val="24"/>
-        </w:rPr>
-        <w:t>.</w:t>
-      </w:r>
-      <w:r>
-        <w:rPr>
-          <w:rFonts w:asciiTheme="minorHAnsi" w:eastAsiaTheme="minorHAnsi" w:hAnsiTheme="minorHAnsi"/>
-          <w:bCs/>
-          <w:color w:val="404040" w:themeColor="text1" w:themeTint="BF"/>
-          <w:spacing w:val="-6"/>
-          <w:sz w:val="24"/>
-        </w:rPr>
-        <w:t xml:space="preserve"> </w:t>
-      </w:r>
-      <w:r>
-        <w:rPr>
-          <w:rFonts w:asciiTheme="minorHAnsi" w:eastAsiaTheme="minorHAnsi" w:hAnsiTheme="minorHAnsi" w:hint="eastAsia"/>
-          <w:bCs/>
-          <w:color w:val="404040" w:themeColor="text1" w:themeTint="BF"/>
-          <w:spacing w:val="-6"/>
-          <w:sz w:val="24"/>
-        </w:rPr>
-        <w:t>기능 하나 구현할 때마다</w:t>
-      </w:r>
-      <w:r>
-        <w:rPr>
-          <w:rFonts w:asciiTheme="minorHAnsi" w:eastAsiaTheme="minorHAnsi" w:hAnsiTheme="minorHAnsi"/>
-          <w:bCs/>
-          <w:color w:val="404040" w:themeColor="text1" w:themeTint="BF"/>
-          <w:spacing w:val="-6"/>
-          <w:sz w:val="24"/>
-        </w:rPr>
-        <w:t xml:space="preserve"> </w:t>
-      </w:r>
-      <w:r>
-        <w:rPr>
-          <w:rFonts w:asciiTheme="minorHAnsi" w:eastAsiaTheme="minorHAnsi" w:hAnsiTheme="minorHAnsi" w:hint="eastAsia"/>
-          <w:bCs/>
-          <w:color w:val="404040" w:themeColor="text1" w:themeTint="BF"/>
-          <w:spacing w:val="-6"/>
-          <w:sz w:val="24"/>
-        </w:rPr>
-        <w:t xml:space="preserve">검색만 이틀씩 </w:t>
-      </w:r>
-      <w:r>
-        <w:rPr>
-          <w:rFonts w:asciiTheme="minorHAnsi" w:eastAsiaTheme="minorHAnsi" w:hAnsiTheme="minorHAnsi" w:hint="eastAsia"/>
-          <w:bCs/>
-          <w:color w:val="404040" w:themeColor="text1" w:themeTint="BF"/>
-          <w:spacing w:val="-6"/>
-          <w:sz w:val="24"/>
-        </w:rPr>
-        <w:t>필요했고</w:t>
-      </w:r>
-      <w:r>
-        <w:rPr>
-          <w:rFonts w:asciiTheme="minorHAnsi" w:eastAsiaTheme="minorHAnsi" w:hAnsiTheme="minorHAnsi"/>
-          <w:bCs/>
-          <w:color w:val="404040" w:themeColor="text1" w:themeTint="BF"/>
-          <w:spacing w:val="-6"/>
-          <w:sz w:val="24"/>
-        </w:rPr>
-        <w:t xml:space="preserve"> </w:t>
-      </w:r>
-      <w:proofErr w:type="spellStart"/>
-      <w:r>
-        <w:rPr>
-          <w:rFonts w:asciiTheme="minorHAnsi" w:eastAsiaTheme="minorHAnsi" w:hAnsiTheme="minorHAnsi"/>
-          <w:bCs/>
-          <w:color w:val="404040" w:themeColor="text1" w:themeTint="BF"/>
-          <w:spacing w:val="-6"/>
-          <w:sz w:val="24"/>
-        </w:rPr>
-        <w:t>Stackoverflow</w:t>
-      </w:r>
-      <w:proofErr w:type="spellEnd"/>
-      <w:r>
-        <w:rPr>
-          <w:rFonts w:asciiTheme="minorHAnsi" w:eastAsiaTheme="minorHAnsi" w:hAnsiTheme="minorHAnsi" w:hint="eastAsia"/>
-          <w:bCs/>
-          <w:color w:val="404040" w:themeColor="text1" w:themeTint="BF"/>
-          <w:spacing w:val="-6"/>
-          <w:sz w:val="24"/>
-        </w:rPr>
-        <w:t xml:space="preserve">나 공식 문서 사이트에 </w:t>
-      </w:r>
-      <w:r>
-        <w:rPr>
-          <w:rFonts w:asciiTheme="minorHAnsi" w:eastAsiaTheme="minorHAnsi" w:hAnsiTheme="minorHAnsi" w:hint="eastAsia"/>
-          <w:bCs/>
-          <w:color w:val="404040" w:themeColor="text1" w:themeTint="BF"/>
-          <w:spacing w:val="-6"/>
-          <w:sz w:val="24"/>
-        </w:rPr>
-        <w:t>영어로 질문하여 기다려야 하는 경우도 많았습니다.</w:t>
-      </w:r>
-    </w:p>
-    <w:p>
-      <w:pPr>
-        <w:spacing w:line="240" w:lineRule="auto"/>
-        <w:ind w:firstLineChars="50" w:firstLine="114"/>
-        <w:rPr>
-          <w:rFonts w:asciiTheme="minorHAnsi" w:eastAsiaTheme="minorHAnsi" w:hAnsiTheme="minorHAnsi" w:hint="eastAsia"/>
-          <w:bCs/>
-          <w:color w:val="404040" w:themeColor="text1" w:themeTint="BF"/>
-          <w:spacing w:val="-6"/>
-          <w:sz w:val="24"/>
-        </w:rPr>
-      </w:pPr>
-      <w:r>
-        <w:rPr>
-          <w:rFonts w:asciiTheme="minorHAnsi" w:eastAsiaTheme="minorHAnsi" w:hAnsiTheme="minorHAnsi" w:hint="eastAsia"/>
-          <w:bCs/>
-          <w:color w:val="404040" w:themeColor="text1" w:themeTint="BF"/>
-          <w:spacing w:val="-6"/>
-          <w:sz w:val="24"/>
-        </w:rPr>
-        <w:t xml:space="preserve">팀원은 </w:t>
-      </w:r>
-      <w:r>
-        <w:rPr>
-          <w:rFonts w:asciiTheme="minorHAnsi" w:eastAsiaTheme="minorHAnsi" w:hAnsiTheme="minorHAnsi"/>
-          <w:bCs/>
-          <w:color w:val="404040" w:themeColor="text1" w:themeTint="BF"/>
-          <w:spacing w:val="-6"/>
-          <w:sz w:val="24"/>
-        </w:rPr>
-        <w:t>“</w:t>
-      </w:r>
-      <w:r>
-        <w:rPr>
-          <w:rFonts w:asciiTheme="minorHAnsi" w:eastAsiaTheme="minorHAnsi" w:hAnsiTheme="minorHAnsi" w:hint="eastAsia"/>
-          <w:bCs/>
-          <w:color w:val="404040" w:themeColor="text1" w:themeTint="BF"/>
-          <w:spacing w:val="-6"/>
-          <w:sz w:val="24"/>
-        </w:rPr>
-        <w:t xml:space="preserve">게임 기능을 포기하고 그냥 </w:t>
-      </w:r>
-      <w:proofErr w:type="spellStart"/>
-      <w:r>
-        <w:rPr>
-          <w:rFonts w:asciiTheme="minorHAnsi" w:eastAsiaTheme="minorHAnsi" w:hAnsiTheme="minorHAnsi"/>
-          <w:bCs/>
-          <w:color w:val="404040" w:themeColor="text1" w:themeTint="BF"/>
-          <w:spacing w:val="-6"/>
-          <w:sz w:val="24"/>
-        </w:rPr>
-        <w:t>nft</w:t>
-      </w:r>
-      <w:proofErr w:type="spellEnd"/>
-      <w:r>
-        <w:rPr>
-          <w:rFonts w:asciiTheme="minorHAnsi" w:eastAsiaTheme="minorHAnsi" w:hAnsiTheme="minorHAnsi" w:hint="eastAsia"/>
-          <w:bCs/>
-          <w:color w:val="404040" w:themeColor="text1" w:themeTint="BF"/>
-          <w:spacing w:val="-6"/>
-          <w:sz w:val="24"/>
-        </w:rPr>
-        <w:t>만 전시하는 것으로 하면 편할 텐데, 어때</w:t>
-      </w:r>
-      <w:r>
-        <w:rPr>
-          <w:rFonts w:asciiTheme="minorHAnsi" w:eastAsiaTheme="minorHAnsi" w:hAnsiTheme="minorHAnsi"/>
-          <w:bCs/>
-          <w:color w:val="404040" w:themeColor="text1" w:themeTint="BF"/>
-          <w:spacing w:val="-6"/>
-          <w:sz w:val="24"/>
-        </w:rPr>
-        <w:t xml:space="preserve">” </w:t>
-      </w:r>
-      <w:r>
-        <w:rPr>
-          <w:rFonts w:asciiTheme="minorHAnsi" w:eastAsiaTheme="minorHAnsi" w:hAnsiTheme="minorHAnsi" w:hint="eastAsia"/>
-          <w:bCs/>
-          <w:color w:val="404040" w:themeColor="text1" w:themeTint="BF"/>
-          <w:spacing w:val="-6"/>
-          <w:sz w:val="24"/>
-        </w:rPr>
-        <w:t>라고</w:t>
-      </w:r>
-      <w:r>
-        <w:rPr>
-          <w:rFonts w:asciiTheme="minorHAnsi" w:eastAsiaTheme="minorHAnsi" w:hAnsiTheme="minorHAnsi"/>
-          <w:bCs/>
-          <w:color w:val="404040" w:themeColor="text1" w:themeTint="BF"/>
-          <w:spacing w:val="-6"/>
-          <w:sz w:val="24"/>
-        </w:rPr>
-        <w:t xml:space="preserve"> </w:t>
-      </w:r>
-      <w:r>
-        <w:rPr>
-          <w:rFonts w:asciiTheme="minorHAnsi" w:eastAsiaTheme="minorHAnsi" w:hAnsiTheme="minorHAnsi" w:hint="eastAsia"/>
-          <w:bCs/>
-          <w:color w:val="404040" w:themeColor="text1" w:themeTint="BF"/>
-          <w:spacing w:val="-6"/>
-          <w:sz w:val="24"/>
-        </w:rPr>
-        <w:t>하긴 했지만</w:t>
-      </w:r>
-      <w:r>
-        <w:rPr>
-          <w:rFonts w:asciiTheme="minorHAnsi" w:eastAsiaTheme="minorHAnsi" w:hAnsiTheme="minorHAnsi"/>
-          <w:bCs/>
-          <w:color w:val="404040" w:themeColor="text1" w:themeTint="BF"/>
-          <w:spacing w:val="-6"/>
-          <w:sz w:val="24"/>
-        </w:rPr>
-        <w:t xml:space="preserve">, </w:t>
-      </w:r>
-      <w:r>
-        <w:rPr>
-          <w:rFonts w:asciiTheme="minorHAnsi" w:eastAsiaTheme="minorHAnsi" w:hAnsiTheme="minorHAnsi" w:hint="eastAsia"/>
-          <w:bCs/>
-          <w:color w:val="404040" w:themeColor="text1" w:themeTint="BF"/>
-          <w:spacing w:val="-6"/>
-          <w:sz w:val="24"/>
-        </w:rPr>
-        <w:t>제가 힘들다고 저희 팀의 주요 기능을 버리게 할 수 없었습니다.</w:t>
-      </w:r>
-      <w:r>
-        <w:rPr>
-          <w:rFonts w:asciiTheme="minorHAnsi" w:eastAsiaTheme="minorHAnsi" w:hAnsiTheme="minorHAnsi"/>
-          <w:bCs/>
-          <w:color w:val="404040" w:themeColor="text1" w:themeTint="BF"/>
-          <w:spacing w:val="-6"/>
-          <w:sz w:val="24"/>
-        </w:rPr>
-        <w:t xml:space="preserve"> </w:t>
-      </w:r>
-      <w:r>
-        <w:rPr>
-          <w:rFonts w:asciiTheme="minorHAnsi" w:eastAsiaTheme="minorHAnsi" w:hAnsiTheme="minorHAnsi" w:hint="eastAsia"/>
-          <w:bCs/>
-          <w:color w:val="404040" w:themeColor="text1" w:themeTint="BF"/>
-          <w:spacing w:val="-6"/>
-          <w:sz w:val="24"/>
-        </w:rPr>
-        <w:t>제 자신이 부족해서 힘든 것이고 더 노력한다면 극복</w:t>
-      </w:r>
-      <w:r>
-        <w:rPr>
-          <w:rFonts w:asciiTheme="minorHAnsi" w:eastAsiaTheme="minorHAnsi" w:hAnsiTheme="minorHAnsi" w:hint="eastAsia"/>
-          <w:bCs/>
-          <w:color w:val="404040" w:themeColor="text1" w:themeTint="BF"/>
-          <w:spacing w:val="-6"/>
-          <w:sz w:val="24"/>
-        </w:rPr>
-        <w:t xml:space="preserve">할 수 있을 것이라 </w:t>
-      </w:r>
-      <w:r>
-        <w:rPr>
-          <w:rFonts w:asciiTheme="minorHAnsi" w:eastAsiaTheme="minorHAnsi" w:hAnsiTheme="minorHAnsi" w:hint="eastAsia"/>
-          <w:bCs/>
-          <w:color w:val="404040" w:themeColor="text1" w:themeTint="BF"/>
-          <w:spacing w:val="-6"/>
-          <w:sz w:val="24"/>
-        </w:rPr>
-        <w:t>생각</w:t>
-      </w:r>
-      <w:r>
-        <w:rPr>
-          <w:rFonts w:asciiTheme="minorHAnsi" w:eastAsiaTheme="minorHAnsi" w:hAnsiTheme="minorHAnsi" w:hint="eastAsia"/>
-          <w:bCs/>
-          <w:color w:val="404040" w:themeColor="text1" w:themeTint="BF"/>
-          <w:spacing w:val="-6"/>
-          <w:sz w:val="24"/>
-        </w:rPr>
-        <w:t xml:space="preserve">해 저의 작업시간을 늘리는 방법을 통해 </w:t>
-      </w:r>
-      <w:r>
-        <w:rPr>
-          <w:rFonts w:asciiTheme="minorHAnsi" w:eastAsiaTheme="minorHAnsi" w:hAnsiTheme="minorHAnsi" w:hint="eastAsia"/>
-          <w:bCs/>
-          <w:color w:val="404040" w:themeColor="text1" w:themeTint="BF"/>
-          <w:spacing w:val="-6"/>
-          <w:sz w:val="24"/>
-        </w:rPr>
-        <w:t>팀원을 위</w:t>
-      </w:r>
-      <w:r>
-        <w:rPr>
-          <w:rFonts w:asciiTheme="minorHAnsi" w:eastAsiaTheme="minorHAnsi" w:hAnsiTheme="minorHAnsi" w:hint="eastAsia"/>
-          <w:bCs/>
-          <w:color w:val="404040" w:themeColor="text1" w:themeTint="BF"/>
-          <w:spacing w:val="-6"/>
-          <w:sz w:val="24"/>
-        </w:rPr>
-        <w:t>한</w:t>
-      </w:r>
-      <w:r>
-        <w:rPr>
-          <w:rFonts w:asciiTheme="minorHAnsi" w:eastAsiaTheme="minorHAnsi" w:hAnsiTheme="minorHAnsi" w:hint="eastAsia"/>
-          <w:bCs/>
-          <w:color w:val="404040" w:themeColor="text1" w:themeTint="BF"/>
-          <w:spacing w:val="-6"/>
-          <w:sz w:val="24"/>
-        </w:rPr>
-        <w:t xml:space="preserve"> 결과물을</w:t>
-      </w:r>
-      <w:r>
-        <w:rPr>
-          <w:rFonts w:asciiTheme="minorHAnsi" w:eastAsiaTheme="minorHAnsi" w:hAnsiTheme="minorHAnsi"/>
-          <w:bCs/>
-          <w:color w:val="404040" w:themeColor="text1" w:themeTint="BF"/>
-          <w:spacing w:val="-6"/>
-          <w:sz w:val="24"/>
-        </w:rPr>
-        <w:t xml:space="preserve"> </w:t>
-      </w:r>
-      <w:r>
-        <w:rPr>
-          <w:rFonts w:asciiTheme="minorHAnsi" w:eastAsiaTheme="minorHAnsi" w:hAnsiTheme="minorHAnsi" w:hint="eastAsia"/>
-          <w:bCs/>
-          <w:color w:val="404040" w:themeColor="text1" w:themeTint="BF"/>
-          <w:spacing w:val="-6"/>
-          <w:sz w:val="24"/>
-        </w:rPr>
-        <w:t>가져올 수 있었습니다</w:t>
-      </w:r>
-      <w:r>
-        <w:rPr>
-          <w:rFonts w:asciiTheme="minorHAnsi" w:eastAsiaTheme="minorHAnsi" w:hAnsiTheme="minorHAnsi"/>
-          <w:bCs/>
-          <w:color w:val="404040" w:themeColor="text1" w:themeTint="BF"/>
-          <w:spacing w:val="-6"/>
-          <w:sz w:val="24"/>
-        </w:rPr>
-        <w:t>.</w:t>
-      </w:r>
-    </w:p>
-    <w:p>
-      <w:pPr>
-        <w:spacing w:line="240" w:lineRule="auto"/>
-        <w:rPr>
-          <w:rFonts w:asciiTheme="minorHAnsi" w:eastAsiaTheme="minorHAnsi" w:hAnsiTheme="minorHAnsi" w:hint="eastAsia"/>
-          <w:bCs/>
-          <w:color w:val="404040" w:themeColor="text1" w:themeTint="BF"/>
-          <w:spacing w:val="-6"/>
-          <w:sz w:val="24"/>
-        </w:rPr>
-      </w:pPr>
-    </w:p>
-    <w:p>
-      <w:pPr>
-        <w:spacing w:line="240" w:lineRule="auto"/>
-        <w:ind w:firstLineChars="50" w:firstLine="114"/>
-        <w:rPr>
-          <w:rFonts w:asciiTheme="minorHAnsi" w:eastAsiaTheme="minorHAnsi" w:hAnsiTheme="minorHAnsi" w:hint="eastAsia"/>
-          <w:bCs/>
-          <w:color w:val="404040" w:themeColor="text1" w:themeTint="BF"/>
-          <w:spacing w:val="-6"/>
-          <w:sz w:val="24"/>
-        </w:rPr>
-      </w:pPr>
-      <w:r>
-        <w:rPr>
-          <w:rFonts w:asciiTheme="minorHAnsi" w:eastAsiaTheme="minorHAnsi" w:hAnsiTheme="minorHAnsi" w:hint="eastAsia"/>
-          <w:bCs/>
-          <w:color w:val="404040" w:themeColor="text1" w:themeTint="BF"/>
-          <w:spacing w:val="-6"/>
-          <w:sz w:val="24"/>
-        </w:rPr>
-        <w:t xml:space="preserve">또한 </w:t>
-      </w:r>
-      <w:r>
-        <w:rPr>
-          <w:rFonts w:asciiTheme="minorHAnsi" w:eastAsiaTheme="minorHAnsi" w:hAnsiTheme="minorHAnsi" w:hint="eastAsia"/>
-          <w:bCs/>
-          <w:color w:val="404040" w:themeColor="text1" w:themeTint="BF"/>
-          <w:spacing w:val="-6"/>
-          <w:sz w:val="24"/>
-        </w:rPr>
-        <w:t xml:space="preserve">한달이라는 짧은 시간에 많은 양의 개발을 해야 했기에 시간 관리에 어려움이 있었습니다. </w:t>
-      </w:r>
-      <w:proofErr w:type="gramStart"/>
-      <w:r>
-        <w:rPr>
-          <w:rFonts w:asciiTheme="minorHAnsi" w:eastAsiaTheme="minorHAnsi" w:hAnsiTheme="minorHAnsi"/>
-          <w:bCs/>
-          <w:color w:val="404040" w:themeColor="text1" w:themeTint="BF"/>
-          <w:spacing w:val="-6"/>
-          <w:sz w:val="24"/>
-        </w:rPr>
-        <w:t>NFT,</w:t>
-      </w:r>
-      <w:r>
-        <w:rPr>
-          <w:rFonts w:asciiTheme="minorHAnsi" w:eastAsiaTheme="minorHAnsi" w:hAnsiTheme="minorHAnsi" w:hint="eastAsia"/>
-          <w:bCs/>
-          <w:color w:val="404040" w:themeColor="text1" w:themeTint="BF"/>
-          <w:spacing w:val="-6"/>
-          <w:sz w:val="24"/>
-        </w:rPr>
-        <w:t>게임</w:t>
-      </w:r>
-      <w:proofErr w:type="gramEnd"/>
-      <w:r>
-        <w:rPr>
-          <w:rFonts w:asciiTheme="minorHAnsi" w:eastAsiaTheme="minorHAnsi" w:hAnsiTheme="minorHAnsi"/>
-          <w:bCs/>
-          <w:color w:val="404040" w:themeColor="text1" w:themeTint="BF"/>
-          <w:spacing w:val="-6"/>
-          <w:sz w:val="24"/>
-        </w:rPr>
-        <w:t>,</w:t>
-      </w:r>
-      <w:r>
-        <w:rPr>
-          <w:rFonts w:asciiTheme="minorHAnsi" w:eastAsiaTheme="minorHAnsi" w:hAnsiTheme="minorHAnsi" w:hint="eastAsia"/>
-          <w:bCs/>
-          <w:color w:val="404040" w:themeColor="text1" w:themeTint="BF"/>
-          <w:spacing w:val="-6"/>
-          <w:sz w:val="24"/>
-        </w:rPr>
-        <w:t xml:space="preserve">백,프론트 역할로 인당 두 개씩 맡아 </w:t>
-      </w:r>
-      <w:r>
-        <w:rPr>
-          <w:rFonts w:asciiTheme="minorHAnsi" w:eastAsiaTheme="minorHAnsi" w:hAnsiTheme="minorHAnsi" w:hint="eastAsia"/>
-          <w:bCs/>
-          <w:color w:val="404040" w:themeColor="text1" w:themeTint="BF"/>
-          <w:spacing w:val="-6"/>
-          <w:sz w:val="24"/>
-        </w:rPr>
-        <w:t>작업을 했습니다.</w:t>
-      </w:r>
-      <w:r>
-        <w:rPr>
-          <w:rFonts w:asciiTheme="minorHAnsi" w:eastAsiaTheme="minorHAnsi" w:hAnsiTheme="minorHAnsi"/>
-          <w:bCs/>
-          <w:color w:val="404040" w:themeColor="text1" w:themeTint="BF"/>
-          <w:spacing w:val="-6"/>
-          <w:sz w:val="24"/>
-        </w:rPr>
-        <w:t xml:space="preserve"> </w:t>
-      </w:r>
-      <w:r>
-        <w:rPr>
-          <w:rFonts w:asciiTheme="minorHAnsi" w:eastAsiaTheme="minorHAnsi" w:hAnsiTheme="minorHAnsi" w:hint="eastAsia"/>
-          <w:bCs/>
-          <w:color w:val="404040" w:themeColor="text1" w:themeTint="BF"/>
-          <w:spacing w:val="-6"/>
-          <w:sz w:val="24"/>
-        </w:rPr>
-        <w:t>저는 게임</w:t>
-      </w:r>
-      <w:r>
-        <w:rPr>
-          <w:rFonts w:asciiTheme="minorHAnsi" w:eastAsiaTheme="minorHAnsi" w:hAnsiTheme="minorHAnsi"/>
-          <w:bCs/>
-          <w:color w:val="404040" w:themeColor="text1" w:themeTint="BF"/>
-          <w:spacing w:val="-6"/>
-          <w:sz w:val="24"/>
-        </w:rPr>
-        <w:t xml:space="preserve"> </w:t>
-      </w:r>
-      <w:r>
-        <w:rPr>
-          <w:rFonts w:asciiTheme="minorHAnsi" w:eastAsiaTheme="minorHAnsi" w:hAnsiTheme="minorHAnsi" w:hint="eastAsia"/>
-          <w:bCs/>
-          <w:color w:val="404040" w:themeColor="text1" w:themeTint="BF"/>
-          <w:spacing w:val="-6"/>
-          <w:sz w:val="24"/>
-        </w:rPr>
-        <w:t>분야와 프론트를 맡았는데</w:t>
-      </w:r>
-      <w:r>
-        <w:rPr>
-          <w:rFonts w:asciiTheme="minorHAnsi" w:eastAsiaTheme="minorHAnsi" w:hAnsiTheme="minorHAnsi"/>
-          <w:bCs/>
-          <w:color w:val="404040" w:themeColor="text1" w:themeTint="BF"/>
-          <w:spacing w:val="-6"/>
-          <w:sz w:val="24"/>
-        </w:rPr>
-        <w:t xml:space="preserve">, </w:t>
-      </w:r>
-      <w:r>
-        <w:rPr>
-          <w:rFonts w:asciiTheme="minorHAnsi" w:eastAsiaTheme="minorHAnsi" w:hAnsiTheme="minorHAnsi" w:hint="eastAsia"/>
-          <w:bCs/>
-          <w:color w:val="404040" w:themeColor="text1" w:themeTint="BF"/>
-          <w:spacing w:val="-6"/>
-          <w:sz w:val="24"/>
-        </w:rPr>
-        <w:t>게임을 제작하는 중 N</w:t>
-      </w:r>
-      <w:r>
-        <w:rPr>
-          <w:rFonts w:asciiTheme="minorHAnsi" w:eastAsiaTheme="minorHAnsi" w:hAnsiTheme="minorHAnsi"/>
-          <w:bCs/>
-          <w:color w:val="404040" w:themeColor="text1" w:themeTint="BF"/>
-          <w:spacing w:val="-6"/>
-          <w:sz w:val="24"/>
-        </w:rPr>
-        <w:t>FT</w:t>
-      </w:r>
-      <w:r>
-        <w:rPr>
-          <w:rFonts w:asciiTheme="minorHAnsi" w:eastAsiaTheme="minorHAnsi" w:hAnsiTheme="minorHAnsi" w:hint="eastAsia"/>
-          <w:bCs/>
-          <w:color w:val="404040" w:themeColor="text1" w:themeTint="BF"/>
-          <w:spacing w:val="-6"/>
-          <w:sz w:val="24"/>
-        </w:rPr>
-        <w:t>에서의 작업이 하나 완료될 때마다</w:t>
-      </w:r>
-      <w:r>
-        <w:rPr>
-          <w:rFonts w:asciiTheme="minorHAnsi" w:eastAsiaTheme="minorHAnsi" w:hAnsiTheme="minorHAnsi"/>
-          <w:bCs/>
-          <w:color w:val="404040" w:themeColor="text1" w:themeTint="BF"/>
-          <w:spacing w:val="-6"/>
-          <w:sz w:val="24"/>
-        </w:rPr>
-        <w:t xml:space="preserve"> API</w:t>
-      </w:r>
-      <w:r>
-        <w:rPr>
-          <w:rFonts w:asciiTheme="minorHAnsi" w:eastAsiaTheme="minorHAnsi" w:hAnsiTheme="minorHAnsi" w:hint="eastAsia"/>
-          <w:bCs/>
-          <w:color w:val="404040" w:themeColor="text1" w:themeTint="BF"/>
-          <w:spacing w:val="-6"/>
-          <w:sz w:val="24"/>
-        </w:rPr>
-        <w:t xml:space="preserve"> 요청 연결과 오류를 잡아내고 하는 과정을 반복했습니다.</w:t>
-      </w:r>
-      <w:r>
-        <w:rPr>
-          <w:rFonts w:asciiTheme="minorHAnsi" w:eastAsiaTheme="minorHAnsi" w:hAnsiTheme="minorHAnsi"/>
-          <w:bCs/>
-          <w:color w:val="404040" w:themeColor="text1" w:themeTint="BF"/>
-          <w:spacing w:val="-6"/>
-          <w:sz w:val="24"/>
-        </w:rPr>
-        <w:t xml:space="preserve"> </w:t>
-      </w:r>
-      <w:r>
-        <w:rPr>
-          <w:rFonts w:asciiTheme="minorHAnsi" w:eastAsiaTheme="minorHAnsi" w:hAnsiTheme="minorHAnsi" w:hint="eastAsia"/>
-          <w:bCs/>
-          <w:color w:val="404040" w:themeColor="text1" w:themeTint="BF"/>
-          <w:spacing w:val="-6"/>
-          <w:sz w:val="24"/>
-        </w:rPr>
-        <w:t xml:space="preserve">또한 </w:t>
-      </w:r>
-      <w:r>
-        <w:rPr>
-          <w:rFonts w:asciiTheme="minorHAnsi" w:eastAsiaTheme="minorHAnsi" w:hAnsiTheme="minorHAnsi"/>
-          <w:bCs/>
-          <w:color w:val="404040" w:themeColor="text1" w:themeTint="BF"/>
-          <w:spacing w:val="-6"/>
-          <w:sz w:val="24"/>
-        </w:rPr>
-        <w:t xml:space="preserve">NFT </w:t>
-      </w:r>
-      <w:r>
-        <w:rPr>
-          <w:rFonts w:asciiTheme="minorHAnsi" w:eastAsiaTheme="minorHAnsi" w:hAnsiTheme="minorHAnsi" w:hint="eastAsia"/>
-          <w:bCs/>
-          <w:color w:val="404040" w:themeColor="text1" w:themeTint="BF"/>
-          <w:spacing w:val="-6"/>
-          <w:sz w:val="24"/>
-        </w:rPr>
-        <w:t>파트가 아니지만 연결을 위해</w:t>
-      </w:r>
-      <w:r>
-        <w:rPr>
-          <w:rFonts w:asciiTheme="minorHAnsi" w:eastAsiaTheme="minorHAnsi" w:hAnsiTheme="minorHAnsi"/>
-          <w:bCs/>
-          <w:color w:val="404040" w:themeColor="text1" w:themeTint="BF"/>
-          <w:spacing w:val="-6"/>
-          <w:sz w:val="24"/>
-        </w:rPr>
-        <w:t xml:space="preserve"> </w:t>
-      </w:r>
-      <w:r>
-        <w:rPr>
-          <w:rFonts w:asciiTheme="minorHAnsi" w:eastAsiaTheme="minorHAnsi" w:hAnsiTheme="minorHAnsi" w:hint="eastAsia"/>
-          <w:bCs/>
-          <w:color w:val="404040" w:themeColor="text1" w:themeTint="BF"/>
-          <w:spacing w:val="-6"/>
-          <w:sz w:val="24"/>
-        </w:rPr>
-        <w:t>그 일렬의 과정은 이해하고 있어야 했기에</w:t>
-      </w:r>
-      <w:r>
-        <w:rPr>
-          <w:rFonts w:asciiTheme="minorHAnsi" w:eastAsiaTheme="minorHAnsi" w:hAnsiTheme="minorHAnsi"/>
-          <w:bCs/>
-          <w:color w:val="404040" w:themeColor="text1" w:themeTint="BF"/>
-          <w:spacing w:val="-6"/>
-          <w:sz w:val="24"/>
-        </w:rPr>
-        <w:t xml:space="preserve"> </w:t>
-      </w:r>
-      <w:r>
-        <w:rPr>
-          <w:rFonts w:asciiTheme="minorHAnsi" w:eastAsiaTheme="minorHAnsi" w:hAnsiTheme="minorHAnsi" w:hint="eastAsia"/>
-          <w:bCs/>
-          <w:color w:val="404040" w:themeColor="text1" w:themeTint="BF"/>
-          <w:spacing w:val="-6"/>
-          <w:sz w:val="24"/>
-        </w:rPr>
-        <w:t>공부도 필수였습니다.</w:t>
-      </w:r>
-      <w:r>
-        <w:rPr>
-          <w:rFonts w:asciiTheme="minorHAnsi" w:eastAsiaTheme="minorHAnsi" w:hAnsiTheme="minorHAnsi"/>
-          <w:bCs/>
-          <w:color w:val="404040" w:themeColor="text1" w:themeTint="BF"/>
-          <w:spacing w:val="-6"/>
-          <w:sz w:val="24"/>
-        </w:rPr>
-        <w:t xml:space="preserve"> </w:t>
-      </w:r>
-      <w:r>
-        <w:rPr>
-          <w:rFonts w:asciiTheme="minorHAnsi" w:eastAsiaTheme="minorHAnsi" w:hAnsiTheme="minorHAnsi" w:hint="eastAsia"/>
-          <w:bCs/>
-          <w:color w:val="404040" w:themeColor="text1" w:themeTint="BF"/>
-          <w:spacing w:val="-6"/>
-          <w:sz w:val="24"/>
-        </w:rPr>
-        <w:t xml:space="preserve">이중작업과 공부로 인해 주말도 없는 과로에 너무 힘들고 포기하고 싶었습니다. </w:t>
-      </w:r>
-      <w:r>
-        <w:rPr>
-          <w:rFonts w:asciiTheme="minorHAnsi" w:eastAsiaTheme="minorHAnsi" w:hAnsiTheme="minorHAnsi" w:hint="eastAsia"/>
-          <w:bCs/>
-          <w:color w:val="404040" w:themeColor="text1" w:themeTint="BF"/>
-          <w:spacing w:val="-6"/>
-          <w:sz w:val="24"/>
-        </w:rPr>
-        <w:t>팀원들도</w:t>
-      </w:r>
-      <w:r>
-        <w:rPr>
-          <w:rFonts w:asciiTheme="minorHAnsi" w:eastAsiaTheme="minorHAnsi" w:hAnsiTheme="minorHAnsi"/>
-          <w:bCs/>
-          <w:noProof/>
-          <w:color w:val="404040" w:themeColor="text1" w:themeTint="BF"/>
-          <w:spacing w:val="-6"/>
-          <w:sz w:val="24"/>
-        </w:rPr>
-        <mc:AlternateContent>
-          <mc:Choice Requires="wpi">
-            <w:drawing>
-              <wp:anchor distT="0" distB="0" distL="114300" distR="114300" simplePos="0" relativeHeight="251688960" behindDoc="0" locked="0" layoutInCell="1" allowOverlap="1" wp14:anchorId="186A06E3" wp14:editId="202850C2">
-                <wp:simplePos x="0" y="0"/>
-                <wp:positionH relativeFrom="column">
-                  <wp:posOffset>1126400</wp:posOffset>
-                </wp:positionH>
-                <wp:positionV relativeFrom="paragraph">
-                  <wp:posOffset>77985</wp:posOffset>
-                </wp:positionV>
-                <wp:extent cx="360" cy="360"/>
-                <wp:effectExtent l="38100" t="38100" r="38100" b="38100"/>
-                <wp:wrapNone/>
-                <wp:docPr id="12" name="잉크 12"/>
-                <wp:cNvGraphicFramePr/>
-                <a:graphic xmlns:a="http://schemas.openxmlformats.org/drawingml/2006/main">
-                  <a:graphicData uri="http://schemas.microsoft.com/office/word/2010/wordprocessingInk">
-                    <w14:contentPart bwMode="auto" r:id="rId15">
-                      <w14:nvContentPartPr>
-                        <w14:cNvContentPartPr/>
-                      </w14:nvContentPartPr>
-                      <w14:xfrm>
-                        <a:off x="0" y="0"/>
-                        <a:ext cx="360" cy="360"/>
-                      </w14:xfrm>
-                    </w14:contentPart>
-                  </a:graphicData>
-                </a:graphic>
-              </wp:anchor>
-            </w:drawing>
-          </mc:Choice>
-          <mc:Fallback>
-            <w:pict>
-              <v:shapetype w14:anchorId="238DB59F" id="_x0000_t75" coordsize="21600,21600" o:spt="75" o:preferrelative="t" path="m@4@5l@4@11@9@11@9@5xe" filled="f" stroked="f">
-                <v:stroke joinstyle="miter"/>
-                <v:formulas>
-                  <v:f eqn="if lineDrawn pixelLineWidth 0"/>
-                  <v:f eqn="sum @0 1 0"/>
-                  <v:f eqn="sum 0 0 @1"/>
-                  <v:f eqn="prod @2 1 2"/>
-                  <v:f eqn="prod @3 21600 pixelWidth"/>
-                  <v:f eqn="prod @3 21600 pixelHeight"/>
-                  <v:f eqn="sum @0 0 1"/>
-                  <v:f eqn="prod @6 1 2"/>
-                  <v:f eqn="prod @7 21600 pixelWidth"/>
-                  <v:f eqn="sum @8 21600 0"/>
-                  <v:f eqn="prod @7 21600 pixelHeight"/>
-                  <v:f eqn="sum @10 21600 0"/>
-                </v:formulas>
-                <v:path o:extrusionok="f" gradientshapeok="t" o:connecttype="rect"/>
-                <o:lock v:ext="edit" aspectratio="t"/>
-              </v:shapetype>
-              <v:shape id="잉크 12" o:spid="_x0000_s1026" type="#_x0000_t75" style="position:absolute;left:0;text-align:left;margin-left:88.35pt;margin-top:5.8pt;width:.75pt;height:.75pt;z-index:251688960;visibility:visible;mso-wrap-style:square;mso-wrap-distance-left:9pt;mso-wrap-distance-top:0;mso-wrap-distance-right:9pt;mso-wrap-distance-bottom:0;mso-position-horizontal:absolute;mso-position-horizontal-relative:text;mso-position-vertical:absolute;mso-position-vertical-relative:text" o:gfxdata="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">
-                <v:imagedata r:id="rId16" o:title=""/>
-              </v:shape>
-            </w:pict>
-          </mc:Fallback>
-        </mc:AlternateContent>
-      </w:r>
-      <w:r>
-        <w:rPr>
-          <w:rFonts w:asciiTheme="minorHAnsi" w:eastAsiaTheme="minorHAnsi" w:hAnsiTheme="minorHAnsi" w:hint="eastAsia"/>
-          <w:bCs/>
-          <w:color w:val="404040" w:themeColor="text1" w:themeTint="BF"/>
-          <w:spacing w:val="-6"/>
-          <w:sz w:val="24"/>
-        </w:rPr>
-        <w:t xml:space="preserve"> 다들</w:t>
-      </w:r>
-      <w:r>
-        <w:rPr>
-          <w:rFonts w:asciiTheme="minorHAnsi" w:eastAsiaTheme="minorHAnsi" w:hAnsiTheme="minorHAnsi" w:hint="eastAsia"/>
-          <w:bCs/>
-          <w:color w:val="404040" w:themeColor="text1" w:themeTint="BF"/>
-          <w:spacing w:val="-6"/>
-          <w:sz w:val="24"/>
-        </w:rPr>
-        <w:t xml:space="preserve"> 마찬</w:t>
-      </w:r>
-      <w:r>
-        <w:rPr>
-          <w:rFonts w:asciiTheme="minorHAnsi" w:eastAsiaTheme="minorHAnsi" w:hAnsiTheme="minorHAnsi" w:hint="eastAsia"/>
-          <w:bCs/>
-          <w:color w:val="404040" w:themeColor="text1" w:themeTint="BF"/>
-          <w:spacing w:val="-6"/>
-          <w:sz w:val="24"/>
-        </w:rPr>
-        <w:t>가지였기에</w:t>
-      </w:r>
-      <w:r>
-        <w:rPr>
-          <w:rFonts w:asciiTheme="minorHAnsi" w:eastAsiaTheme="minorHAnsi" w:hAnsiTheme="minorHAnsi" w:hint="eastAsia"/>
-          <w:bCs/>
-          <w:color w:val="404040" w:themeColor="text1" w:themeTint="BF"/>
-          <w:spacing w:val="-6"/>
-          <w:sz w:val="24"/>
-        </w:rPr>
-        <w:t xml:space="preserve"> 그럴 때마다 다같이 </w:t>
-      </w:r>
-      <w:r>
-        <w:rPr>
-          <w:rFonts w:asciiTheme="minorHAnsi" w:eastAsiaTheme="minorHAnsi" w:hAnsiTheme="minorHAnsi"/>
-          <w:bCs/>
-          <w:color w:val="404040" w:themeColor="text1" w:themeTint="BF"/>
-          <w:spacing w:val="-6"/>
-          <w:sz w:val="24"/>
-        </w:rPr>
-        <w:t>“</w:t>
-      </w:r>
-      <w:r>
-        <w:rPr>
-          <w:rFonts w:asciiTheme="minorHAnsi" w:eastAsiaTheme="minorHAnsi" w:hAnsiTheme="minorHAnsi" w:hint="eastAsia"/>
-          <w:bCs/>
-          <w:color w:val="404040" w:themeColor="text1" w:themeTint="BF"/>
-          <w:spacing w:val="-6"/>
-          <w:sz w:val="24"/>
-        </w:rPr>
-        <w:t>우리 1등 해야지!</w:t>
-      </w:r>
-      <w:r>
-        <w:rPr>
-          <w:rFonts w:asciiTheme="minorHAnsi" w:eastAsiaTheme="minorHAnsi" w:hAnsiTheme="minorHAnsi"/>
-          <w:bCs/>
-          <w:color w:val="404040" w:themeColor="text1" w:themeTint="BF"/>
-          <w:spacing w:val="-6"/>
-          <w:sz w:val="24"/>
-        </w:rPr>
-        <w:t xml:space="preserve">” </w:t>
-      </w:r>
-      <w:r>
-        <w:rPr>
-          <w:rFonts w:asciiTheme="minorHAnsi" w:eastAsiaTheme="minorHAnsi" w:hAnsiTheme="minorHAnsi" w:hint="eastAsia"/>
-          <w:bCs/>
-          <w:color w:val="404040" w:themeColor="text1" w:themeTint="BF"/>
-          <w:spacing w:val="-6"/>
-          <w:sz w:val="24"/>
-        </w:rPr>
-        <w:t>하며 힘을 주며 서로를 응원해줬습니다.</w:t>
-      </w:r>
-      <w:r>
-        <w:rPr>
-          <w:rFonts w:asciiTheme="minorHAnsi" w:eastAsiaTheme="minorHAnsi" w:hAnsiTheme="minorHAnsi"/>
-          <w:bCs/>
-          <w:color w:val="404040" w:themeColor="text1" w:themeTint="BF"/>
-          <w:spacing w:val="-6"/>
-          <w:sz w:val="24"/>
-        </w:rPr>
-        <w:t xml:space="preserve"> </w:t>
-      </w:r>
-      <w:r>
-        <w:rPr>
-          <w:rFonts w:asciiTheme="minorHAnsi" w:eastAsiaTheme="minorHAnsi" w:hAnsiTheme="minorHAnsi" w:hint="eastAsia"/>
-          <w:bCs/>
-          <w:color w:val="404040" w:themeColor="text1" w:themeTint="BF"/>
-          <w:spacing w:val="-6"/>
-          <w:sz w:val="24"/>
-        </w:rPr>
-        <w:t>이러한 노력 끝에 마감기한 마지막까지 작업을</w:t>
-      </w:r>
-      <w:r>
-        <w:rPr>
-          <w:rFonts w:asciiTheme="minorHAnsi" w:eastAsiaTheme="minorHAnsi" w:hAnsiTheme="minorHAnsi"/>
-          <w:bCs/>
-          <w:color w:val="404040" w:themeColor="text1" w:themeTint="BF"/>
-          <w:spacing w:val="-6"/>
-          <w:sz w:val="24"/>
-        </w:rPr>
-        <w:t xml:space="preserve"> </w:t>
-      </w:r>
-      <w:r>
-        <w:rPr>
-          <w:rFonts w:asciiTheme="minorHAnsi" w:eastAsiaTheme="minorHAnsi" w:hAnsiTheme="minorHAnsi" w:hint="eastAsia"/>
-          <w:bCs/>
-          <w:color w:val="404040" w:themeColor="text1" w:themeTint="BF"/>
-          <w:spacing w:val="-6"/>
-          <w:sz w:val="24"/>
-        </w:rPr>
-        <w:t xml:space="preserve">하여 원하는 서비스를 완벽히 구현하여 그 점을 높이 평가받아 </w:t>
-      </w:r>
-      <w:r>
-        <w:rPr>
-          <w:rFonts w:asciiTheme="minorHAnsi" w:eastAsiaTheme="minorHAnsi" w:hAnsiTheme="minorHAnsi"/>
-          <w:bCs/>
-          <w:color w:val="404040" w:themeColor="text1" w:themeTint="BF"/>
-          <w:spacing w:val="-6"/>
-          <w:sz w:val="24"/>
-        </w:rPr>
-        <w:t>1</w:t>
-      </w:r>
-      <w:r>
-        <w:rPr>
-          <w:rFonts w:asciiTheme="minorHAnsi" w:eastAsiaTheme="minorHAnsi" w:hAnsiTheme="minorHAnsi" w:hint="eastAsia"/>
-          <w:bCs/>
-          <w:color w:val="404040" w:themeColor="text1" w:themeTint="BF"/>
-          <w:spacing w:val="-6"/>
-          <w:sz w:val="24"/>
-        </w:rPr>
-        <w:t>등을 수상할 수 있었습니다.</w:t>
-      </w:r>
-    </w:p>
-    <w:p>
-      <w:pPr>
-        <w:spacing w:line="240" w:lineRule="auto"/>
-        <w:ind w:firstLineChars="50" w:firstLine="114"/>
-        <w:rPr>
-          <w:rFonts w:asciiTheme="minorHAnsi" w:eastAsiaTheme="minorHAnsi" w:hAnsiTheme="minorHAnsi"/>
-          <w:bCs/>
-          <w:color w:val="404040" w:themeColor="text1" w:themeTint="BF"/>
-          <w:spacing w:val="-6"/>
-          <w:sz w:val="24"/>
-        </w:rPr>
-      </w:pPr>
-    </w:p>
-    <w:p>
-      <w:pPr>
-        <w:spacing w:line="240" w:lineRule="auto"/>
-        <w:ind w:firstLineChars="50" w:firstLine="114"/>
-        <w:rPr>
-          <w:rFonts w:asciiTheme="minorHAnsi" w:eastAsiaTheme="minorHAnsi" w:hAnsiTheme="minorHAnsi"/>
-          <w:bCs/>
-          <w:color w:val="404040" w:themeColor="text1" w:themeTint="BF"/>
-          <w:spacing w:val="-6"/>
-          <w:sz w:val="24"/>
-        </w:rPr>
-      </w:pPr>
-    </w:p>
-    <w:p>
-      <w:pPr>
-        <w:spacing w:line="240" w:lineRule="auto"/>
-        <w:ind w:firstLineChars="50" w:firstLine="114"/>
-        <w:rPr>
-          <w:rFonts w:asciiTheme="minorHAnsi" w:eastAsiaTheme="minorHAnsi" w:hAnsiTheme="minorHAnsi"/>
-          <w:bCs/>
-          <w:color w:val="404040" w:themeColor="text1" w:themeTint="BF"/>
-          <w:spacing w:val="-6"/>
-          <w:sz w:val="24"/>
-        </w:rPr>
-      </w:pPr>
-    </w:p>
-    <w:tbl>
-      <w:tblPr>
-        <w:tblStyle w:val="a3"/>
-        <w:tblW w:w="0" w:type="auto"/>
-        <w:tblLook w:val="04A0" w:firstRow="1" w:lastRow="0" w:firstColumn="1" w:lastColumn="0" w:noHBand="0" w:noVBand="1"/>
-      </w:tblPr>
-      <w:tblGrid>
-        <w:gridCol w:w="10194"/>
-      </w:tblGrid>
-      <w:tr>
-        <w:tc>
-          <w:tcPr>
-            <w:tcW w:w="10194" w:type="dxa"/>
-            <w:tcBorders>
-              <w:top w:val="nil"/>
-              <w:left w:val="nil"/>
-              <w:bottom w:val="single" w:sz="4" w:space="0" w:color="7F7F7F" w:themeColor="text1" w:themeTint="80"/>
-              <w:right w:val="nil"/>
-            </w:tcBorders>
-          </w:tcPr>
-          <w:p>
-            <w:pPr>
-              <w:rPr>
-                <w:rFonts w:asciiTheme="minorHAnsi" w:eastAsiaTheme="minorHAnsi" w:hAnsiTheme="minorHAnsi"/>
-                <w:b/>
-                <w:bCs/>
-                <w:color w:val="404040" w:themeColor="text1" w:themeTint="BF"/>
-                <w:spacing w:val="-10"/>
-                <w:sz w:val="24"/>
-              </w:rPr>
-            </w:pPr>
-          </w:p>
-          <w:p>
-            <w:pPr>
-              <w:rPr>
-                <w:rFonts w:asciiTheme="minorHAnsi" w:eastAsiaTheme="minorHAnsi" w:hAnsiTheme="minorHAnsi"/>
-                <w:b/>
-                <w:bCs/>
-                <w:color w:val="404040" w:themeColor="text1" w:themeTint="BF"/>
-                <w:spacing w:val="-10"/>
-                <w:sz w:val="24"/>
-              </w:rPr>
-            </w:pPr>
-          </w:p>
-          <w:p>
-            <w:pPr>
-              <w:rPr>
-                <w:rFonts w:asciiTheme="minorHAnsi" w:eastAsiaTheme="minorHAnsi" w:hAnsiTheme="minorHAnsi" w:hint="eastAsia"/>
-                <w:b/>
-                <w:bCs/>
-                <w:color w:val="404040" w:themeColor="text1" w:themeTint="BF"/>
-                <w:spacing w:val="-10"/>
-                <w:sz w:val="24"/>
-              </w:rPr>
-            </w:pPr>
-          </w:p>
-          <w:p>
-            <w:pPr>
-              <w:rPr>
-                <w:rFonts w:asciiTheme="minorHAnsi" w:eastAsiaTheme="minorHAnsi" w:hAnsiTheme="minorHAnsi"/>
-                <w:b/>
-                <w:bCs/>
-                <w:color w:val="404040" w:themeColor="text1" w:themeTint="BF"/>
-                <w:spacing w:val="-10"/>
-                <w:sz w:val="24"/>
-              </w:rPr>
-            </w:pPr>
-          </w:p>
-          <w:p>
-            <w:pPr>
-              <w:rPr>
-                <w:rFonts w:asciiTheme="minorHAnsi" w:eastAsiaTheme="minorHAnsi" w:hAnsiTheme="minorHAnsi"/>
-                <w:b/>
-                <w:bCs/>
-                <w:color w:val="404040" w:themeColor="text1" w:themeTint="BF"/>
-                <w:spacing w:val="-10"/>
-                <w:sz w:val="24"/>
-              </w:rPr>
-            </w:pPr>
-            <w:r>
-              <w:rPr>
-                <w:rFonts w:asciiTheme="minorHAnsi" w:eastAsiaTheme="minorHAnsi" w:hAnsiTheme="minorHAnsi"/>
-                <w:b/>
-                <w:bCs/>
-                <w:color w:val="404040" w:themeColor="text1" w:themeTint="BF"/>
-                <w:spacing w:val="-10"/>
-                <w:sz w:val="24"/>
-              </w:rPr>
-              <w:lastRenderedPageBreak/>
-              <w:t xml:space="preserve">3. </w:t>
-            </w:r>
-            <w:r>
-              <w:rPr>
-                <w:rFonts w:asciiTheme="minorHAnsi" w:eastAsiaTheme="minorHAnsi" w:hAnsiTheme="minorHAnsi" w:hint="eastAsia"/>
-                <w:b/>
-                <w:bCs/>
-                <w:color w:val="404040" w:themeColor="text1" w:themeTint="BF"/>
-                <w:spacing w:val="-10"/>
-                <w:sz w:val="24"/>
-              </w:rPr>
-              <w:t>협업을</w:t>
-            </w:r>
-            <w:r>
-              <w:rPr>
-                <w:rFonts w:asciiTheme="minorHAnsi" w:eastAsiaTheme="minorHAnsi" w:hAnsiTheme="minorHAnsi"/>
-                <w:b/>
-                <w:bCs/>
-                <w:color w:val="404040" w:themeColor="text1" w:themeTint="BF"/>
-                <w:spacing w:val="-10"/>
-                <w:sz w:val="24"/>
-              </w:rPr>
-              <w:t xml:space="preserve"> 통해 공동의 목표를 달성한 경험</w:t>
-            </w:r>
-            <w:r>
-              <w:rPr>
-                <w:rFonts w:asciiTheme="minorHAnsi" w:eastAsiaTheme="minorHAnsi" w:hAnsiTheme="minorHAnsi" w:hint="eastAsia"/>
-                <w:b/>
-                <w:bCs/>
-                <w:color w:val="404040" w:themeColor="text1" w:themeTint="BF"/>
-                <w:spacing w:val="-10"/>
-                <w:sz w:val="24"/>
-              </w:rPr>
-              <w:t xml:space="preserve"> </w:t>
-            </w:r>
-            <w:r>
-              <w:rPr>
-                <w:rFonts w:asciiTheme="minorHAnsi" w:eastAsiaTheme="minorHAnsi" w:hAnsiTheme="minorHAnsi"/>
-                <w:bCs/>
-                <w:color w:val="404040" w:themeColor="text1" w:themeTint="BF"/>
-                <w:spacing w:val="-10"/>
-                <w:sz w:val="20"/>
-              </w:rPr>
-              <w:t>(의견차이, 갈등해결, 역할분담 등)</w:t>
-            </w:r>
-          </w:p>
-        </w:tc>
-      </w:tr>
-    </w:tbl>
-    <w:p>
-      <w:pPr>
-        <w:spacing w:before="100" w:beforeAutospacing="1" w:after="100" w:afterAutospacing="1" w:line="240" w:lineRule="auto"/>
-        <w:rPr>
-          <w:rFonts w:ascii="굴림" w:eastAsia="굴림" w:hAnsi="굴림" w:cs="굴림"/>
-          <w:snapToGrid/>
-          <w:kern w:val="0"/>
-          <w:sz w:val="24"/>
-          <w:szCs w:val="24"/>
-        </w:rPr>
-      </w:pPr>
-      <w:r>
-        <w:rPr>
-          <w:rFonts w:ascii="굴림" w:eastAsia="굴림" w:hAnsi="굴림" w:cs="굴림"/>
-          <w:snapToGrid/>
-          <w:kern w:val="0"/>
-          <w:sz w:val="24"/>
-          <w:szCs w:val="24"/>
-        </w:rPr>
-        <w:lastRenderedPageBreak/>
-        <w:t xml:space="preserve">프로젝트를 진행하던 중 갈등해결을 한 경험이 있습니다. 당시에 저를 포함한 친했던 3명이 </w:t>
-      </w:r>
-      <w:proofErr w:type="spellStart"/>
-      <w:r>
-        <w:rPr>
-          <w:rFonts w:ascii="굴림" w:eastAsia="굴림" w:hAnsi="굴림" w:cs="굴림"/>
-          <w:snapToGrid/>
-          <w:kern w:val="0"/>
-          <w:sz w:val="24"/>
-          <w:szCs w:val="24"/>
-        </w:rPr>
-        <w:t>프론트엔드를</w:t>
-      </w:r>
-      <w:proofErr w:type="spellEnd"/>
-      <w:r>
-        <w:rPr>
-          <w:rFonts w:ascii="굴림" w:eastAsia="굴림" w:hAnsi="굴림" w:cs="굴림"/>
-          <w:snapToGrid/>
-          <w:kern w:val="0"/>
-          <w:sz w:val="24"/>
-          <w:szCs w:val="24"/>
-        </w:rPr>
-        <w:t xml:space="preserve"> 맡았고, 처음 만난 팀원 3명이 </w:t>
-      </w:r>
-      <w:proofErr w:type="spellStart"/>
-      <w:r>
-        <w:rPr>
-          <w:rFonts w:ascii="굴림" w:eastAsia="굴림" w:hAnsi="굴림" w:cs="굴림"/>
-          <w:snapToGrid/>
-          <w:kern w:val="0"/>
-          <w:sz w:val="24"/>
-          <w:szCs w:val="24"/>
-        </w:rPr>
-        <w:t>백엔드를</w:t>
-      </w:r>
-      <w:proofErr w:type="spellEnd"/>
-      <w:r>
-        <w:rPr>
-          <w:rFonts w:ascii="굴림" w:eastAsia="굴림" w:hAnsi="굴림" w:cs="굴림"/>
-          <w:snapToGrid/>
-          <w:kern w:val="0"/>
-          <w:sz w:val="24"/>
-          <w:szCs w:val="24"/>
-        </w:rPr>
-        <w:t xml:space="preserve"> 담당했습니다.</w:t>
-      </w:r>
-    </w:p>
-    <w:p>
-      <w:pPr>
-        <w:spacing w:before="100" w:beforeAutospacing="1" w:after="100" w:afterAutospacing="1" w:line="240" w:lineRule="auto"/>
-        <w:rPr>
-          <w:rFonts w:ascii="굴림" w:eastAsia="굴림" w:hAnsi="굴림" w:cs="굴림"/>
-          <w:snapToGrid/>
-          <w:kern w:val="0"/>
-          <w:sz w:val="24"/>
-          <w:szCs w:val="24"/>
-        </w:rPr>
-      </w:pPr>
-      <w:r>
-        <w:rPr>
-          <w:rFonts w:ascii="굴림" w:eastAsia="굴림" w:hAnsi="굴림" w:cs="굴림"/>
-          <w:snapToGrid/>
-          <w:kern w:val="0"/>
-          <w:sz w:val="24"/>
-          <w:szCs w:val="24"/>
-        </w:rPr>
-        <w:t xml:space="preserve">프로젝트 기획을 마치고 작업에 접어들 때에 갈등이 생겼습니다. 그 당시 처음 사용해보는 React를 이용해 작업을 진행하는데 팀원 </w:t>
-      </w:r>
-      <w:proofErr w:type="gramStart"/>
-      <w:r>
-        <w:rPr>
-          <w:rFonts w:ascii="굴림" w:eastAsia="굴림" w:hAnsi="굴림" w:cs="굴림"/>
-          <w:snapToGrid/>
-          <w:kern w:val="0"/>
-          <w:sz w:val="24"/>
-          <w:szCs w:val="24"/>
-        </w:rPr>
-        <w:t>한명이</w:t>
-      </w:r>
-      <w:proofErr w:type="gramEnd"/>
-      <w:r>
-        <w:rPr>
-          <w:rFonts w:ascii="굴림" w:eastAsia="굴림" w:hAnsi="굴림" w:cs="굴림"/>
-          <w:snapToGrid/>
-          <w:kern w:val="0"/>
-          <w:sz w:val="24"/>
-          <w:szCs w:val="24"/>
-        </w:rPr>
-        <w:t xml:space="preserve"> 약속된 사전공부가 안 되어 계획에 문제가 생겼습니다. 평소 열정적인 팀원의 모습과 달라, </w:t>
-      </w:r>
-      <w:proofErr w:type="gramStart"/>
-      <w:r>
-        <w:rPr>
-          <w:rFonts w:ascii="굴림" w:eastAsia="굴림" w:hAnsi="굴림" w:cs="굴림"/>
-          <w:snapToGrid/>
-          <w:kern w:val="0"/>
-          <w:sz w:val="24"/>
-          <w:szCs w:val="24"/>
-        </w:rPr>
-        <w:t>걱정스런</w:t>
-      </w:r>
-      <w:proofErr w:type="gramEnd"/>
-      <w:r>
-        <w:rPr>
-          <w:rFonts w:ascii="굴림" w:eastAsia="굴림" w:hAnsi="굴림" w:cs="굴림"/>
-          <w:snapToGrid/>
-          <w:kern w:val="0"/>
-          <w:sz w:val="24"/>
-          <w:szCs w:val="24"/>
-        </w:rPr>
-        <w:t xml:space="preserve"> 마음에 둘이 얘기를 나눠 보았습니다.</w:t>
-      </w:r>
-    </w:p>
-    <w:p>
-      <w:pPr>
-        <w:spacing w:before="100" w:beforeAutospacing="1" w:after="100" w:afterAutospacing="1" w:line="240" w:lineRule="auto"/>
-        <w:rPr>
-          <w:rFonts w:ascii="굴림" w:eastAsia="굴림" w:hAnsi="굴림" w:cs="굴림"/>
-          <w:snapToGrid/>
-          <w:kern w:val="0"/>
-          <w:sz w:val="24"/>
-          <w:szCs w:val="24"/>
-        </w:rPr>
-      </w:pPr>
-      <w:r>
-        <w:rPr>
-          <w:rFonts w:ascii="굴림" w:eastAsia="굴림" w:hAnsi="굴림" w:cs="굴림"/>
-          <w:snapToGrid/>
-          <w:kern w:val="0"/>
-          <w:sz w:val="24"/>
-          <w:szCs w:val="24"/>
-        </w:rPr>
-        <w:t xml:space="preserve">팀원은 “자신은 사실 </w:t>
-      </w:r>
-      <w:proofErr w:type="spellStart"/>
-      <w:r>
-        <w:rPr>
-          <w:rFonts w:ascii="굴림" w:eastAsia="굴림" w:hAnsi="굴림" w:cs="굴림"/>
-          <w:snapToGrid/>
-          <w:kern w:val="0"/>
-          <w:sz w:val="24"/>
-          <w:szCs w:val="24"/>
-        </w:rPr>
-        <w:t>백엔드를</w:t>
-      </w:r>
-      <w:proofErr w:type="spellEnd"/>
-      <w:r>
-        <w:rPr>
-          <w:rFonts w:ascii="굴림" w:eastAsia="굴림" w:hAnsi="굴림" w:cs="굴림"/>
-          <w:snapToGrid/>
-          <w:kern w:val="0"/>
-          <w:sz w:val="24"/>
-          <w:szCs w:val="24"/>
-        </w:rPr>
-        <w:t xml:space="preserve"> 희망하고 이번 사전공부 기간에도 그쪽 공부를 하고 있었다. 프론트 쪽도 금방 배워질 줄 알았는데 </w:t>
-      </w:r>
-      <w:proofErr w:type="spellStart"/>
-      <w:r>
-        <w:rPr>
-          <w:rFonts w:ascii="굴림" w:eastAsia="굴림" w:hAnsi="굴림" w:cs="굴림"/>
-          <w:snapToGrid/>
-          <w:kern w:val="0"/>
-          <w:sz w:val="24"/>
-          <w:szCs w:val="24"/>
-        </w:rPr>
-        <w:t>아니여서</w:t>
-      </w:r>
-      <w:proofErr w:type="spellEnd"/>
-      <w:r>
-        <w:rPr>
-          <w:rFonts w:ascii="굴림" w:eastAsia="굴림" w:hAnsi="굴림" w:cs="굴림"/>
-          <w:snapToGrid/>
-          <w:kern w:val="0"/>
-          <w:sz w:val="24"/>
-          <w:szCs w:val="24"/>
-        </w:rPr>
-        <w:t xml:space="preserve"> 자신 때문에 프로젝트에 차질이 생겨 많이 미안하게 생각하고 있다” 라는 입장을 보였습니다.</w:t>
-      </w:r>
-    </w:p>
-    <w:p>
-      <w:pPr>
-        <w:spacing w:before="100" w:beforeAutospacing="1" w:after="100" w:afterAutospacing="1" w:line="240" w:lineRule="auto"/>
-        <w:rPr>
-          <w:rFonts w:ascii="굴림" w:eastAsia="굴림" w:hAnsi="굴림" w:cs="굴림"/>
-          <w:snapToGrid/>
-          <w:kern w:val="0"/>
-          <w:sz w:val="24"/>
-          <w:szCs w:val="24"/>
-        </w:rPr>
-      </w:pPr>
-      <w:r>
-        <w:rPr>
-          <w:rFonts w:ascii="굴림" w:eastAsia="굴림" w:hAnsi="굴림" w:cs="굴림"/>
-          <w:snapToGrid/>
-          <w:kern w:val="0"/>
-          <w:sz w:val="24"/>
-          <w:szCs w:val="24"/>
-        </w:rPr>
-        <w:t xml:space="preserve">프로젝트를 진행하며 각자의 역량 강화로 함께 성장하자 라는 저희 팀의 공동의 목표를 생각해 보았습니다. 당장이라도 React에 대해 하나씩 알려주면서 같이 진행하면 결과에 큰 문제는 없었을 것입니다. 하지만 그렇게 된다면 그 팀원은 목표를 못 이룰 수 있다고 생각했습니다. 그래서 </w:t>
-      </w:r>
-      <w:proofErr w:type="spellStart"/>
-      <w:r>
-        <w:rPr>
-          <w:rFonts w:ascii="굴림" w:eastAsia="굴림" w:hAnsi="굴림" w:cs="굴림"/>
-          <w:snapToGrid/>
-          <w:kern w:val="0"/>
-          <w:sz w:val="24"/>
-          <w:szCs w:val="24"/>
-        </w:rPr>
-        <w:t>백엔드</w:t>
-      </w:r>
-      <w:proofErr w:type="spellEnd"/>
-      <w:r>
-        <w:rPr>
-          <w:rFonts w:ascii="굴림" w:eastAsia="굴림" w:hAnsi="굴림" w:cs="굴림"/>
-          <w:snapToGrid/>
-          <w:kern w:val="0"/>
-          <w:sz w:val="24"/>
-          <w:szCs w:val="24"/>
-        </w:rPr>
-        <w:t xml:space="preserve"> 팀장에게 상황을 말해 주었고, 팀원의 </w:t>
-      </w:r>
-      <w:proofErr w:type="spellStart"/>
-      <w:r>
-        <w:rPr>
-          <w:rFonts w:ascii="굴림" w:eastAsia="굴림" w:hAnsi="굴림" w:cs="굴림"/>
-          <w:snapToGrid/>
-          <w:kern w:val="0"/>
-          <w:sz w:val="24"/>
-          <w:szCs w:val="24"/>
-        </w:rPr>
-        <w:t>백엔드로의</w:t>
-      </w:r>
-      <w:proofErr w:type="spellEnd"/>
-      <w:r>
-        <w:rPr>
-          <w:rFonts w:ascii="굴림" w:eastAsia="굴림" w:hAnsi="굴림" w:cs="굴림"/>
-          <w:snapToGrid/>
-          <w:kern w:val="0"/>
-          <w:sz w:val="24"/>
-          <w:szCs w:val="24"/>
-        </w:rPr>
-        <w:t xml:space="preserve"> 역할 변경을 부탁하고 수락했습니다.</w:t>
-      </w:r>
-    </w:p>
-    <w:p>
-      <w:pPr>
-        <w:spacing w:before="100" w:beforeAutospacing="1" w:after="100" w:afterAutospacing="1" w:line="240" w:lineRule="auto"/>
-        <w:rPr>
-          <w:rFonts w:ascii="굴림" w:eastAsia="굴림" w:hAnsi="굴림" w:cs="굴림" w:hint="eastAsia"/>
-          <w:snapToGrid/>
-          <w:kern w:val="0"/>
-          <w:sz w:val="24"/>
-          <w:szCs w:val="24"/>
-        </w:rPr>
-      </w:pPr>
-      <w:r>
-        <w:rPr>
-          <w:rFonts w:ascii="굴림" w:eastAsia="굴림" w:hAnsi="굴림" w:cs="굴림"/>
-          <w:snapToGrid/>
-          <w:kern w:val="0"/>
-          <w:sz w:val="24"/>
-          <w:szCs w:val="24"/>
-        </w:rPr>
-        <w:t xml:space="preserve">덕분인지 프로젝트 동안 트러블 없이 마무리할 수 있었습니다. </w:t>
-      </w:r>
-      <w:proofErr w:type="spellStart"/>
-      <w:r>
-        <w:rPr>
-          <w:rFonts w:ascii="굴림" w:eastAsia="굴림" w:hAnsi="굴림" w:cs="굴림"/>
-          <w:snapToGrid/>
-          <w:kern w:val="0"/>
-          <w:sz w:val="24"/>
-          <w:szCs w:val="24"/>
-        </w:rPr>
-        <w:t>프론트엔드의</w:t>
-      </w:r>
-      <w:proofErr w:type="spellEnd"/>
-      <w:r>
-        <w:rPr>
-          <w:rFonts w:ascii="굴림" w:eastAsia="굴림" w:hAnsi="굴림" w:cs="굴림"/>
-          <w:snapToGrid/>
-          <w:kern w:val="0"/>
-          <w:sz w:val="24"/>
-          <w:szCs w:val="24"/>
-        </w:rPr>
-        <w:t xml:space="preserve"> 작업량이 늘어나서 조금 힘들기도 했습니다. 하지만 6명 모두가 자신의 역량을 키우며 행복하게 프로젝트를 진행했기 때문에 </w:t>
-      </w:r>
-      <w:proofErr w:type="spellStart"/>
-      <w:r>
-        <w:rPr>
-          <w:rFonts w:ascii="굴림" w:eastAsia="굴림" w:hAnsi="굴림" w:cs="굴림"/>
-          <w:snapToGrid/>
-          <w:kern w:val="0"/>
-          <w:sz w:val="24"/>
-          <w:szCs w:val="24"/>
-        </w:rPr>
-        <w:t>만족할만한</w:t>
-      </w:r>
-      <w:proofErr w:type="spellEnd"/>
-      <w:r>
-        <w:rPr>
-          <w:rFonts w:ascii="굴림" w:eastAsia="굴림" w:hAnsi="굴림" w:cs="굴림"/>
-          <w:snapToGrid/>
-          <w:kern w:val="0"/>
-          <w:sz w:val="24"/>
-          <w:szCs w:val="24"/>
-        </w:rPr>
-        <w:t xml:space="preserve"> 공동의 목표를 이루었다고 생각합니다. 이러한 경험은 실무에 가서도 팀원의 이야기를 가장 먼저 듣고 함께 해결할 수 있는 능력이 될 수 있을 것 같습니다.</w:t>
-      </w:r>
-    </w:p>
-    <w:tbl>
-      <w:tblPr>
-        <w:tblStyle w:val="a3"/>
-        <w:tblW w:w="0" w:type="auto"/>
-        <w:tblLook w:val="04A0" w:firstRow="1" w:lastRow="0" w:firstColumn="1" w:lastColumn="0" w:noHBand="0" w:noVBand="1"/>
-      </w:tblPr>
-      <w:tblGrid>
-        <w:gridCol w:w="10194"/>
-      </w:tblGrid>
-      <w:tr>
-        <w:tc>
-          <w:tcPr>
-            <w:tcW w:w="10194" w:type="dxa"/>
-            <w:tcBorders>
-              <w:top w:val="nil"/>
-              <w:left w:val="nil"/>
-              <w:bottom w:val="single" w:sz="4" w:space="0" w:color="7F7F7F" w:themeColor="text1" w:themeTint="80"/>
-              <w:right w:val="nil"/>
-            </w:tcBorders>
-          </w:tcPr>
-          <w:p>
-            <w:pPr>
-              <w:rPr>
-                <w:rFonts w:asciiTheme="minorHAnsi" w:eastAsiaTheme="minorHAnsi" w:hAnsiTheme="minorHAnsi" w:hint="eastAsia"/>
-                <w:b/>
-                <w:bCs/>
-                <w:color w:val="404040" w:themeColor="text1" w:themeTint="BF"/>
-                <w:spacing w:val="-10"/>
-                <w:sz w:val="24"/>
-              </w:rPr>
-            </w:pPr>
-          </w:p>
-          <w:p>
-            <w:pPr>
-              <w:rPr>
-                <w:rFonts w:asciiTheme="minorHAnsi" w:eastAsiaTheme="minorHAnsi" w:hAnsiTheme="minorHAnsi"/>
-                <w:b/>
-                <w:bCs/>
-                <w:color w:val="404040" w:themeColor="text1" w:themeTint="BF"/>
-                <w:spacing w:val="-10"/>
-                <w:sz w:val="24"/>
-              </w:rPr>
-            </w:pPr>
-          </w:p>
-          <w:p>
-            <w:pPr>
-              <w:rPr>
-                <w:rFonts w:asciiTheme="minorHAnsi" w:eastAsiaTheme="minorHAnsi" w:hAnsiTheme="minorHAnsi"/>
-                <w:b/>
-                <w:bCs/>
-                <w:color w:val="404040" w:themeColor="text1" w:themeTint="BF"/>
-                <w:spacing w:val="-10"/>
-                <w:sz w:val="24"/>
-              </w:rPr>
-            </w:pPr>
-            <w:r>
-              <w:rPr>
-                <w:rFonts w:asciiTheme="minorHAnsi" w:eastAsiaTheme="minorHAnsi" w:hAnsiTheme="minorHAnsi"/>
-                <w:b/>
-                <w:bCs/>
-                <w:color w:val="404040" w:themeColor="text1" w:themeTint="BF"/>
-                <w:spacing w:val="-10"/>
-                <w:sz w:val="24"/>
-              </w:rPr>
-              <w:t xml:space="preserve">4. </w:t>
-            </w:r>
-            <w:r>
-              <w:rPr>
-                <w:rFonts w:asciiTheme="minorHAnsi" w:eastAsiaTheme="minorHAnsi" w:hAnsiTheme="minorHAnsi" w:hint="eastAsia"/>
-                <w:b/>
-                <w:bCs/>
-                <w:color w:val="404040" w:themeColor="text1" w:themeTint="BF"/>
-                <w:spacing w:val="-10"/>
-                <w:sz w:val="24"/>
-              </w:rPr>
-              <w:t>직무</w:t>
-            </w:r>
-            <w:r>
-              <w:rPr>
-                <w:rFonts w:asciiTheme="minorHAnsi" w:eastAsiaTheme="minorHAnsi" w:hAnsiTheme="minorHAnsi"/>
-                <w:b/>
-                <w:bCs/>
-                <w:color w:val="404040" w:themeColor="text1" w:themeTint="BF"/>
-                <w:spacing w:val="-10"/>
-                <w:sz w:val="24"/>
-              </w:rPr>
-              <w:t xml:space="preserve"> 강점 및 관련 경험</w:t>
-            </w:r>
-            <w:r>
-              <w:rPr>
-                <w:rFonts w:asciiTheme="minorHAnsi" w:eastAsiaTheme="minorHAnsi" w:hAnsiTheme="minorHAnsi" w:hint="eastAsia"/>
-                <w:b/>
-                <w:bCs/>
-                <w:color w:val="404040" w:themeColor="text1" w:themeTint="BF"/>
-                <w:spacing w:val="-10"/>
-                <w:sz w:val="24"/>
-              </w:rPr>
-              <w:t xml:space="preserve"> </w:t>
-            </w:r>
-            <w:r>
-              <w:rPr>
-                <w:rFonts w:asciiTheme="minorHAnsi" w:eastAsiaTheme="minorHAnsi" w:hAnsiTheme="minorHAnsi"/>
-                <w:bCs/>
-                <w:color w:val="404040" w:themeColor="text1" w:themeTint="BF"/>
-                <w:spacing w:val="-10"/>
-                <w:sz w:val="20"/>
-              </w:rPr>
-              <w:t>(교육이수, 프로젝트 경험, 인턴십, 대/내외활동 등)</w:t>
-            </w:r>
-          </w:p>
-        </w:tc>
-      </w:tr>
-    </w:tbl>
-    <w:p>
-      <w:pPr>
-        <w:spacing w:line="240" w:lineRule="auto"/>
-        <w:ind w:firstLineChars="50" w:firstLine="120"/>
         <w:rPr>
           <w:rFonts w:asciiTheme="minorHAnsi" w:eastAsiaTheme="minorHAnsi" w:hAnsiTheme="minorHAnsi"/>
           <w:bCs/>
@@ -14894,428 +10939,6 @@
           <w:sz w:val="24"/>
         </w:rPr>
       </w:pPr>
-    </w:p>
-    <w:p>
-      <w:pPr>
-        <w:spacing w:before="100" w:beforeAutospacing="1" w:after="100" w:afterAutospacing="1" w:line="240" w:lineRule="auto"/>
-        <w:ind w:firstLineChars="50" w:firstLine="120"/>
-        <w:rPr>
-          <w:rFonts w:ascii="굴림" w:eastAsia="굴림" w:hAnsi="굴림" w:cs="굴림"/>
-          <w:snapToGrid/>
-          <w:kern w:val="0"/>
-          <w:sz w:val="24"/>
-          <w:szCs w:val="24"/>
-        </w:rPr>
-      </w:pPr>
-      <w:r>
-        <w:rPr>
-          <w:rFonts w:ascii="굴림" w:eastAsia="굴림" w:hAnsi="굴림" w:cs="굴림"/>
-          <w:snapToGrid/>
-          <w:kern w:val="0"/>
-          <w:sz w:val="24"/>
-          <w:szCs w:val="24"/>
-        </w:rPr>
-        <w:t xml:space="preserve">저는 삼성청년 SW 아카데미의 교육과정의 자율프로젝트 3등과 특화경진대회에서 1등을 한 기록이 있습니다. 그중 전자의 프로젝트에서 </w:t>
-      </w:r>
-      <w:proofErr w:type="spellStart"/>
-      <w:r>
-        <w:rPr>
-          <w:rFonts w:ascii="굴림" w:eastAsia="굴림" w:hAnsi="굴림" w:cs="굴림"/>
-          <w:snapToGrid/>
-          <w:kern w:val="0"/>
-          <w:sz w:val="24"/>
-          <w:szCs w:val="24"/>
-        </w:rPr>
-        <w:t>api</w:t>
-      </w:r>
-      <w:proofErr w:type="spellEnd"/>
-      <w:r>
-        <w:rPr>
-          <w:rFonts w:ascii="굴림" w:eastAsia="굴림" w:hAnsi="굴림" w:cs="굴림"/>
-          <w:snapToGrid/>
-          <w:kern w:val="0"/>
-          <w:sz w:val="24"/>
-          <w:szCs w:val="24"/>
-        </w:rPr>
-        <w:t xml:space="preserve"> 요청을 통해 총 4만개의 세탁소 데이터를 처리한 경험이 있습니다. 주소 값을 위경도 값으로 </w:t>
-      </w:r>
-      <w:proofErr w:type="spellStart"/>
-      <w:r>
-        <w:rPr>
-          <w:rFonts w:ascii="굴림" w:eastAsia="굴림" w:hAnsi="굴림" w:cs="굴림"/>
-          <w:snapToGrid/>
-          <w:kern w:val="0"/>
-          <w:sz w:val="24"/>
-          <w:szCs w:val="24"/>
-        </w:rPr>
-        <w:t>전처리</w:t>
-      </w:r>
-      <w:proofErr w:type="spellEnd"/>
-      <w:r>
-        <w:rPr>
-          <w:rFonts w:ascii="굴림" w:eastAsia="굴림" w:hAnsi="굴림" w:cs="굴림"/>
-          <w:snapToGrid/>
-          <w:kern w:val="0"/>
-          <w:sz w:val="24"/>
-          <w:szCs w:val="24"/>
-        </w:rPr>
-        <w:t xml:space="preserve"> 시켜 </w:t>
-      </w:r>
-      <w:proofErr w:type="spellStart"/>
-      <w:r>
-        <w:rPr>
-          <w:rFonts w:ascii="굴림" w:eastAsia="굴림" w:hAnsi="굴림" w:cs="굴림"/>
-          <w:snapToGrid/>
-          <w:kern w:val="0"/>
-          <w:sz w:val="24"/>
-          <w:szCs w:val="24"/>
-        </w:rPr>
-        <w:t>json</w:t>
-      </w:r>
-      <w:proofErr w:type="spellEnd"/>
-      <w:r>
-        <w:rPr>
-          <w:rFonts w:ascii="굴림" w:eastAsia="굴림" w:hAnsi="굴림" w:cs="굴림"/>
-          <w:snapToGrid/>
-          <w:kern w:val="0"/>
-          <w:sz w:val="24"/>
-          <w:szCs w:val="24"/>
-        </w:rPr>
-        <w:t>파일로 미리 저장한 뒤 사용자에게 지도에 보여줬습니다. 하지만 데이터 양이 많아 페이지 로딩 시간이 10초를 넘어갔습니다. 이 문제를 해결하기 위해 내 위치 값에서 0.02’에 위치한 값만 보여주도록 구현해 문제를 해결했었습니다. 지금 생각해보면 내 화면 위치 근처의 세탁소를 보여주는 게 더 효율적이었을까 하는 아쉬움도 있습니다.</w:t>
-      </w:r>
-    </w:p>
-    <w:p>
-      <w:pPr>
-        <w:spacing w:before="100" w:beforeAutospacing="1" w:after="100" w:afterAutospacing="1" w:line="240" w:lineRule="auto"/>
-        <w:ind w:firstLineChars="50" w:firstLine="120"/>
-        <w:rPr>
-          <w:rFonts w:ascii="굴림" w:eastAsia="굴림" w:hAnsi="굴림" w:cs="굴림"/>
-          <w:snapToGrid/>
-          <w:kern w:val="0"/>
-          <w:sz w:val="24"/>
-          <w:szCs w:val="24"/>
-        </w:rPr>
-      </w:pPr>
-      <w:r>
-        <w:rPr>
-          <w:rFonts w:ascii="굴림" w:eastAsia="굴림" w:hAnsi="굴림" w:cs="굴림"/>
-          <w:snapToGrid/>
-          <w:kern w:val="0"/>
-          <w:sz w:val="24"/>
-          <w:szCs w:val="24"/>
-        </w:rPr>
-        <w:t>또한 후자의 프로젝트에서는 NFT를 보여주는 페이지들을 만드는데, 프로젝트 초반에 사용하던 redux-saga라는 비동기 요청의 불편함을 느꼈습니다. 그래서 react-query라는 새로운 기술을 공부하고 익혀 프로젝트에 적용해 그 후에는 작업속도가 빨라질 수 있었습니다. 기존의 구조를 다 변경하려고 하니 번거롭고 어려웠지만, 더 좋은 기술에 대한 열망으로 새로운 도전을 마다하지 않았습니다.</w:t>
-      </w:r>
-    </w:p>
-    <w:p>
-      <w:pPr>
-        <w:spacing w:before="100" w:beforeAutospacing="1" w:after="100" w:afterAutospacing="1" w:line="240" w:lineRule="auto"/>
-        <w:ind w:firstLineChars="50" w:firstLine="120"/>
-        <w:rPr>
-          <w:rFonts w:ascii="굴림" w:eastAsia="굴림" w:hAnsi="굴림" w:cs="굴림"/>
-          <w:snapToGrid/>
-          <w:kern w:val="0"/>
-          <w:sz w:val="24"/>
-          <w:szCs w:val="24"/>
-        </w:rPr>
-      </w:pPr>
-      <w:r>
-        <w:rPr>
-          <w:rFonts w:ascii="굴림" w:eastAsia="굴림" w:hAnsi="굴림" w:cs="굴림"/>
-          <w:snapToGrid/>
-          <w:kern w:val="0"/>
-          <w:sz w:val="24"/>
-          <w:szCs w:val="24"/>
-        </w:rPr>
-        <w:lastRenderedPageBreak/>
-        <w:t xml:space="preserve">이렇듯 필요가 느껴진다면 어떤 방식이든 해결방식을 찾고, 주저하지 않고 새로운 기술을 적용시키는 역량을 가졌습니다. </w:t>
-      </w:r>
-      <w:proofErr w:type="spellStart"/>
-      <w:r>
-        <w:rPr>
-          <w:rFonts w:ascii="굴림" w:eastAsia="굴림" w:hAnsi="굴림" w:cs="굴림" w:hint="eastAsia"/>
-          <w:snapToGrid/>
-          <w:kern w:val="0"/>
-          <w:sz w:val="24"/>
-          <w:szCs w:val="24"/>
-        </w:rPr>
-        <w:t>잡코리아</w:t>
-      </w:r>
-      <w:r>
-        <w:rPr>
-          <w:rFonts w:ascii="굴림" w:eastAsia="굴림" w:hAnsi="굴림" w:cs="굴림"/>
-          <w:snapToGrid/>
-          <w:kern w:val="0"/>
-          <w:sz w:val="24"/>
-          <w:szCs w:val="24"/>
-        </w:rPr>
-        <w:t>는</w:t>
-      </w:r>
-      <w:proofErr w:type="spellEnd"/>
-      <w:r>
-        <w:rPr>
-          <w:rFonts w:ascii="굴림" w:eastAsia="굴림" w:hAnsi="굴림" w:cs="굴림"/>
-          <w:snapToGrid/>
-          <w:kern w:val="0"/>
-          <w:sz w:val="24"/>
-          <w:szCs w:val="24"/>
-        </w:rPr>
-        <w:t xml:space="preserve"> 이런 저가 성장하고 기여하기에 최고의 회사라고 생각해 지원하게 되었습니다. 실무에서는 어떤 식으로 팀원들과 코드리뷰를 하고 새로운 기술 스택을 익히는지 배우고 적용해 </w:t>
-      </w:r>
-      <w:proofErr w:type="spellStart"/>
-      <w:r>
-        <w:rPr>
-          <w:rFonts w:ascii="굴림" w:eastAsia="굴림" w:hAnsi="굴림" w:cs="굴림" w:hint="eastAsia"/>
-          <w:snapToGrid/>
-          <w:kern w:val="0"/>
-          <w:sz w:val="24"/>
-          <w:szCs w:val="24"/>
-        </w:rPr>
-        <w:t>잡코리아</w:t>
-      </w:r>
-      <w:r>
-        <w:rPr>
-          <w:rFonts w:ascii="굴림" w:eastAsia="굴림" w:hAnsi="굴림" w:cs="굴림"/>
-          <w:snapToGrid/>
-          <w:kern w:val="0"/>
-          <w:sz w:val="24"/>
-          <w:szCs w:val="24"/>
-        </w:rPr>
-        <w:t>의</w:t>
-      </w:r>
-      <w:proofErr w:type="spellEnd"/>
-      <w:r>
-        <w:rPr>
-          <w:rFonts w:ascii="굴림" w:eastAsia="굴림" w:hAnsi="굴림" w:cs="굴림"/>
-          <w:snapToGrid/>
-          <w:kern w:val="0"/>
-          <w:sz w:val="24"/>
-          <w:szCs w:val="24"/>
-        </w:rPr>
-        <w:t xml:space="preserve"> 발전에 이바지하고 싶습니다.</w:t>
-      </w:r>
-    </w:p>
-    <w:p>
-      <w:pPr>
-        <w:spacing w:line="240" w:lineRule="auto"/>
-        <w:ind w:firstLineChars="50" w:firstLine="120"/>
-        <w:rPr>
-          <w:rFonts w:asciiTheme="minorHAnsi" w:eastAsiaTheme="minorHAnsi" w:hAnsiTheme="minorHAnsi"/>
-          <w:bCs/>
-          <w:color w:val="2E74B5" w:themeColor="accent5" w:themeShade="BF"/>
-          <w:sz w:val="24"/>
-        </w:rPr>
-      </w:pPr>
-    </w:p>
-    <w:p>
-      <w:pPr>
-        <w:spacing w:line="240" w:lineRule="auto"/>
-        <w:ind w:firstLineChars="50" w:firstLine="120"/>
-        <w:rPr>
-          <w:rFonts w:asciiTheme="minorHAnsi" w:eastAsiaTheme="minorHAnsi" w:hAnsiTheme="minorHAnsi"/>
-          <w:bCs/>
-          <w:color w:val="2E74B5" w:themeColor="accent5" w:themeShade="BF"/>
-          <w:sz w:val="24"/>
-        </w:rPr>
-      </w:pPr>
-    </w:p>
-    <w:p>
-      <w:pPr>
-        <w:spacing w:line="240" w:lineRule="auto"/>
-        <w:ind w:firstLineChars="50" w:firstLine="120"/>
-        <w:rPr>
-          <w:rFonts w:asciiTheme="minorHAnsi" w:eastAsiaTheme="minorHAnsi" w:hAnsiTheme="minorHAnsi"/>
-          <w:bCs/>
-          <w:color w:val="2E74B5" w:themeColor="accent5" w:themeShade="BF"/>
-          <w:sz w:val="24"/>
-        </w:rPr>
-      </w:pPr>
-    </w:p>
-    <w:p>
-      <w:pPr>
-        <w:spacing w:line="240" w:lineRule="auto"/>
-        <w:ind w:firstLineChars="50" w:firstLine="120"/>
-        <w:rPr>
-          <w:rFonts w:asciiTheme="minorHAnsi" w:eastAsiaTheme="minorHAnsi" w:hAnsiTheme="minorHAnsi"/>
-          <w:bCs/>
-          <w:color w:val="2E74B5" w:themeColor="accent5" w:themeShade="BF"/>
-          <w:sz w:val="24"/>
-        </w:rPr>
-      </w:pPr>
-    </w:p>
-    <w:p>
-      <w:pPr>
-        <w:spacing w:line="240" w:lineRule="auto"/>
-        <w:ind w:firstLineChars="50" w:firstLine="100"/>
-        <w:jc w:val="center"/>
-        <w:rPr>
-          <w:rFonts w:asciiTheme="minorHAnsi" w:eastAsiaTheme="minorHAnsi" w:hAnsiTheme="minorHAnsi"/>
-          <w:bCs/>
-          <w:color w:val="404040" w:themeColor="text1" w:themeTint="BF"/>
-          <w:spacing w:val="-10"/>
-          <w:sz w:val="22"/>
-        </w:rPr>
-      </w:pPr>
-      <w:r>
-        <w:rPr>
-          <w:rFonts w:asciiTheme="minorHAnsi" w:eastAsiaTheme="minorHAnsi" w:hAnsiTheme="minorHAnsi" w:hint="eastAsia"/>
-          <w:bCs/>
-          <w:color w:val="404040" w:themeColor="text1" w:themeTint="BF"/>
-          <w:spacing w:val="-10"/>
-          <w:sz w:val="22"/>
-        </w:rPr>
-        <w:t>위의</w:t>
-      </w:r>
-      <w:r>
-        <w:rPr>
-          <w:rFonts w:asciiTheme="minorHAnsi" w:eastAsiaTheme="minorHAnsi" w:hAnsiTheme="minorHAnsi"/>
-          <w:bCs/>
-          <w:color w:val="404040" w:themeColor="text1" w:themeTint="BF"/>
-          <w:spacing w:val="-10"/>
-          <w:sz w:val="22"/>
-        </w:rPr>
-        <w:t xml:space="preserve"> 모든 기재사항은 사실과 다름없음을 확인합니다.</w:t>
-      </w:r>
-    </w:p>
-    <w:p>
-      <w:pPr>
-        <w:spacing w:line="240" w:lineRule="auto"/>
-        <w:ind w:firstLineChars="50" w:firstLine="120"/>
-        <w:rPr>
-          <w:rFonts w:asciiTheme="minorHAnsi" w:eastAsiaTheme="minorHAnsi" w:hAnsiTheme="minorHAnsi"/>
-          <w:bCs/>
-          <w:color w:val="2E74B5" w:themeColor="accent5" w:themeShade="BF"/>
-          <w:sz w:val="24"/>
-        </w:rPr>
-      </w:pPr>
-    </w:p>
-    <w:p>
-      <w:pPr>
-        <w:spacing w:line="240" w:lineRule="auto"/>
-        <w:ind w:firstLineChars="50" w:firstLine="120"/>
-        <w:rPr>
-          <w:rFonts w:asciiTheme="minorHAnsi" w:eastAsiaTheme="minorHAnsi" w:hAnsiTheme="minorHAnsi"/>
-          <w:bCs/>
-          <w:color w:val="2E74B5" w:themeColor="accent5" w:themeShade="BF"/>
-          <w:sz w:val="24"/>
-        </w:rPr>
-      </w:pPr>
-    </w:p>
-    <w:p>
-      <w:pPr>
-        <w:spacing w:line="240" w:lineRule="auto"/>
-        <w:ind w:firstLineChars="50" w:firstLine="120"/>
-        <w:jc w:val="right"/>
-        <w:rPr>
-          <w:rFonts w:asciiTheme="minorHAnsi" w:eastAsiaTheme="minorHAnsi" w:hAnsiTheme="minorHAnsi"/>
-          <w:bCs/>
-          <w:color w:val="404040" w:themeColor="text1" w:themeTint="BF"/>
-          <w:sz w:val="24"/>
-        </w:rPr>
-      </w:pPr>
-      <w:r>
-        <w:rPr>
-          <w:rFonts w:asciiTheme="minorHAnsi" w:eastAsiaTheme="minorHAnsi" w:hAnsiTheme="minorHAnsi"/>
-          <w:bCs/>
-          <w:noProof/>
-          <w:color w:val="404040" w:themeColor="text1" w:themeTint="BF"/>
-          <w:sz w:val="24"/>
-        </w:rPr>
-        <mc:AlternateContent>
-          <mc:Choice Requires="wpi">
-            <w:drawing>
-              <wp:anchor distT="0" distB="0" distL="114300" distR="114300" simplePos="0" relativeHeight="251687936" behindDoc="0" locked="0" layoutInCell="1" allowOverlap="1" wp14:anchorId="51494053" wp14:editId="2A241DDD">
-                <wp:simplePos x="0" y="0"/>
-                <wp:positionH relativeFrom="column">
-                  <wp:posOffset>6134100</wp:posOffset>
-                </wp:positionH>
-                <wp:positionV relativeFrom="paragraph">
-                  <wp:posOffset>-31750</wp:posOffset>
-                </wp:positionV>
-                <wp:extent cx="346075" cy="383540"/>
-                <wp:effectExtent l="38100" t="38100" r="34925" b="35560"/>
-                <wp:wrapNone/>
-                <wp:docPr id="11" name="잉크 11"/>
-                <wp:cNvGraphicFramePr/>
-                <a:graphic xmlns:a="http://schemas.openxmlformats.org/drawingml/2006/main">
-                  <a:graphicData uri="http://schemas.microsoft.com/office/word/2010/wordprocessingInk">
-                    <w14:contentPart bwMode="auto" r:id="rId17">
-                      <w14:nvContentPartPr>
-                        <w14:cNvContentPartPr/>
-                      </w14:nvContentPartPr>
-                      <w14:xfrm>
-                        <a:off x="0" y="0"/>
-                        <a:ext cx="346075" cy="383540"/>
-                      </w14:xfrm>
-                    </w14:contentPart>
-                  </a:graphicData>
-                </a:graphic>
-              </wp:anchor>
-            </w:drawing>
-          </mc:Choice>
-          <mc:Fallback>
-            <w:pict>
-              <v:shape w14:anchorId="7A3FFEC5" id="잉크 11" o:spid="_x0000_s1026" type="#_x0000_t75" style="position:absolute;left:0;text-align:left;margin-left:482.65pt;margin-top:-2.85pt;width:27.95pt;height:30.9pt;z-index:251687936;visibility:visible;mso-wrap-style:square;mso-wrap-distance-left:9pt;mso-wrap-distance-top:0;mso-wrap-distance-right:9pt;mso-wrap-distance-bottom:0;mso-position-horizontal:absolute;mso-position-horizontal-relative:text;mso-position-vertical:absolute;mso-position-vertical-relative:text" o:gfxdata="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">
-                <v:imagedata r:id="rId18" o:title=""/>
-              </v:shape>
-            </w:pict>
-          </mc:Fallback>
-        </mc:AlternateContent>
-      </w:r>
-      <w:r>
-        <w:rPr>
-          <w:rFonts w:asciiTheme="minorHAnsi" w:eastAsiaTheme="minorHAnsi" w:hAnsiTheme="minorHAnsi"/>
-          <w:bCs/>
-          <w:color w:val="404040" w:themeColor="text1" w:themeTint="BF"/>
-          <w:sz w:val="24"/>
-        </w:rPr>
-        <w:t>2022.</w:t>
-      </w:r>
-      <w:r>
-        <w:rPr>
-          <w:rFonts w:asciiTheme="minorHAnsi" w:eastAsiaTheme="minorHAnsi" w:hAnsiTheme="minorHAnsi"/>
-          <w:bCs/>
-          <w:color w:val="404040" w:themeColor="text1" w:themeTint="BF"/>
-          <w:sz w:val="24"/>
-        </w:rPr>
-        <w:t>06</w:t>
-      </w:r>
-      <w:r>
-        <w:rPr>
-          <w:rFonts w:asciiTheme="minorHAnsi" w:eastAsiaTheme="minorHAnsi" w:hAnsiTheme="minorHAnsi"/>
-          <w:bCs/>
-          <w:color w:val="404040" w:themeColor="text1" w:themeTint="BF"/>
-          <w:sz w:val="24"/>
-        </w:rPr>
-        <w:t xml:space="preserve">. </w:t>
-      </w:r>
-      <w:r>
-        <w:rPr>
-          <w:rFonts w:asciiTheme="minorHAnsi" w:eastAsiaTheme="minorHAnsi" w:hAnsiTheme="minorHAnsi"/>
-          <w:bCs/>
-          <w:color w:val="404040" w:themeColor="text1" w:themeTint="BF"/>
-          <w:sz w:val="24"/>
-        </w:rPr>
-        <w:t>1</w:t>
-      </w:r>
-      <w:r>
-        <w:rPr>
-          <w:rFonts w:asciiTheme="minorHAnsi" w:eastAsiaTheme="minorHAnsi" w:hAnsiTheme="minorHAnsi"/>
-          <w:bCs/>
-          <w:color w:val="404040" w:themeColor="text1" w:themeTint="BF"/>
-          <w:sz w:val="24"/>
-        </w:rPr>
-        <w:t>7</w:t>
-      </w:r>
-      <w:r>
-        <w:rPr>
-          <w:rFonts w:asciiTheme="minorHAnsi" w:eastAsiaTheme="minorHAnsi" w:hAnsiTheme="minorHAnsi"/>
-          <w:bCs/>
-          <w:color w:val="404040" w:themeColor="text1" w:themeTint="BF"/>
-          <w:sz w:val="24"/>
-        </w:rPr>
-        <w:t>.   (성명)</w:t>
-      </w:r>
     </w:p>
     <w:sectPr>
       <w:pgSz w:w="11906" w:h="16838"/>
@@ -16346,64 +11969,6 @@
 </w:styles>
 </file>
 
-<file path=word/ink/ink1.xml><?xml version="1.0" encoding="utf-8"?>
-<inkml:ink xmlns:inkml="http://www.w3.org/2003/InkML">
-  <inkml:definitions>
-    <inkml:context xml:id="ctx0">
-      <inkml:inkSource xml:id="inkSrc0">
-        <inkml:traceFormat>
-          <inkml:channel name="X" type="integer" min="-2.14748E9" max="2.14748E9" units="cm"/>
-          <inkml:channel name="Y" type="integer" min="-2.14748E9" max="2.14748E9" units="cm"/>
-          <inkml:channel name="F" type="integer" max="32767" units="dev"/>
-        </inkml:traceFormat>
-        <inkml:channelProperties>
-          <inkml:channelProperty channel="X" name="resolution" value="1000" units="1/cm"/>
-          <inkml:channelProperty channel="Y" name="resolution" value="1000" units="1/cm"/>
-          <inkml:channelProperty channel="F" name="resolution" value="0" units="1/dev"/>
-        </inkml:channelProperties>
-      </inkml:inkSource>
-      <inkml:timestamp xml:id="ts0" timeString="2022-06-16T06:50:36.553"/>
-    </inkml:context>
-    <inkml:brush xml:id="br0">
-      <inkml:brushProperty name="width" value="0.025" units="cm"/>
-      <inkml:brushProperty name="height" value="0.025" units="cm"/>
-    </inkml:brush>
-  </inkml:definitions>
-  <inkml:trace contextRef="#ctx0" brushRef="#br0">0 0 24575</inkml:trace>
-</inkml:ink>
-</file>
-
-<file path=word/ink/ink2.xml><?xml version="1.0" encoding="utf-8"?>
-<inkml:ink xmlns:inkml="http://www.w3.org/2003/InkML">
-  <inkml:definitions>
-    <inkml:context xml:id="ctx0">
-      <inkml:inkSource xml:id="inkSrc0">
-        <inkml:traceFormat>
-          <inkml:channel name="X" type="integer" min="-2.14748E9" max="2.14748E9" units="cm"/>
-          <inkml:channel name="Y" type="integer" min="-2.14748E9" max="2.14748E9" units="cm"/>
-          <inkml:channel name="F" type="integer" max="32767" units="dev"/>
-        </inkml:traceFormat>
-        <inkml:channelProperties>
-          <inkml:channelProperty channel="X" name="resolution" value="1000" units="1/cm"/>
-          <inkml:channelProperty channel="Y" name="resolution" value="1000" units="1/cm"/>
-          <inkml:channelProperty channel="F" name="resolution" value="0" units="1/dev"/>
-        </inkml:channelProperties>
-      </inkml:inkSource>
-      <inkml:timestamp xml:id="ts0" timeString="2022-06-16T06:50:24.044"/>
-    </inkml:context>
-    <inkml:brush xml:id="br0">
-      <inkml:brushProperty name="width" value="0.025" units="cm"/>
-      <inkml:brushProperty name="height" value="0.025" units="cm"/>
-    </inkml:brush>
-  </inkml:definitions>
-  <inkml:trace contextRef="#ctx0" brushRef="#br0">454 105 24575,'-20'56'0,"8"2"0,5-29 0,2 1 0,0 1 0,1 30 0,2-39 0,0 1 0,-2-1 0,-1 1 0,-9 26 0,7-25 0,0 1 0,2-1 0,-2 28 0,6-43 0,1-1 0,1 0 0,-1 1 0,1-1 0,1 0 0,-1 1 0,1-1 0,1 0 0,0 0 0,0-1 0,0 1 0,1 0 0,6 9 0,-9-15 0,0 0 0,1 1 0,-1-1 0,1 0 0,-1 0 0,1 0 0,0 0 0,0 0 0,0 0 0,0-1 0,0 1 0,0-1 0,0 1 0,1-1 0,-1 0 0,0 1 0,1-1 0,-1-1 0,1 1 0,-1 0 0,1-1 0,0 1 0,-1-1 0,1 0 0,-1 1 0,1-2 0,0 1 0,-1 0 0,1 0 0,0-1 0,-1 1 0,1-1 0,-1 0 0,1 0 0,-1 0 0,1 0 0,-1 0 0,0 0 0,0-1 0,3-1 0,0-1 0,0-1 0,0 0 0,0 0 0,-1 0 0,1 0 0,-1-1 0,-1 0 0,1 0 0,-1 0 0,0 0 0,0 0 0,-1-1 0,1 1 0,1-11 0,-3 10 0,0 1 0,0-1 0,-1 1 0,0-1 0,0 1 0,0-1 0,-1 1 0,0 0 0,0-1 0,-1 1 0,-3-10 0,4 13 0,-1 0 0,0 0 0,0 0 0,0 1 0,0-1 0,-1 0 0,1 1 0,-1-1 0,1 1 0,-1 0 0,0 0 0,0 0 0,0 0 0,0 1 0,0-1 0,0 1 0,-1 0 0,1 0 0,0 0 0,-1 0 0,1 0 0,-7 0 0,10 1 0,-45-2 0,43 2 0,-1 0 0,0 0 0,1 0 0,-1 0 0,1 1 0,-1 0 0,0-1 0,1 1 0,0 0 0,-1 0 0,1 0 0,0 0 0,-1 1 0,-2 1 0,5-3 0,0 0 0,1 0 0,-1 0 0,0 0 0,0 0 0,0 0 0,0 0 0,0 0 0,0 0 0,0 0 0,0 0 0,0 0 0,1 0 0,-1 0 0,0 0 0,0 0 0,0 0 0,0 0 0,0 0 0,0 0 0,0 0 0,1 0 0,-1 0 0,0 0 0,0 0 0,0 0 0,0 0 0,0 0 0,0 0 0,0 0 0,0 0 0,0 0 0,1 0 0,-1 0 0,0 0 0,0 0 0,0 0 0,0 0 0,0 1 0,0-1 0,0 0 0,0 0 0,0 0 0,0 0 0,0 0 0,0 0 0,0 0 0,0 0 0,0 1 0,0-1 0,0 0 0,0 0 0,0 0 0,0 0 0,0 0 0,0 0 0,0 0 0,0 0 0,0 1 0,0-1 0,0 0 0,0 0 0,0 0 0,0 0 0,0 0 0,0 0 0,0 0 0,0 0 0,0 1 0,17-3 0,17-6 0,-2-5 0,-1-2 0,-1-1 0,0-2 0,35-27 0,-17 12 0,-31 23-1365,-1 3-5461</inkml:trace>
-  <inkml:trace contextRef="#ctx0" brushRef="#br0" timeOffset="1648.98">613 1 24575,'12'1'0,"-1"0"0,0 1 0,1 1 0,-1 0 0,0 0 0,0 1 0,-1 1 0,1 0 0,-1 0 0,16 11 0,-24-14 0,-1-1 0,0 0 0,0 0 0,1 1 0,-1-1 0,0 1 0,0-1 0,0 1 0,-1-1 0,1 1 0,0-1 0,-1 1 0,1 0 0,-1-1 0,1 1 0,-1 0 0,0 0 0,1-1 0,-1 1 0,0 0 0,0 0 0,0 0 0,-1-1 0,1 1 0,-1 3 0,-2 1 0,1 0 0,-1 0 0,-1-1 0,1 1 0,-8 8 0,8-10 0,0-1 0,0 1 0,0-1 0,1 1 0,0 0 0,0 0 0,0 0 0,0 0 0,0 1 0,1-1 0,-2 7 0,4-8 0,-1 1 0,0-1 0,1 0 0,0 0 0,0 0 0,0 0 0,0 0 0,0-1 0,1 1 0,2 5 0,-2-6 0,-1 0 0,1 0 0,-1 0 0,0 0 0,0 1 0,0-1 0,0 1 0,0-1 0,-1 0 0,1 1 0,-1-1 0,0 1 0,1-1 0,-1 1 0,0 0 0,0-1 0,-1 1 0,1-1 0,-2 4 0,0 1 0,-2-1 0,1 0 0,-1 0 0,0 0 0,-7 7 0,7-8 0,-1 1 0,1 0 0,0-1 0,1 1 0,-1 1 0,-2 7 0,5-12 0,1 0 0,0-1 0,-1 1 0,1 0 0,0-1 0,0 1 0,0 0 0,0-1 0,1 1 0,-1-1 0,0 1 0,1 0 0,-1-1 0,1 1 0,-1-1 0,1 1 0,0-1 0,0 1 0,0-1 0,0 1 0,0-1 0,0 0 0,0 0 0,0 1 0,0-1 0,1 0 0,-1 0 0,0 0 0,1 0 0,-1-1 0,2 2 0,4 3 0,0 0 0,0 0 0,-1 0 0,0 1 0,0 0 0,-1 1 0,1-1 0,-1 1 0,-1 0 0,1 1 0,-1-1 0,5 14 0,-2 1 0,0 0 0,-2 0 0,4 34 0,-3-24 0,15 46 0,4 24 0,-13-45 0,-7-35 0,-1 0 0,2 36 0,-6-50 0,0-4 0,0-1 0,0 0 0,0 1 0,0-1 0,0 1 0,1-1 0,0 1 0,-1-1 0,1 0 0,1 1 0,-1-1 0,3 6 0,-3-9 0,0 0 0,-1 0 0,1 1 0,-1-1 0,1 0 0,-1 0 0,1 0 0,0 0 0,-1 0 0,1 0 0,-1 0 0,1 0 0,0 0 0,-1-1 0,1 1 0,-1 0 0,1 0 0,-1 0 0,1-1 0,-1 1 0,1 0 0,-1-1 0,1 1 0,-1 0 0,1-1 0,-1 1 0,1-1 0,-1 1 0,0 0 0,1-1 0,-1 1 0,0-1 0,1 0 0,-1 1 0,0-1 0,0 1 0,1-1 0,-1 1 0,0-2 0,12-22 0,7-65 0,-9 38 0,-5 17 0,-1 0 0,-1 0 0,-2 0 0,-6-58 0,5 89 4,-1 1 0,1 0-1,-1-1 1,1 1 0,-1-1-1,0 1 1,0 0 0,0-1-1,0 1 1,0 0 0,0 0-1,-1 0 1,1 0 0,-1 0-1,1 0 1,-1 0 0,0 1-1,0-1 1,0 1 0,0-1-1,0 1 1,0-1 0,0 1-1,0 0 1,0 0 0,-1 0-1,1 1 1,-3-2-1,-6 0-184,1 1 0,-1-1-1,0 2 1,0 0-1,-11 1 1,15-1-202,-17 1-6443</inkml:trace>
-  <inkml:trace contextRef="#ctx0" brushRef="#br0" timeOffset="5015.83">58 502 24575,'-1'0'0,"0"1"0,0-1 0,-1 1 0,1-1 0,0 1 0,0 0 0,0 0 0,0 0 0,0-1 0,0 1 0,0 0 0,0 0 0,0 1 0,1-1 0,-1 0 0,0 0 0,1 0 0,-1 0 0,1 1 0,-1 0 0,-13 34 0,10-27 0,0 6 0,-1 0 0,2 0 0,0 0 0,0 1 0,2-1 0,0 1 0,1 16 0,0-21 0,1 0 0,1 0 0,0 0 0,0 0 0,1 0 0,0 0 0,1-1 0,0 1 0,0-1 0,10 15 0,-13-24 0,0 0 0,-1 1 0,1-1 0,0 1 0,0-1 0,0 0 0,1 0 0,-1 1 0,0-1 0,0 0 0,1 0 0,-1 0 0,1-1 0,-1 1 0,1 0 0,-1 0 0,1-1 0,-1 1 0,1-1 0,0 1 0,-1-1 0,1 0 0,-1 0 0,4 0 0,-2 0 0,-1-1 0,0 0 0,1 0 0,-1 0 0,0 0 0,0-1 0,0 1 0,0-1 0,0 1 0,0-1 0,-1 0 0,1 1 0,0-1 0,2-4 0,4-6 0,-1-1 0,0 0 0,-1 0 0,6-20 0,-7 20 12,-2-1 0,0 1 0,-1-1 0,0 0 0,-1 0 0,0 0 0,-2 0 0,1 0 0,-6-27 0,0 17-309,0 0 0,-2 1 0,0 0 0,-22-40 0,23 48-6529</inkml:trace>
-  <inkml:trace contextRef="#ctx0" brushRef="#br0" timeOffset="5954.96">191 184 24575,'20'55'0,"-13"-18"0,3 12 0,-2 0 0,1 79 0,-11-38 0,4 111 0,10-130 0,-7-51 0,-1-1 0,1 29 0,-5 20 0,9-104 0,19-46 0,-21 61 0,1 1 0,0 0 0,15-27 0,-22 46 3,-1 0 0,1 0-1,-1 0 1,1 1 0,0-1-1,-1 0 1,1 0 0,0 0 0,0 0-1,0 1 1,0-1 0,-1 0-1,1 1 1,0-1 0,0 1 0,0-1-1,0 1 1,0-1 0,1 1-1,-1 0 1,0-1 0,0 1-1,0 0 1,0 0 0,0 0 0,2 0-1,24 13-527,-18-6-388,6 1-5913</inkml:trace>
-  <inkml:trace contextRef="#ctx0" brushRef="#br0" timeOffset="7329.75">454 819 24575,'-4'0'0,"-2"4"0,-4 2 0,-5-1 0,0 4 0,3 5 0,-2 0 0,-2-3 0,1 2 0,3 3 0,0-2 0,-3-2 0,0 1 0,4 2 0,-1-1 0,1-2-8191</inkml:trace>
-</inkml:ink>
-</file>
-
 <file path=word/theme/theme1.xml><?xml version="1.0" encoding="utf-8"?>
 <a:theme xmlns:a="http://schemas.openxmlformats.org/drawingml/2006/main" name="Office 테마">
   <a:themeElements>
